--- a/4.质量管理/2.运行记录类文件/040210-客户满意度调查结果分析报告(截止2025年12月).docx
+++ b/4.质量管理/2.运行记录类文件/040210-客户满意度调查结果分析报告(截止2025年12月).docx
@@ -1,10 +1,10 @@
 
 <file path=word/document.xml><?xml version="1.0" encoding="utf-8"?>
-<w:document xmlns:ve="http://schemas.openxmlformats.org/markup-compatibility/2006" xmlns:o="urn:schemas-microsoft-com:office:office" xmlns:r="http://schemas.openxmlformats.org/officeDocument/2006/relationships" xmlns:m="http://schemas.openxmlformats.org/officeDocument/2006/math" xmlns:v="urn:schemas-microsoft-com:vml" xmlns:wp="http://schemas.openxmlformats.org/drawingml/2006/wordprocessingDrawing" xmlns:w10="urn:schemas-microsoft-com:office:word" xmlns:w="http://schemas.openxmlformats.org/wordprocessingml/2006/main" xmlns:wne="http://schemas.microsoft.com/office/word/2006/wordml">
+<w:document xmlns:wpc="http://schemas.microsoft.com/office/word/2010/wordprocessingCanvas" xmlns:mc="http://schemas.openxmlformats.org/markup-compatibility/2006" xmlns:o="urn:schemas-microsoft-com:office:office" xmlns:r="http://schemas.openxmlformats.org/officeDocument/2006/relationships" xmlns:m="http://schemas.openxmlformats.org/officeDocument/2006/math" xmlns:v="urn:schemas-microsoft-com:vml" xmlns:wp14="http://schemas.microsoft.com/office/word/2010/wordprocessingDrawing" xmlns:wp="http://schemas.openxmlformats.org/drawingml/2006/wordprocessingDrawing" xmlns:w="http://schemas.openxmlformats.org/wordprocessingml/2006/main" xmlns:w14="http://schemas.microsoft.com/office/word/2010/wordml" xmlns:w10="urn:schemas-microsoft-com:office:word" xmlns:w15="http://schemas.microsoft.com/office/word/2012/wordml" xmlns:wpg="http://schemas.microsoft.com/office/word/2010/wordprocessingGroup" xmlns:wpi="http://schemas.microsoft.com/office/word/2010/wordprocessingInk" xmlns:wne="http://schemas.microsoft.com/office/word/2006/wordml" xmlns:wps="http://schemas.microsoft.com/office/word/2010/wordprocessingShape" xmlns:wpsCustomData="http://www.wps.cn/officeDocument/2013/wpsCustomData" mc:Ignorable="w14 w15 wp14">
   <w:body>
     <w:p>
       <w:pPr>
-        <w:pStyle w:val="ae"/>
+        <w:pStyle w:val="34"/>
         <w:widowControl w:val="0"/>
         <w:spacing w:after="1440"/>
         <w:rPr>
@@ -15,7 +15,7 @@
     </w:p>
     <w:p>
       <w:pPr>
-        <w:pStyle w:val="ae"/>
+        <w:pStyle w:val="34"/>
         <w:widowControl w:val="0"/>
         <w:spacing w:after="1440"/>
         <w:rPr>
@@ -34,7 +34,7 @@
     </w:p>
     <w:p>
       <w:pPr>
-        <w:pStyle w:val="af"/>
+        <w:pStyle w:val="35"/>
         <w:widowControl w:val="0"/>
         <w:spacing w:after="2160"/>
         <w:rPr>
@@ -125,7 +125,7 @@
           <w:type w:val="continuous"/>
           <w:pgSz w:w="11910" w:h="16840"/>
           <w:pgMar w:top="1580" w:right="900" w:bottom="280" w:left="920" w:header="720" w:footer="720" w:gutter="0"/>
-          <w:cols w:space="720"/>
+          <w:cols w:space="720" w:num="1"/>
         </w:sectPr>
       </w:pPr>
     </w:p>
@@ -139,31 +139,33 @@
           <w:sz w:val="28"/>
         </w:rPr>
       </w:pPr>
-      <w:proofErr w:type="spellStart"/>
       <w:r>
         <w:rPr>
           <w:sz w:val="28"/>
         </w:rPr>
-        <w:lastRenderedPageBreak/>
         <w:t>文档信息</w:t>
       </w:r>
-      <w:proofErr w:type="spellEnd"/>
     </w:p>
     <w:tbl>
       <w:tblPr>
-        <w:tblStyle w:val="TableNormal0"/>
+        <w:tblStyle w:val="25"/>
         <w:tblW w:w="0" w:type="auto"/>
         <w:tblInd w:w="786" w:type="dxa"/>
         <w:tblBorders>
-          <w:top w:val="single" w:sz="4" w:space="0" w:color="000000"/>
-          <w:left w:val="single" w:sz="4" w:space="0" w:color="000000"/>
-          <w:bottom w:val="single" w:sz="4" w:space="0" w:color="000000"/>
-          <w:right w:val="single" w:sz="4" w:space="0" w:color="000000"/>
-          <w:insideH w:val="single" w:sz="4" w:space="0" w:color="000000"/>
-          <w:insideV w:val="single" w:sz="4" w:space="0" w:color="000000"/>
+          <w:top w:val="single" w:color="000000" w:sz="4" w:space="0"/>
+          <w:left w:val="single" w:color="000000" w:sz="4" w:space="0"/>
+          <w:bottom w:val="single" w:color="000000" w:sz="4" w:space="0"/>
+          <w:right w:val="single" w:color="000000" w:sz="4" w:space="0"/>
+          <w:insideH w:val="single" w:color="000000" w:sz="4" w:space="0"/>
+          <w:insideV w:val="single" w:color="000000" w:sz="4" w:space="0"/>
         </w:tblBorders>
         <w:tblLayout w:type="fixed"/>
-        <w:tblLook w:val="04A0"/>
+        <w:tblCellMar>
+          <w:top w:w="0" w:type="dxa"/>
+          <w:left w:w="0" w:type="dxa"/>
+          <w:bottom w:w="0" w:type="dxa"/>
+          <w:right w:w="0" w:type="dxa"/>
+        </w:tblCellMar>
       </w:tblPr>
       <w:tblGrid>
         <w:gridCol w:w="1843"/>
@@ -173,8 +175,24 @@
         <w:gridCol w:w="1950"/>
       </w:tblGrid>
       <w:tr>
+        <w:tblPrEx>
+          <w:tblBorders>
+            <w:top w:val="single" w:color="000000" w:sz="4" w:space="0"/>
+            <w:left w:val="single" w:color="000000" w:sz="4" w:space="0"/>
+            <w:bottom w:val="single" w:color="000000" w:sz="4" w:space="0"/>
+            <w:right w:val="single" w:color="000000" w:sz="4" w:space="0"/>
+            <w:insideH w:val="single" w:color="000000" w:sz="4" w:space="0"/>
+            <w:insideV w:val="single" w:color="000000" w:sz="4" w:space="0"/>
+          </w:tblBorders>
+          <w:tblCellMar>
+            <w:top w:w="0" w:type="dxa"/>
+            <w:left w:w="0" w:type="dxa"/>
+            <w:bottom w:w="0" w:type="dxa"/>
+            <w:right w:w="0" w:type="dxa"/>
+          </w:tblCellMar>
+        </w:tblPrEx>
         <w:trPr>
-          <w:trHeight w:val="607"/>
+          <w:trHeight w:val="607" w:hRule="atLeast"/>
         </w:trPr>
         <w:tc>
           <w:tcPr>
@@ -182,7 +200,7 @@
           </w:tcPr>
           <w:p>
             <w:pPr>
-              <w:pStyle w:val="TableParagraph"/>
+              <w:pStyle w:val="27"/>
               <w:widowControl w:val="0"/>
               <w:spacing w:before="152"/>
               <w:ind w:left="181" w:right="171"/>
@@ -191,14 +209,12 @@
                 <w:sz w:val="24"/>
               </w:rPr>
             </w:pPr>
-            <w:proofErr w:type="spellStart"/>
             <w:r>
               <w:rPr>
                 <w:sz w:val="24"/>
               </w:rPr>
               <w:t>文档名称编号</w:t>
             </w:r>
-            <w:proofErr w:type="spellEnd"/>
           </w:p>
         </w:tc>
         <w:tc>
@@ -208,7 +224,7 @@
           </w:tcPr>
           <w:p>
             <w:pPr>
-              <w:pStyle w:val="TableParagraph"/>
+              <w:pStyle w:val="27"/>
               <w:widowControl w:val="0"/>
               <w:spacing w:before="152"/>
               <w:ind w:left="108"/>
@@ -228,26 +244,30 @@
               <w:rPr>
                 <w:sz w:val="24"/>
               </w:rPr>
-              <w:t>满意度调查结果分析报告（</w:t>
-            </w:r>
-            <w:r>
-              <w:rPr>
-                <w:sz w:val="24"/>
-              </w:rPr>
-              <w:t>JSYC-ITSS-MYDDCJGFX</w:t>
-            </w:r>
-            <w:r>
-              <w:rPr>
-                <w:sz w:val="24"/>
-              </w:rPr>
-              <w:t>）</w:t>
+              <w:t>满意度调查结果分析报告（JSYC-ITSS-MYDDCJGFX）</w:t>
             </w:r>
           </w:p>
         </w:tc>
       </w:tr>
       <w:tr>
+        <w:tblPrEx>
+          <w:tblBorders>
+            <w:top w:val="single" w:color="000000" w:sz="4" w:space="0"/>
+            <w:left w:val="single" w:color="000000" w:sz="4" w:space="0"/>
+            <w:bottom w:val="single" w:color="000000" w:sz="4" w:space="0"/>
+            <w:right w:val="single" w:color="000000" w:sz="4" w:space="0"/>
+            <w:insideH w:val="single" w:color="000000" w:sz="4" w:space="0"/>
+            <w:insideV w:val="single" w:color="000000" w:sz="4" w:space="0"/>
+          </w:tblBorders>
+          <w:tblCellMar>
+            <w:top w:w="0" w:type="dxa"/>
+            <w:left w:w="0" w:type="dxa"/>
+            <w:bottom w:w="0" w:type="dxa"/>
+            <w:right w:w="0" w:type="dxa"/>
+          </w:tblCellMar>
+        </w:tblPrEx>
         <w:trPr>
-          <w:trHeight w:val="607"/>
+          <w:trHeight w:val="607" w:hRule="atLeast"/>
         </w:trPr>
         <w:tc>
           <w:tcPr>
@@ -255,7 +275,7 @@
           </w:tcPr>
           <w:p>
             <w:pPr>
-              <w:pStyle w:val="TableParagraph"/>
+              <w:pStyle w:val="27"/>
               <w:widowControl w:val="0"/>
               <w:spacing w:before="152"/>
               <w:ind w:left="181" w:right="171"/>
@@ -264,14 +284,12 @@
                 <w:sz w:val="24"/>
               </w:rPr>
             </w:pPr>
-            <w:proofErr w:type="spellStart"/>
             <w:r>
               <w:rPr>
                 <w:sz w:val="24"/>
               </w:rPr>
               <w:t>编制单位</w:t>
             </w:r>
-            <w:proofErr w:type="spellEnd"/>
           </w:p>
         </w:tc>
         <w:tc>
@@ -281,7 +299,7 @@
           </w:tcPr>
           <w:p>
             <w:pPr>
-              <w:pStyle w:val="TableParagraph"/>
+              <w:pStyle w:val="27"/>
               <w:widowControl w:val="0"/>
               <w:spacing w:before="152"/>
               <w:ind w:left="108"/>
@@ -301,8 +319,24 @@
         </w:tc>
       </w:tr>
       <w:tr>
+        <w:tblPrEx>
+          <w:tblBorders>
+            <w:top w:val="single" w:color="000000" w:sz="4" w:space="0"/>
+            <w:left w:val="single" w:color="000000" w:sz="4" w:space="0"/>
+            <w:bottom w:val="single" w:color="000000" w:sz="4" w:space="0"/>
+            <w:right w:val="single" w:color="000000" w:sz="4" w:space="0"/>
+            <w:insideH w:val="single" w:color="000000" w:sz="4" w:space="0"/>
+            <w:insideV w:val="single" w:color="000000" w:sz="4" w:space="0"/>
+          </w:tblBorders>
+          <w:tblCellMar>
+            <w:top w:w="0" w:type="dxa"/>
+            <w:left w:w="0" w:type="dxa"/>
+            <w:bottom w:w="0" w:type="dxa"/>
+            <w:right w:w="0" w:type="dxa"/>
+          </w:tblCellMar>
+        </w:tblPrEx>
         <w:trPr>
-          <w:trHeight w:val="607"/>
+          <w:trHeight w:val="607" w:hRule="atLeast"/>
         </w:trPr>
         <w:tc>
           <w:tcPr>
@@ -310,7 +344,7 @@
           </w:tcPr>
           <w:p>
             <w:pPr>
-              <w:pStyle w:val="TableParagraph"/>
+              <w:pStyle w:val="27"/>
               <w:widowControl w:val="0"/>
               <w:spacing w:before="152"/>
               <w:ind w:left="181" w:right="171"/>
@@ -319,14 +353,12 @@
                 <w:sz w:val="24"/>
               </w:rPr>
             </w:pPr>
-            <w:proofErr w:type="spellStart"/>
             <w:r>
               <w:rPr>
                 <w:sz w:val="24"/>
               </w:rPr>
               <w:t>文档版本</w:t>
             </w:r>
-            <w:proofErr w:type="spellEnd"/>
           </w:p>
         </w:tc>
         <w:tc>
@@ -335,7 +367,7 @@
           </w:tcPr>
           <w:p>
             <w:pPr>
-              <w:pStyle w:val="TableParagraph"/>
+              <w:pStyle w:val="27"/>
               <w:widowControl w:val="0"/>
               <w:spacing w:before="152"/>
               <w:ind w:right="215"/>
@@ -344,14 +376,12 @@
                 <w:sz w:val="24"/>
               </w:rPr>
             </w:pPr>
-            <w:proofErr w:type="spellStart"/>
             <w:r>
               <w:rPr>
                 <w:sz w:val="24"/>
               </w:rPr>
               <w:t>版本日期</w:t>
             </w:r>
-            <w:proofErr w:type="spellEnd"/>
           </w:p>
         </w:tc>
         <w:tc>
@@ -360,7 +390,7 @@
           </w:tcPr>
           <w:p>
             <w:pPr>
-              <w:pStyle w:val="TableParagraph"/>
+              <w:pStyle w:val="27"/>
               <w:widowControl w:val="0"/>
               <w:spacing w:before="152"/>
               <w:ind w:left="672"/>
@@ -368,14 +398,12 @@
                 <w:sz w:val="24"/>
               </w:rPr>
             </w:pPr>
-            <w:proofErr w:type="spellStart"/>
             <w:r>
               <w:rPr>
                 <w:sz w:val="24"/>
               </w:rPr>
               <w:t>版本说明</w:t>
             </w:r>
-            <w:proofErr w:type="spellEnd"/>
           </w:p>
         </w:tc>
         <w:tc>
@@ -384,7 +412,7 @@
           </w:tcPr>
           <w:p>
             <w:pPr>
-              <w:pStyle w:val="TableParagraph"/>
+              <w:pStyle w:val="27"/>
               <w:widowControl w:val="0"/>
               <w:spacing w:before="152"/>
               <w:ind w:left="399" w:right="390"/>
@@ -393,14 +421,12 @@
                 <w:sz w:val="24"/>
               </w:rPr>
             </w:pPr>
-            <w:proofErr w:type="spellStart"/>
             <w:r>
               <w:rPr>
                 <w:sz w:val="24"/>
               </w:rPr>
               <w:t>作者</w:t>
             </w:r>
-            <w:proofErr w:type="spellEnd"/>
           </w:p>
         </w:tc>
         <w:tc>
@@ -409,7 +435,7 @@
           </w:tcPr>
           <w:p>
             <w:pPr>
-              <w:pStyle w:val="TableParagraph"/>
+              <w:pStyle w:val="27"/>
               <w:widowControl w:val="0"/>
               <w:spacing w:before="152"/>
               <w:ind w:left="595" w:right="585"/>
@@ -418,20 +444,34 @@
                 <w:sz w:val="24"/>
               </w:rPr>
             </w:pPr>
-            <w:proofErr w:type="spellStart"/>
             <w:r>
               <w:rPr>
                 <w:sz w:val="24"/>
               </w:rPr>
               <w:t>审核</w:t>
             </w:r>
-            <w:proofErr w:type="spellEnd"/>
           </w:p>
         </w:tc>
       </w:tr>
       <w:tr>
+        <w:tblPrEx>
+          <w:tblBorders>
+            <w:top w:val="single" w:color="000000" w:sz="4" w:space="0"/>
+            <w:left w:val="single" w:color="000000" w:sz="4" w:space="0"/>
+            <w:bottom w:val="single" w:color="000000" w:sz="4" w:space="0"/>
+            <w:right w:val="single" w:color="000000" w:sz="4" w:space="0"/>
+            <w:insideH w:val="single" w:color="000000" w:sz="4" w:space="0"/>
+            <w:insideV w:val="single" w:color="000000" w:sz="4" w:space="0"/>
+          </w:tblBorders>
+          <w:tblCellMar>
+            <w:top w:w="0" w:type="dxa"/>
+            <w:left w:w="0" w:type="dxa"/>
+            <w:bottom w:w="0" w:type="dxa"/>
+            <w:right w:w="0" w:type="dxa"/>
+          </w:tblCellMar>
+        </w:tblPrEx>
         <w:trPr>
-          <w:trHeight w:val="475"/>
+          <w:trHeight w:val="475" w:hRule="atLeast"/>
         </w:trPr>
         <w:tc>
           <w:tcPr>
@@ -439,7 +479,7 @@
           </w:tcPr>
           <w:p>
             <w:pPr>
-              <w:pStyle w:val="TableParagraph"/>
+              <w:pStyle w:val="27"/>
               <w:widowControl w:val="0"/>
               <w:spacing w:before="119"/>
               <w:ind w:left="180" w:right="171"/>
@@ -451,7 +491,7 @@
             </w:pPr>
             <w:r>
               <w:rPr>
-                <w:rFonts w:ascii="宋体" w:hAnsi="宋体" w:cs="宋体" w:hint="eastAsia"/>
+                <w:rFonts w:hint="eastAsia" w:ascii="宋体" w:hAnsi="宋体" w:cs="宋体"/>
                 <w:sz w:val="24"/>
               </w:rPr>
               <w:t>V1.0</w:t>
@@ -464,7 +504,7 @@
           </w:tcPr>
           <w:p>
             <w:pPr>
-              <w:pStyle w:val="TableParagraph"/>
+              <w:pStyle w:val="27"/>
               <w:widowControl w:val="0"/>
               <w:spacing w:before="119"/>
               <w:ind w:right="155"/>
@@ -477,14 +517,14 @@
             </w:pPr>
             <w:r>
               <w:rPr>
-                <w:rFonts w:ascii="宋体" w:hAnsi="宋体" w:cs="宋体" w:hint="eastAsia"/>
+                <w:rFonts w:hint="eastAsia" w:ascii="宋体" w:hAnsi="宋体" w:cs="宋体"/>
                 <w:sz w:val="24"/>
               </w:rPr>
               <w:t>202</w:t>
             </w:r>
             <w:r>
               <w:rPr>
-                <w:rFonts w:ascii="宋体" w:hAnsi="宋体" w:cs="宋体" w:hint="eastAsia"/>
+                <w:rFonts w:hint="eastAsia" w:ascii="宋体" w:hAnsi="宋体" w:cs="宋体"/>
                 <w:sz w:val="24"/>
                 <w:lang w:eastAsia="zh-CN"/>
               </w:rPr>
@@ -492,14 +532,14 @@
             </w:r>
             <w:r>
               <w:rPr>
-                <w:rFonts w:ascii="宋体" w:hAnsi="宋体" w:cs="宋体" w:hint="eastAsia"/>
+                <w:rFonts w:hint="eastAsia" w:ascii="宋体" w:hAnsi="宋体" w:cs="宋体"/>
                 <w:sz w:val="24"/>
               </w:rPr>
               <w:t>-</w:t>
             </w:r>
             <w:r>
               <w:rPr>
-                <w:rFonts w:ascii="宋体" w:hAnsi="宋体" w:cs="宋体" w:hint="eastAsia"/>
+                <w:rFonts w:hint="eastAsia" w:ascii="宋体" w:hAnsi="宋体" w:cs="宋体"/>
                 <w:sz w:val="24"/>
                 <w:lang w:eastAsia="zh-CN"/>
               </w:rPr>
@@ -507,14 +547,14 @@
             </w:r>
             <w:r>
               <w:rPr>
-                <w:rFonts w:ascii="宋体" w:hAnsi="宋体" w:cs="宋体" w:hint="eastAsia"/>
+                <w:rFonts w:hint="eastAsia" w:ascii="宋体" w:hAnsi="宋体" w:cs="宋体"/>
                 <w:sz w:val="24"/>
               </w:rPr>
               <w:t>-</w:t>
             </w:r>
             <w:r>
               <w:rPr>
-                <w:rFonts w:ascii="宋体" w:hAnsi="宋体" w:cs="宋体" w:hint="eastAsia"/>
+                <w:rFonts w:hint="eastAsia" w:ascii="宋体" w:hAnsi="宋体" w:cs="宋体"/>
                 <w:sz w:val="24"/>
                 <w:lang w:eastAsia="zh-CN"/>
               </w:rPr>
@@ -528,7 +568,7 @@
           </w:tcPr>
           <w:p>
             <w:pPr>
-              <w:pStyle w:val="TableParagraph"/>
+              <w:pStyle w:val="27"/>
               <w:widowControl w:val="0"/>
               <w:spacing w:before="85"/>
               <w:ind w:left="672"/>
@@ -536,14 +576,12 @@
                 <w:sz w:val="24"/>
               </w:rPr>
             </w:pPr>
-            <w:proofErr w:type="spellStart"/>
             <w:r>
               <w:rPr>
                 <w:sz w:val="24"/>
               </w:rPr>
               <w:t>发布版本</w:t>
             </w:r>
-            <w:proofErr w:type="spellEnd"/>
           </w:p>
         </w:tc>
         <w:tc>
@@ -552,7 +590,7 @@
           </w:tcPr>
           <w:p>
             <w:pPr>
-              <w:pStyle w:val="TableParagraph"/>
+              <w:pStyle w:val="27"/>
               <w:widowControl w:val="0"/>
               <w:spacing w:before="85"/>
               <w:ind w:left="399" w:right="390"/>
@@ -578,7 +616,7 @@
           </w:tcPr>
           <w:p>
             <w:pPr>
-              <w:pStyle w:val="TableParagraph"/>
+              <w:pStyle w:val="27"/>
               <w:widowControl w:val="0"/>
               <w:spacing w:before="85"/>
               <w:ind w:left="595" w:right="585"/>
@@ -587,20 +625,34 @@
                 <w:sz w:val="24"/>
               </w:rPr>
             </w:pPr>
-            <w:proofErr w:type="spellStart"/>
             <w:r>
               <w:rPr>
                 <w:sz w:val="24"/>
               </w:rPr>
               <w:t>史晓玲</w:t>
             </w:r>
-            <w:proofErr w:type="spellEnd"/>
           </w:p>
         </w:tc>
       </w:tr>
       <w:tr>
+        <w:tblPrEx>
+          <w:tblBorders>
+            <w:top w:val="single" w:color="000000" w:sz="4" w:space="0"/>
+            <w:left w:val="single" w:color="000000" w:sz="4" w:space="0"/>
+            <w:bottom w:val="single" w:color="000000" w:sz="4" w:space="0"/>
+            <w:right w:val="single" w:color="000000" w:sz="4" w:space="0"/>
+            <w:insideH w:val="single" w:color="000000" w:sz="4" w:space="0"/>
+            <w:insideV w:val="single" w:color="000000" w:sz="4" w:space="0"/>
+          </w:tblBorders>
+          <w:tblCellMar>
+            <w:top w:w="0" w:type="dxa"/>
+            <w:left w:w="0" w:type="dxa"/>
+            <w:bottom w:w="0" w:type="dxa"/>
+            <w:right w:w="0" w:type="dxa"/>
+          </w:tblCellMar>
+        </w:tblPrEx>
         <w:trPr>
-          <w:trHeight w:val="475"/>
+          <w:trHeight w:val="475" w:hRule="atLeast"/>
         </w:trPr>
         <w:tc>
           <w:tcPr>
@@ -608,7 +660,7 @@
           </w:tcPr>
           <w:p>
             <w:pPr>
-              <w:pStyle w:val="TableParagraph"/>
+              <w:pStyle w:val="27"/>
               <w:widowControl w:val="0"/>
               <w:spacing w:before="0"/>
               <w:rPr>
@@ -624,7 +676,7 @@
           </w:tcPr>
           <w:p>
             <w:pPr>
-              <w:pStyle w:val="TableParagraph"/>
+              <w:pStyle w:val="27"/>
               <w:widowControl w:val="0"/>
               <w:spacing w:before="0"/>
               <w:rPr>
@@ -640,7 +692,7 @@
           </w:tcPr>
           <w:p>
             <w:pPr>
-              <w:pStyle w:val="TableParagraph"/>
+              <w:pStyle w:val="27"/>
               <w:widowControl w:val="0"/>
               <w:spacing w:before="0"/>
               <w:rPr>
@@ -656,7 +708,7 @@
           </w:tcPr>
           <w:p>
             <w:pPr>
-              <w:pStyle w:val="TableParagraph"/>
+              <w:pStyle w:val="27"/>
               <w:widowControl w:val="0"/>
               <w:spacing w:before="0"/>
               <w:rPr>
@@ -672,7 +724,7 @@
           </w:tcPr>
           <w:p>
             <w:pPr>
-              <w:pStyle w:val="TableParagraph"/>
+              <w:pStyle w:val="27"/>
               <w:widowControl w:val="0"/>
               <w:spacing w:before="0"/>
               <w:rPr>
@@ -684,8 +736,24 @@
         </w:tc>
       </w:tr>
       <w:tr>
+        <w:tblPrEx>
+          <w:tblBorders>
+            <w:top w:val="single" w:color="000000" w:sz="4" w:space="0"/>
+            <w:left w:val="single" w:color="000000" w:sz="4" w:space="0"/>
+            <w:bottom w:val="single" w:color="000000" w:sz="4" w:space="0"/>
+            <w:right w:val="single" w:color="000000" w:sz="4" w:space="0"/>
+            <w:insideH w:val="single" w:color="000000" w:sz="4" w:space="0"/>
+            <w:insideV w:val="single" w:color="000000" w:sz="4" w:space="0"/>
+          </w:tblBorders>
+          <w:tblCellMar>
+            <w:top w:w="0" w:type="dxa"/>
+            <w:left w:w="0" w:type="dxa"/>
+            <w:bottom w:w="0" w:type="dxa"/>
+            <w:right w:w="0" w:type="dxa"/>
+          </w:tblCellMar>
+        </w:tblPrEx>
         <w:trPr>
-          <w:trHeight w:val="585"/>
+          <w:trHeight w:val="585" w:hRule="atLeast"/>
         </w:trPr>
         <w:tc>
           <w:tcPr>
@@ -693,7 +761,7 @@
           </w:tcPr>
           <w:p>
             <w:pPr>
-              <w:pStyle w:val="TableParagraph"/>
+              <w:pStyle w:val="27"/>
               <w:widowControl w:val="0"/>
               <w:spacing w:before="0"/>
               <w:rPr>
@@ -709,7 +777,7 @@
           </w:tcPr>
           <w:p>
             <w:pPr>
-              <w:pStyle w:val="TableParagraph"/>
+              <w:pStyle w:val="27"/>
               <w:widowControl w:val="0"/>
               <w:spacing w:before="0"/>
               <w:rPr>
@@ -725,7 +793,7 @@
           </w:tcPr>
           <w:p>
             <w:pPr>
-              <w:pStyle w:val="TableParagraph"/>
+              <w:pStyle w:val="27"/>
               <w:widowControl w:val="0"/>
               <w:spacing w:before="0"/>
               <w:rPr>
@@ -741,7 +809,7 @@
           </w:tcPr>
           <w:p>
             <w:pPr>
-              <w:pStyle w:val="TableParagraph"/>
+              <w:pStyle w:val="27"/>
               <w:widowControl w:val="0"/>
               <w:spacing w:before="0"/>
               <w:rPr>
@@ -757,7 +825,7 @@
           </w:tcPr>
           <w:p>
             <w:pPr>
-              <w:pStyle w:val="TableParagraph"/>
+              <w:pStyle w:val="27"/>
               <w:widowControl w:val="0"/>
               <w:spacing w:before="0"/>
               <w:rPr>
@@ -779,13 +847,13 @@
         <w:sectPr>
           <w:pgSz w:w="11910" w:h="16840"/>
           <w:pgMar w:top="1580" w:right="900" w:bottom="280" w:left="920" w:header="720" w:footer="720" w:gutter="0"/>
-          <w:cols w:space="720"/>
+          <w:cols w:space="720" w:num="1"/>
         </w:sectPr>
       </w:pPr>
     </w:p>
     <w:p>
       <w:pPr>
-        <w:pStyle w:val="a4"/>
+        <w:pStyle w:val="12"/>
         <w:widowControl w:val="0"/>
         <w:spacing w:before="9"/>
         <w:rPr>
@@ -796,7 +864,7 @@
     <w:sdt>
       <w:sdtPr>
         <w:rPr>
-          <w:rFonts w:ascii="Microsoft JhengHei" w:eastAsia="Microsoft JhengHei" w:hAnsi="Microsoft JhengHei" w:cs="Microsoft JhengHei" w:hint="eastAsia"/>
+          <w:rFonts w:hint="eastAsia" w:ascii="Microsoft JhengHei" w:hAnsi="Microsoft JhengHei" w:eastAsia="Microsoft JhengHei" w:cs="Microsoft JhengHei"/>
           <w:sz w:val="24"/>
           <w:szCs w:val="24"/>
         </w:rPr>
@@ -808,6 +876,9 @@
       </w:sdtPr>
       <w:sdtEndPr>
         <w:rPr>
+          <w:rFonts w:hint="eastAsia" w:ascii="Microsoft JhengHei" w:hAnsi="Microsoft JhengHei" w:eastAsia="Microsoft JhengHei" w:cs="Microsoft JhengHei"/>
+          <w:sz w:val="24"/>
+          <w:szCs w:val="24"/>
           <w:lang w:eastAsia="zh-CN"/>
         </w:rPr>
       </w:sdtEndPr>
@@ -818,32 +889,30 @@
             <w:spacing w:line="240" w:lineRule="auto"/>
             <w:jc w:val="center"/>
             <w:rPr>
-              <w:rFonts w:ascii="Microsoft JhengHei" w:eastAsia="Microsoft JhengHei" w:hAnsi="Microsoft JhengHei" w:cs="Microsoft JhengHei"/>
+              <w:rFonts w:ascii="Microsoft JhengHei" w:hAnsi="Microsoft JhengHei" w:eastAsia="Microsoft JhengHei" w:cs="Microsoft JhengHei"/>
               <w:sz w:val="24"/>
               <w:szCs w:val="24"/>
             </w:rPr>
           </w:pPr>
-          <w:proofErr w:type="spellStart"/>
           <w:r>
             <w:rPr>
-              <w:rFonts w:ascii="Microsoft JhengHei" w:eastAsia="Microsoft JhengHei" w:hAnsi="Microsoft JhengHei" w:cs="Microsoft JhengHei" w:hint="eastAsia"/>
+              <w:rFonts w:hint="eastAsia" w:ascii="Microsoft JhengHei" w:hAnsi="Microsoft JhengHei" w:eastAsia="Microsoft JhengHei" w:cs="Microsoft JhengHei"/>
               <w:sz w:val="24"/>
               <w:szCs w:val="24"/>
             </w:rPr>
             <w:t>目录</w:t>
           </w:r>
-          <w:proofErr w:type="spellEnd"/>
         </w:p>
         <w:p>
           <w:pPr>
-            <w:pStyle w:val="10"/>
+            <w:pStyle w:val="17"/>
             <w:tabs>
               <w:tab w:val="right" w:leader="dot" w:pos="10090"/>
             </w:tabs>
           </w:pPr>
           <w:r>
             <w:rPr>
-              <w:rFonts w:ascii="Microsoft JhengHei" w:hAnsi="Microsoft JhengHei" w:cs="Microsoft JhengHei" w:hint="eastAsia"/>
+              <w:rFonts w:hint="eastAsia" w:ascii="Microsoft JhengHei" w:hAnsi="Microsoft JhengHei" w:cs="Microsoft JhengHei"/>
               <w:szCs w:val="24"/>
               <w:lang w:eastAsia="zh-CN"/>
             </w:rPr>
@@ -851,7 +920,7 @@
           </w:r>
           <w:r>
             <w:rPr>
-              <w:rFonts w:ascii="Microsoft JhengHei" w:hAnsi="Microsoft JhengHei" w:cs="Microsoft JhengHei" w:hint="eastAsia"/>
+              <w:rFonts w:hint="eastAsia" w:ascii="Microsoft JhengHei" w:hAnsi="Microsoft JhengHei" w:cs="Microsoft JhengHei"/>
               <w:szCs w:val="24"/>
               <w:lang w:eastAsia="zh-CN"/>
             </w:rPr>
@@ -859,335 +928,395 @@
           </w:r>
           <w:r>
             <w:rPr>
-              <w:rFonts w:ascii="Microsoft JhengHei" w:hAnsi="Microsoft JhengHei" w:cs="Microsoft JhengHei" w:hint="eastAsia"/>
+              <w:rFonts w:hint="eastAsia" w:ascii="Microsoft JhengHei" w:hAnsi="Microsoft JhengHei" w:cs="Microsoft JhengHei"/>
               <w:szCs w:val="24"/>
               <w:lang w:eastAsia="zh-CN"/>
             </w:rPr>
             <w:fldChar w:fldCharType="separate"/>
           </w:r>
-          <w:hyperlink w:anchor="_Toc19682" w:history="1">
-            <w:r>
-              <w:rPr>
-                <w:rFonts w:hint="eastAsia"/>
-                <w:lang w:eastAsia="zh-CN"/>
-              </w:rPr>
-              <w:t>客户满意度调查结果分析报告</w:t>
-            </w:r>
-            <w:r>
-              <w:tab/>
-            </w:r>
-            <w:r>
-              <w:fldChar w:fldCharType="begin"/>
-            </w:r>
-            <w:r>
-              <w:instrText xml:space="preserve"> PAGEREF _Toc19682 \h </w:instrText>
-            </w:r>
-            <w:r>
-              <w:fldChar w:fldCharType="separate"/>
-            </w:r>
-            <w:r>
-              <w:t>1</w:t>
-            </w:r>
-            <w:r>
-              <w:fldChar w:fldCharType="end"/>
-            </w:r>
-          </w:hyperlink>
+          <w:r>
+            <w:fldChar w:fldCharType="begin"/>
+          </w:r>
+          <w:r>
+            <w:instrText xml:space="preserve"> HYPERLINK \l "_Toc19682" </w:instrText>
+          </w:r>
+          <w:r>
+            <w:fldChar w:fldCharType="separate"/>
+          </w:r>
+          <w:r>
+            <w:rPr>
+              <w:rFonts w:hint="eastAsia"/>
+              <w:lang w:eastAsia="zh-CN"/>
+            </w:rPr>
+            <w:t>客户满意度调查结果分析报告</w:t>
+          </w:r>
+          <w:r>
+            <w:tab/>
+          </w:r>
+          <w:r>
+            <w:fldChar w:fldCharType="begin"/>
+          </w:r>
+          <w:r>
+            <w:instrText xml:space="preserve"> PAGEREF _Toc19682 \h </w:instrText>
+          </w:r>
+          <w:r>
+            <w:fldChar w:fldCharType="separate"/>
+          </w:r>
+          <w:r>
+            <w:t>1</w:t>
+          </w:r>
+          <w:r>
+            <w:fldChar w:fldCharType="end"/>
+          </w:r>
+          <w:r>
+            <w:fldChar w:fldCharType="end"/>
+          </w:r>
         </w:p>
         <w:p>
           <w:pPr>
-            <w:pStyle w:val="10"/>
+            <w:pStyle w:val="17"/>
             <w:tabs>
               <w:tab w:val="right" w:leader="dot" w:pos="10090"/>
             </w:tabs>
           </w:pPr>
-          <w:hyperlink w:anchor="_Toc24026" w:history="1">
-            <w:r>
-              <w:rPr>
-                <w:lang w:eastAsia="zh-CN"/>
-              </w:rPr>
-              <w:t>江苏云储智能科技有限公司</w:t>
-            </w:r>
-            <w:r>
-              <w:tab/>
-            </w:r>
-            <w:r>
-              <w:fldChar w:fldCharType="begin"/>
-            </w:r>
-            <w:r>
-              <w:instrText xml:space="preserve"> PAGEREF _Toc24026 \h </w:instrText>
-            </w:r>
-            <w:r>
-              <w:fldChar w:fldCharType="separate"/>
-            </w:r>
-            <w:r>
-              <w:t>1</w:t>
-            </w:r>
-            <w:r>
-              <w:fldChar w:fldCharType="end"/>
-            </w:r>
-          </w:hyperlink>
+          <w:r>
+            <w:fldChar w:fldCharType="begin"/>
+          </w:r>
+          <w:r>
+            <w:instrText xml:space="preserve"> HYPERLINK \l "_Toc24026" </w:instrText>
+          </w:r>
+          <w:r>
+            <w:fldChar w:fldCharType="separate"/>
+          </w:r>
+          <w:r>
+            <w:rPr>
+              <w:lang w:eastAsia="zh-CN"/>
+            </w:rPr>
+            <w:t>江苏云储智能科技有限公司</w:t>
+          </w:r>
+          <w:r>
+            <w:tab/>
+          </w:r>
+          <w:r>
+            <w:fldChar w:fldCharType="begin"/>
+          </w:r>
+          <w:r>
+            <w:instrText xml:space="preserve"> PAGEREF _Toc24026 \h </w:instrText>
+          </w:r>
+          <w:r>
+            <w:fldChar w:fldCharType="separate"/>
+          </w:r>
+          <w:r>
+            <w:t>1</w:t>
+          </w:r>
+          <w:r>
+            <w:fldChar w:fldCharType="end"/>
+          </w:r>
+          <w:r>
+            <w:fldChar w:fldCharType="end"/>
+          </w:r>
         </w:p>
         <w:p>
           <w:pPr>
-            <w:pStyle w:val="10"/>
+            <w:pStyle w:val="17"/>
             <w:tabs>
               <w:tab w:val="right" w:leader="dot" w:pos="10090"/>
             </w:tabs>
           </w:pPr>
-          <w:hyperlink w:anchor="_Toc3504" w:history="1">
-            <w:r>
-              <w:t xml:space="preserve">1. </w:t>
-            </w:r>
-            <w:r>
-              <w:t>目的</w:t>
-            </w:r>
-            <w:r>
-              <w:tab/>
-            </w:r>
-            <w:r>
-              <w:fldChar w:fldCharType="begin"/>
-            </w:r>
-            <w:r>
-              <w:instrText xml:space="preserve"> PAGEREF _Toc3504 \h </w:instrText>
-            </w:r>
-            <w:r>
-              <w:fldChar w:fldCharType="separate"/>
-            </w:r>
-            <w:r>
-              <w:t>4</w:t>
-            </w:r>
-            <w:r>
-              <w:fldChar w:fldCharType="end"/>
-            </w:r>
-          </w:hyperlink>
+          <w:r>
+            <w:fldChar w:fldCharType="begin"/>
+          </w:r>
+          <w:r>
+            <w:instrText xml:space="preserve"> HYPERLINK \l "_Toc3504" </w:instrText>
+          </w:r>
+          <w:r>
+            <w:fldChar w:fldCharType="separate"/>
+          </w:r>
+          <w:r>
+            <w:t>1. 目的</w:t>
+          </w:r>
+          <w:r>
+            <w:tab/>
+          </w:r>
+          <w:r>
+            <w:fldChar w:fldCharType="begin"/>
+          </w:r>
+          <w:r>
+            <w:instrText xml:space="preserve"> PAGEREF _Toc3504 \h </w:instrText>
+          </w:r>
+          <w:r>
+            <w:fldChar w:fldCharType="separate"/>
+          </w:r>
+          <w:r>
+            <w:t>4</w:t>
+          </w:r>
+          <w:r>
+            <w:fldChar w:fldCharType="end"/>
+          </w:r>
+          <w:r>
+            <w:fldChar w:fldCharType="end"/>
+          </w:r>
         </w:p>
         <w:p>
           <w:pPr>
-            <w:pStyle w:val="10"/>
+            <w:pStyle w:val="17"/>
             <w:tabs>
               <w:tab w:val="right" w:leader="dot" w:pos="10090"/>
             </w:tabs>
           </w:pPr>
-          <w:hyperlink w:anchor="_Toc10595" w:history="1">
-            <w:r>
-              <w:t xml:space="preserve">2. </w:t>
-            </w:r>
-            <w:r>
-              <w:t>适用范围</w:t>
-            </w:r>
-            <w:r>
-              <w:tab/>
-            </w:r>
-            <w:r>
-              <w:fldChar w:fldCharType="begin"/>
-            </w:r>
-            <w:r>
-              <w:instrText xml:space="preserve"> PAGEREF _Toc10595 \h </w:instrText>
-            </w:r>
-            <w:r>
-              <w:fldChar w:fldCharType="separate"/>
-            </w:r>
-            <w:r>
-              <w:t>4</w:t>
-            </w:r>
-            <w:r>
-              <w:fldChar w:fldCharType="end"/>
-            </w:r>
-          </w:hyperlink>
+          <w:r>
+            <w:fldChar w:fldCharType="begin"/>
+          </w:r>
+          <w:r>
+            <w:instrText xml:space="preserve"> HYPERLINK \l "_Toc10595" </w:instrText>
+          </w:r>
+          <w:r>
+            <w:fldChar w:fldCharType="separate"/>
+          </w:r>
+          <w:r>
+            <w:t>2. 适用范围</w:t>
+          </w:r>
+          <w:r>
+            <w:tab/>
+          </w:r>
+          <w:r>
+            <w:fldChar w:fldCharType="begin"/>
+          </w:r>
+          <w:r>
+            <w:instrText xml:space="preserve"> PAGEREF _Toc10595 \h </w:instrText>
+          </w:r>
+          <w:r>
+            <w:fldChar w:fldCharType="separate"/>
+          </w:r>
+          <w:r>
+            <w:t>4</w:t>
+          </w:r>
+          <w:r>
+            <w:fldChar w:fldCharType="end"/>
+          </w:r>
+          <w:r>
+            <w:fldChar w:fldCharType="end"/>
+          </w:r>
         </w:p>
         <w:p>
           <w:pPr>
-            <w:pStyle w:val="10"/>
+            <w:pStyle w:val="17"/>
             <w:tabs>
               <w:tab w:val="right" w:leader="dot" w:pos="10090"/>
             </w:tabs>
           </w:pPr>
-          <w:hyperlink w:anchor="_Toc6744" w:history="1">
-            <w:r>
-              <w:t xml:space="preserve">3. </w:t>
-            </w:r>
-            <w:r>
-              <w:t>引用文件</w:t>
-            </w:r>
-            <w:r>
-              <w:tab/>
-            </w:r>
-            <w:r>
-              <w:fldChar w:fldCharType="begin"/>
-            </w:r>
-            <w:r>
-              <w:instrText xml:space="preserve"> PAGEREF _Toc6744 \h </w:instrText>
-            </w:r>
-            <w:r>
-              <w:fldChar w:fldCharType="separate"/>
-            </w:r>
-            <w:r>
-              <w:t>4</w:t>
-            </w:r>
-            <w:r>
-              <w:fldChar w:fldCharType="end"/>
-            </w:r>
-          </w:hyperlink>
+          <w:r>
+            <w:fldChar w:fldCharType="begin"/>
+          </w:r>
+          <w:r>
+            <w:instrText xml:space="preserve"> HYPERLINK \l "_Toc6744" </w:instrText>
+          </w:r>
+          <w:r>
+            <w:fldChar w:fldCharType="separate"/>
+          </w:r>
+          <w:r>
+            <w:t>3. 引用文件</w:t>
+          </w:r>
+          <w:r>
+            <w:tab/>
+          </w:r>
+          <w:r>
+            <w:fldChar w:fldCharType="begin"/>
+          </w:r>
+          <w:r>
+            <w:instrText xml:space="preserve"> PAGEREF _Toc6744 \h </w:instrText>
+          </w:r>
+          <w:r>
+            <w:fldChar w:fldCharType="separate"/>
+          </w:r>
+          <w:r>
+            <w:t>4</w:t>
+          </w:r>
+          <w:r>
+            <w:fldChar w:fldCharType="end"/>
+          </w:r>
+          <w:r>
+            <w:fldChar w:fldCharType="end"/>
+          </w:r>
         </w:p>
         <w:p>
           <w:pPr>
-            <w:pStyle w:val="10"/>
+            <w:pStyle w:val="17"/>
             <w:tabs>
               <w:tab w:val="right" w:leader="dot" w:pos="10090"/>
             </w:tabs>
           </w:pPr>
-          <w:hyperlink w:anchor="_Toc27196" w:history="1">
-            <w:r>
-              <w:t xml:space="preserve">4. </w:t>
-            </w:r>
-            <w:r>
-              <w:t>术语与定义</w:t>
-            </w:r>
-            <w:r>
-              <w:tab/>
-            </w:r>
-            <w:r>
-              <w:fldChar w:fldCharType="begin"/>
-            </w:r>
-            <w:r>
-              <w:instrText xml:space="preserve"> PAGEREF _Toc27196 \h </w:instrText>
-            </w:r>
-            <w:r>
-              <w:fldChar w:fldCharType="separate"/>
-            </w:r>
-            <w:r>
-              <w:t>4</w:t>
-            </w:r>
-            <w:r>
-              <w:fldChar w:fldCharType="end"/>
-            </w:r>
-          </w:hyperlink>
+          <w:r>
+            <w:fldChar w:fldCharType="begin"/>
+          </w:r>
+          <w:r>
+            <w:instrText xml:space="preserve"> HYPERLINK \l "_Toc27196" </w:instrText>
+          </w:r>
+          <w:r>
+            <w:fldChar w:fldCharType="separate"/>
+          </w:r>
+          <w:r>
+            <w:t>4. 术语与定义</w:t>
+          </w:r>
+          <w:r>
+            <w:tab/>
+          </w:r>
+          <w:r>
+            <w:fldChar w:fldCharType="begin"/>
+          </w:r>
+          <w:r>
+            <w:instrText xml:space="preserve"> PAGEREF _Toc27196 \h </w:instrText>
+          </w:r>
+          <w:r>
+            <w:fldChar w:fldCharType="separate"/>
+          </w:r>
+          <w:r>
+            <w:t>4</w:t>
+          </w:r>
+          <w:r>
+            <w:fldChar w:fldCharType="end"/>
+          </w:r>
+          <w:r>
+            <w:fldChar w:fldCharType="end"/>
+          </w:r>
         </w:p>
         <w:p>
           <w:pPr>
-            <w:pStyle w:val="10"/>
+            <w:pStyle w:val="17"/>
             <w:tabs>
               <w:tab w:val="right" w:leader="dot" w:pos="10090"/>
             </w:tabs>
           </w:pPr>
-          <w:hyperlink w:anchor="_Toc1398" w:history="1">
-            <w:r>
-              <w:rPr>
-                <w:lang w:eastAsia="zh-CN"/>
-              </w:rPr>
-              <w:t xml:space="preserve">5. </w:t>
-            </w:r>
-            <w:r>
-              <w:rPr>
-                <w:lang w:eastAsia="zh-CN"/>
-              </w:rPr>
-              <w:t>客户满意度调查结果统计及分析报告</w:t>
-            </w:r>
-            <w:r>
-              <w:tab/>
-            </w:r>
-            <w:r>
-              <w:fldChar w:fldCharType="begin"/>
-            </w:r>
-            <w:r>
-              <w:instrText xml:space="preserve"> PAGEREF _Toc1398 \h </w:instrText>
-            </w:r>
-            <w:r>
-              <w:fldChar w:fldCharType="separate"/>
-            </w:r>
-            <w:r>
-              <w:t>4</w:t>
-            </w:r>
-            <w:r>
-              <w:fldChar w:fldCharType="end"/>
-            </w:r>
-          </w:hyperlink>
+          <w:r>
+            <w:fldChar w:fldCharType="begin"/>
+          </w:r>
+          <w:r>
+            <w:instrText xml:space="preserve"> HYPERLINK \l "_Toc1398" </w:instrText>
+          </w:r>
+          <w:r>
+            <w:fldChar w:fldCharType="separate"/>
+          </w:r>
+          <w:r>
+            <w:rPr>
+              <w:lang w:eastAsia="zh-CN"/>
+            </w:rPr>
+            <w:t>5. 客户满意度调查结果统计及分析报告</w:t>
+          </w:r>
+          <w:r>
+            <w:tab/>
+          </w:r>
+          <w:r>
+            <w:fldChar w:fldCharType="begin"/>
+          </w:r>
+          <w:r>
+            <w:instrText xml:space="preserve"> PAGEREF _Toc1398 \h </w:instrText>
+          </w:r>
+          <w:r>
+            <w:fldChar w:fldCharType="separate"/>
+          </w:r>
+          <w:r>
+            <w:t>4</w:t>
+          </w:r>
+          <w:r>
+            <w:fldChar w:fldCharType="end"/>
+          </w:r>
+          <w:r>
+            <w:fldChar w:fldCharType="end"/>
+          </w:r>
         </w:p>
         <w:p>
           <w:pPr>
-            <w:pStyle w:val="10"/>
+            <w:pStyle w:val="17"/>
             <w:tabs>
               <w:tab w:val="right" w:leader="dot" w:pos="10090"/>
             </w:tabs>
           </w:pPr>
-          <w:hyperlink w:anchor="_Toc31109" w:history="1">
-            <w:r>
-              <w:rPr>
-                <w:lang w:eastAsia="zh-CN"/>
-              </w:rPr>
-              <w:t xml:space="preserve">6. </w:t>
-            </w:r>
-            <w:r>
-              <w:rPr>
-                <w:lang w:eastAsia="zh-CN"/>
-              </w:rPr>
-              <w:t>客户满意度调查结果统计</w:t>
-            </w:r>
-            <w:r>
-              <w:tab/>
-            </w:r>
-            <w:r>
-              <w:fldChar w:fldCharType="begin"/>
-            </w:r>
-            <w:r>
-              <w:instrText xml:space="preserve"> PAGEREF _Toc31109 \h </w:instrText>
-            </w:r>
-            <w:r>
-              <w:fldChar w:fldCharType="separate"/>
-            </w:r>
-            <w:r>
-              <w:t>5</w:t>
-            </w:r>
-            <w:r>
-              <w:fldChar w:fldCharType="end"/>
-            </w:r>
-          </w:hyperlink>
+          <w:r>
+            <w:fldChar w:fldCharType="begin"/>
+          </w:r>
+          <w:r>
+            <w:instrText xml:space="preserve"> HYPERLINK \l "_Toc31109" </w:instrText>
+          </w:r>
+          <w:r>
+            <w:fldChar w:fldCharType="separate"/>
+          </w:r>
+          <w:r>
+            <w:rPr>
+              <w:lang w:eastAsia="zh-CN"/>
+            </w:rPr>
+            <w:t>6. 客户满意度调查结果统计</w:t>
+          </w:r>
+          <w:r>
+            <w:tab/>
+          </w:r>
+          <w:r>
+            <w:fldChar w:fldCharType="begin"/>
+          </w:r>
+          <w:r>
+            <w:instrText xml:space="preserve"> PAGEREF _Toc31109 \h </w:instrText>
+          </w:r>
+          <w:r>
+            <w:fldChar w:fldCharType="separate"/>
+          </w:r>
+          <w:r>
+            <w:t>5</w:t>
+          </w:r>
+          <w:r>
+            <w:fldChar w:fldCharType="end"/>
+          </w:r>
+          <w:r>
+            <w:fldChar w:fldCharType="end"/>
+          </w:r>
         </w:p>
         <w:p>
           <w:pPr>
-            <w:pStyle w:val="10"/>
+            <w:pStyle w:val="17"/>
             <w:tabs>
               <w:tab w:val="right" w:leader="dot" w:pos="10090"/>
             </w:tabs>
           </w:pPr>
-          <w:hyperlink w:anchor="_Toc22742" w:history="1">
-            <w:r>
-              <w:rPr>
-                <w:lang w:eastAsia="zh-CN"/>
-              </w:rPr>
-              <w:t xml:space="preserve">7. </w:t>
-            </w:r>
-            <w:r>
-              <w:rPr>
-                <w:lang w:eastAsia="zh-CN"/>
-              </w:rPr>
-              <w:t>客户满意度调查结果分析</w:t>
-            </w:r>
-            <w:r>
-              <w:tab/>
-            </w:r>
-            <w:r>
-              <w:fldChar w:fldCharType="begin"/>
-            </w:r>
-            <w:r>
-              <w:instrText xml:space="preserve"> PAGEREF _Toc22742 \h </w:instrText>
-            </w:r>
-            <w:r>
-              <w:fldChar w:fldCharType="separate"/>
-            </w:r>
-            <w:r>
-              <w:t>6</w:t>
-            </w:r>
-            <w:r>
-              <w:fldChar w:fldCharType="end"/>
-            </w:r>
-          </w:hyperlink>
+          <w:r>
+            <w:fldChar w:fldCharType="begin"/>
+          </w:r>
+          <w:r>
+            <w:instrText xml:space="preserve"> HYPERLINK \l "_Toc22742" </w:instrText>
+          </w:r>
+          <w:r>
+            <w:fldChar w:fldCharType="separate"/>
+          </w:r>
+          <w:r>
+            <w:rPr>
+              <w:lang w:eastAsia="zh-CN"/>
+            </w:rPr>
+            <w:t>7. 客户满意度调查结果分析</w:t>
+          </w:r>
+          <w:r>
+            <w:tab/>
+          </w:r>
+          <w:r>
+            <w:fldChar w:fldCharType="begin"/>
+          </w:r>
+          <w:r>
+            <w:instrText xml:space="preserve"> PAGEREF _Toc22742 \h </w:instrText>
+          </w:r>
+          <w:r>
+            <w:fldChar w:fldCharType="separate"/>
+          </w:r>
+          <w:r>
+            <w:t>6</w:t>
+          </w:r>
+          <w:r>
+            <w:fldChar w:fldCharType="end"/>
+          </w:r>
+          <w:r>
+            <w:fldChar w:fldCharType="end"/>
+          </w:r>
         </w:p>
         <w:p>
           <w:pPr>
             <w:widowControl w:val="0"/>
             <w:rPr>
-              <w:rFonts w:ascii="Microsoft JhengHei" w:eastAsia="Microsoft JhengHei" w:hAnsi="Microsoft JhengHei" w:cs="Microsoft JhengHei"/>
+              <w:rFonts w:ascii="Microsoft JhengHei" w:hAnsi="Microsoft JhengHei" w:eastAsia="Microsoft JhengHei" w:cs="Microsoft JhengHei"/>
               <w:sz w:val="24"/>
               <w:szCs w:val="24"/>
               <w:lang w:eastAsia="zh-CN"/>
@@ -1195,7 +1324,7 @@
           </w:pPr>
           <w:r>
             <w:rPr>
-              <w:rFonts w:ascii="Microsoft JhengHei" w:eastAsia="Microsoft JhengHei" w:hAnsi="Microsoft JhengHei" w:cs="Microsoft JhengHei" w:hint="eastAsia"/>
+              <w:rFonts w:hint="eastAsia" w:ascii="Microsoft JhengHei" w:hAnsi="Microsoft JhengHei" w:eastAsia="Microsoft JhengHei" w:cs="Microsoft JhengHei"/>
               <w:szCs w:val="24"/>
               <w:lang w:eastAsia="zh-CN"/>
             </w:rPr>
@@ -1214,29 +1343,26 @@
         <w:sectPr>
           <w:pgSz w:w="11910" w:h="16840"/>
           <w:pgMar w:top="1580" w:right="900" w:bottom="280" w:left="920" w:header="720" w:footer="720" w:gutter="0"/>
-          <w:cols w:space="720"/>
+          <w:cols w:space="720" w:num="1"/>
         </w:sectPr>
       </w:pPr>
     </w:p>
     <w:p>
       <w:pPr>
-        <w:pStyle w:val="11"/>
+        <w:pStyle w:val="29"/>
         <w:keepNext w:val="0"/>
         <w:keepLines w:val="0"/>
         <w:widowControl w:val="0"/>
       </w:pPr>
       <w:bookmarkStart w:id="2" w:name="_Toc3504"/>
-      <w:proofErr w:type="spellStart"/>
-      <w:r>
-        <w:lastRenderedPageBreak/>
+      <w:r>
         <w:t>目的</w:t>
       </w:r>
       <w:bookmarkEnd w:id="2"/>
-      <w:proofErr w:type="spellEnd"/>
     </w:p>
     <w:p>
       <w:pPr>
-        <w:pStyle w:val="ac"/>
+        <w:pStyle w:val="30"/>
         <w:widowControl w:val="0"/>
         <w:ind w:firstLine="480"/>
       </w:pPr>
@@ -1249,22 +1375,20 @@
     </w:p>
     <w:p>
       <w:pPr>
-        <w:pStyle w:val="11"/>
+        <w:pStyle w:val="29"/>
         <w:keepNext w:val="0"/>
         <w:keepLines w:val="0"/>
         <w:widowControl w:val="0"/>
       </w:pPr>
       <w:bookmarkStart w:id="3" w:name="_Toc10595"/>
-      <w:proofErr w:type="spellStart"/>
       <w:r>
         <w:t>适用范围</w:t>
       </w:r>
       <w:bookmarkEnd w:id="3"/>
-      <w:proofErr w:type="spellEnd"/>
     </w:p>
     <w:p>
       <w:pPr>
-        <w:pStyle w:val="ac"/>
+        <w:pStyle w:val="30"/>
         <w:widowControl w:val="0"/>
         <w:ind w:firstLine="480"/>
       </w:pPr>
@@ -1277,22 +1401,20 @@
     </w:p>
     <w:p>
       <w:pPr>
-        <w:pStyle w:val="11"/>
+        <w:pStyle w:val="29"/>
         <w:keepNext w:val="0"/>
         <w:keepLines w:val="0"/>
         <w:widowControl w:val="0"/>
       </w:pPr>
       <w:bookmarkStart w:id="4" w:name="_Toc6744"/>
-      <w:proofErr w:type="spellStart"/>
       <w:r>
         <w:t>引用文件</w:t>
       </w:r>
       <w:bookmarkEnd w:id="4"/>
-      <w:proofErr w:type="spellEnd"/>
     </w:p>
     <w:p>
       <w:pPr>
-        <w:pStyle w:val="af0"/>
+        <w:pStyle w:val="42"/>
         <w:widowControl w:val="0"/>
         <w:numPr>
           <w:ilvl w:val="0"/>
@@ -1303,36 +1425,15 @@
         <w:rPr>
           <w:rFonts w:hint="eastAsia"/>
         </w:rPr>
-        <w:t>T/CESA 1299</w:t>
-      </w:r>
-      <w:r>
-        <w:rPr>
-          <w:rFonts w:hint="eastAsia"/>
-        </w:rPr>
-        <w:t>—</w:t>
-      </w:r>
-      <w:r>
-        <w:rPr>
-          <w:rFonts w:hint="eastAsia"/>
-        </w:rPr>
-        <w:t>2023</w:t>
-      </w:r>
-      <w:r>
-        <w:t xml:space="preserve"> </w:t>
-      </w:r>
-      <w:r>
-        <w:t>《信息技术服务</w:t>
-      </w:r>
-      <w:r>
-        <w:t xml:space="preserve"> </w:t>
-      </w:r>
-      <w:r>
-        <w:t>运行维护服务能力成熟度模型》</w:t>
+        <w:t>T/CESA 1299—2023</w:t>
+      </w:r>
+      <w:r>
+        <w:t xml:space="preserve"> 《信息技术服务 运行维护服务能力成熟度模型》</w:t>
       </w:r>
     </w:p>
     <w:p>
       <w:pPr>
-        <w:pStyle w:val="af0"/>
+        <w:pStyle w:val="42"/>
         <w:widowControl w:val="0"/>
         <w:numPr>
           <w:ilvl w:val="0"/>
@@ -1349,27 +1450,12 @@
         <w:t>2</w:t>
       </w:r>
       <w:r>
-        <w:t>2</w:t>
-      </w:r>
-      <w:r>
-        <w:t>《信息技术服务</w:t>
-      </w:r>
-      <w:r>
-        <w:t xml:space="preserve"> </w:t>
-      </w:r>
-      <w:r>
-        <w:t>运行维护</w:t>
-      </w:r>
-      <w:r>
-        <w:t xml:space="preserve"> </w:t>
-      </w:r>
-      <w:r>
-        <w:t>第一部分：通用要求》</w:t>
+        <w:t>2《信息技术服务 运行维护 第一部分：通用要求》</w:t>
       </w:r>
     </w:p>
     <w:p>
       <w:pPr>
-        <w:pStyle w:val="af0"/>
+        <w:pStyle w:val="42"/>
         <w:widowControl w:val="0"/>
         <w:numPr>
           <w:ilvl w:val="0"/>
@@ -1377,39 +1463,12 @@
         </w:numPr>
       </w:pPr>
       <w:r>
-        <w:t xml:space="preserve">GB/T 28827.2-2012 </w:t>
-      </w:r>
-      <w:r>
-        <w:t>《信息技术服务</w:t>
-      </w:r>
-      <w:r>
-        <w:t xml:space="preserve"> </w:t>
-      </w:r>
-      <w:r>
-        <w:t>运行维护</w:t>
-      </w:r>
-      <w:r>
-        <w:t xml:space="preserve"> </w:t>
-      </w:r>
-      <w:r>
-        <w:t>第</w:t>
-      </w:r>
-      <w:r>
-        <w:t xml:space="preserve"> 2 </w:t>
-      </w:r>
-      <w:r>
-        <w:t>部分</w:t>
-      </w:r>
-      <w:r>
-        <w:t>:</w:t>
-      </w:r>
-      <w:r>
-        <w:t>交付规范》</w:t>
+        <w:t>GB/T 28827.2-2012 《信息技术服务 运行维护 第 2 部分:交付规范》</w:t>
       </w:r>
     </w:p>
     <w:p>
       <w:pPr>
-        <w:pStyle w:val="af0"/>
+        <w:pStyle w:val="42"/>
         <w:widowControl w:val="0"/>
         <w:numPr>
           <w:ilvl w:val="0"/>
@@ -1417,39 +1476,12 @@
         </w:numPr>
       </w:pPr>
       <w:r>
-        <w:t xml:space="preserve">GB/T 28827.3-2012 </w:t>
-      </w:r>
-      <w:r>
-        <w:t>《信息技术服务</w:t>
-      </w:r>
-      <w:r>
-        <w:t xml:space="preserve"> </w:t>
-      </w:r>
-      <w:r>
-        <w:t>运行维护</w:t>
-      </w:r>
-      <w:r>
-        <w:t xml:space="preserve"> </w:t>
-      </w:r>
-      <w:r>
-        <w:t>第</w:t>
-      </w:r>
-      <w:r>
-        <w:t xml:space="preserve"> 3 </w:t>
-      </w:r>
-      <w:r>
-        <w:t>部分</w:t>
-      </w:r>
-      <w:r>
-        <w:t>:</w:t>
-      </w:r>
-      <w:r>
-        <w:t>应急响应规范》</w:t>
+        <w:t>GB/T 28827.3-2012 《信息技术服务 运行维护 第 3 部分:应急响应规范》</w:t>
       </w:r>
     </w:p>
     <w:p>
       <w:pPr>
-        <w:pStyle w:val="af0"/>
+        <w:pStyle w:val="42"/>
         <w:widowControl w:val="0"/>
         <w:numPr>
           <w:ilvl w:val="0"/>
@@ -1457,21 +1489,12 @@
         </w:numPr>
       </w:pPr>
       <w:r>
-        <w:t xml:space="preserve">GB/T 29264-2012 </w:t>
-      </w:r>
-      <w:r>
-        <w:t>《信息技术服务</w:t>
-      </w:r>
-      <w:r>
-        <w:t xml:space="preserve"> </w:t>
-      </w:r>
-      <w:r>
-        <w:t>分类与代码》</w:t>
+        <w:t>GB/T 29264-2012 《信息技术服务 分类与代码》</w:t>
       </w:r>
     </w:p>
     <w:p>
       <w:pPr>
-        <w:pStyle w:val="af0"/>
+        <w:pStyle w:val="42"/>
         <w:widowControl w:val="0"/>
         <w:numPr>
           <w:ilvl w:val="0"/>
@@ -1484,22 +1507,20 @@
     </w:p>
     <w:p>
       <w:pPr>
-        <w:pStyle w:val="11"/>
+        <w:pStyle w:val="29"/>
         <w:keepNext w:val="0"/>
         <w:keepLines w:val="0"/>
         <w:widowControl w:val="0"/>
       </w:pPr>
       <w:bookmarkStart w:id="5" w:name="_Toc27196"/>
-      <w:proofErr w:type="spellStart"/>
       <w:r>
         <w:t>术语与定义</w:t>
       </w:r>
       <w:bookmarkEnd w:id="5"/>
-      <w:proofErr w:type="spellEnd"/>
     </w:p>
     <w:p>
       <w:pPr>
-        <w:pStyle w:val="a4"/>
+        <w:pStyle w:val="12"/>
         <w:widowControl w:val="0"/>
         <w:spacing w:before="78"/>
         <w:ind w:left="694"/>
@@ -1510,7 +1531,7 @@
     </w:p>
     <w:p>
       <w:pPr>
-        <w:pStyle w:val="11"/>
+        <w:pStyle w:val="29"/>
         <w:keepNext w:val="0"/>
         <w:keepLines w:val="0"/>
         <w:widowControl w:val="0"/>
@@ -1529,7 +1550,7 @@
     </w:p>
     <w:p>
       <w:pPr>
-        <w:pStyle w:val="ac"/>
+        <w:pStyle w:val="30"/>
         <w:widowControl w:val="0"/>
         <w:ind w:firstLine="480"/>
       </w:pPr>
@@ -1537,24 +1558,12 @@
         <w:rPr>
           <w:rFonts w:hint="eastAsia"/>
         </w:rPr>
-        <w:t>根据公司质量管理体系文件策划要求和公司质量方针目标的要求，按《客户满意度调查</w:t>
-      </w:r>
-      <w:r>
-        <w:rPr>
-          <w:rFonts w:hint="eastAsia"/>
-        </w:rPr>
-        <w:t>制度</w:t>
-      </w:r>
-      <w:r>
-        <w:rPr>
-          <w:rFonts w:hint="eastAsia"/>
-        </w:rPr>
-        <w:t>》规定，对公司的主要客户进行了顾客满意度调查，调查采用调查表方式。</w:t>
+        <w:t>根据公司质量管理体系文件策划要求和公司质量方针目标的要求，按《客户满意度调查制度》规定，对公司的主要客户进行了顾客满意度调查，调查采用调查表方式。</w:t>
       </w:r>
     </w:p>
     <w:p>
       <w:pPr>
-        <w:pStyle w:val="ac"/>
+        <w:pStyle w:val="30"/>
         <w:widowControl w:val="0"/>
         <w:ind w:firstLine="480"/>
       </w:pPr>
@@ -1562,18 +1571,12 @@
         <w:rPr>
           <w:rFonts w:hint="eastAsia"/>
         </w:rPr>
-        <w:t>统计分析原</w:t>
-      </w:r>
-      <w:r>
-        <w:rPr>
-          <w:rFonts w:hint="eastAsia"/>
-        </w:rPr>
-        <w:t>则：</w:t>
+        <w:t>统计分析原则：</w:t>
       </w:r>
     </w:p>
     <w:p>
       <w:pPr>
-        <w:pStyle w:val="af0"/>
+        <w:pStyle w:val="42"/>
         <w:widowControl w:val="0"/>
         <w:numPr>
           <w:ilvl w:val="0"/>
@@ -1581,57 +1584,12 @@
         </w:numPr>
       </w:pPr>
       <w:r>
-        <w:t>很满意</w:t>
-      </w:r>
-      <w:r>
-        <w:t>(10</w:t>
-      </w:r>
-      <w:r>
-        <w:t>分</w:t>
-      </w:r>
-      <w:r>
-        <w:t xml:space="preserve">) </w:t>
-      </w:r>
-      <w:r>
-        <w:t>满意</w:t>
-      </w:r>
-      <w:r>
-        <w:t>(8</w:t>
-      </w:r>
-      <w:r>
-        <w:t>分</w:t>
-      </w:r>
-      <w:r>
-        <w:t xml:space="preserve">) </w:t>
-      </w:r>
-      <w:r>
-        <w:t>基本满意</w:t>
-      </w:r>
-      <w:r>
-        <w:t>(5</w:t>
-      </w:r>
-      <w:r>
-        <w:t>分</w:t>
-      </w:r>
-      <w:r>
-        <w:t xml:space="preserve">) </w:t>
-      </w:r>
-      <w:r>
-        <w:t>不满意</w:t>
-      </w:r>
-      <w:r>
-        <w:t>(0</w:t>
-      </w:r>
-      <w:r>
-        <w:t>分</w:t>
-      </w:r>
-      <w:r>
-        <w:t>)</w:t>
+        <w:t>很满意(10分) 满意(8分) 基本满意(5分) 不满意(0分)</w:t>
       </w:r>
     </w:p>
     <w:p>
       <w:pPr>
-        <w:pStyle w:val="af0"/>
+        <w:pStyle w:val="42"/>
         <w:widowControl w:val="0"/>
         <w:numPr>
           <w:ilvl w:val="0"/>
@@ -1639,18 +1597,12 @@
         </w:numPr>
       </w:pPr>
       <w:r>
-        <w:t>顾客评分总分为</w:t>
-      </w:r>
-      <w:r>
-        <w:t xml:space="preserve"> 100 </w:t>
-      </w:r>
-      <w:r>
-        <w:t>分，表示顾客非常满意；</w:t>
+        <w:t>顾客评分总分为 100 分，表示顾客非常满意；</w:t>
       </w:r>
     </w:p>
     <w:p>
       <w:pPr>
-        <w:pStyle w:val="af0"/>
+        <w:pStyle w:val="42"/>
         <w:widowControl w:val="0"/>
         <w:numPr>
           <w:ilvl w:val="0"/>
@@ -1658,33 +1610,12 @@
         </w:numPr>
       </w:pPr>
       <w:r>
-        <w:t xml:space="preserve">80-100 </w:t>
-      </w:r>
-      <w:r>
-        <w:t>分</w:t>
-      </w:r>
-      <w:r>
-        <w:t>(</w:t>
-      </w:r>
-      <w:r>
-        <w:t>含</w:t>
-      </w:r>
-      <w:r>
-        <w:t xml:space="preserve"> 80 </w:t>
-      </w:r>
-      <w:r>
-        <w:t>分</w:t>
-      </w:r>
-      <w:r>
-        <w:t xml:space="preserve">), </w:t>
-      </w:r>
-      <w:r>
-        <w:t>表示满意；</w:t>
+        <w:t>80-100 分(含 80 分), 表示满意；</w:t>
       </w:r>
     </w:p>
     <w:p>
       <w:pPr>
-        <w:pStyle w:val="af0"/>
+        <w:pStyle w:val="42"/>
         <w:widowControl w:val="0"/>
         <w:numPr>
           <w:ilvl w:val="0"/>
@@ -1692,39 +1623,12 @@
         </w:numPr>
       </w:pPr>
       <w:r>
-        <w:t xml:space="preserve">60-80 </w:t>
-      </w:r>
-      <w:r>
-        <w:t>分</w:t>
-      </w:r>
-      <w:r>
-        <w:t>(</w:t>
-      </w:r>
-      <w:r>
-        <w:t>含</w:t>
-      </w:r>
-      <w:r>
-        <w:t xml:space="preserve"> 60 </w:t>
-      </w:r>
-      <w:r>
-        <w:t>分</w:t>
-      </w:r>
-      <w:r>
-        <w:t>)</w:t>
-      </w:r>
-      <w:r>
-        <w:t>，</w:t>
-      </w:r>
-      <w:r>
-        <w:t xml:space="preserve"> </w:t>
-      </w:r>
-      <w:r>
-        <w:t>表示尚可；</w:t>
+        <w:t>60-80 分(含 60 分)， 表示尚可；</w:t>
       </w:r>
     </w:p>
     <w:p>
       <w:pPr>
-        <w:pStyle w:val="af0"/>
+        <w:pStyle w:val="42"/>
         <w:widowControl w:val="0"/>
         <w:numPr>
           <w:ilvl w:val="0"/>
@@ -1741,28 +1645,7 @@
         <w:t>-</w:t>
       </w:r>
       <w:r>
-        <w:t xml:space="preserve">60 </w:t>
-      </w:r>
-      <w:r>
-        <w:t>分</w:t>
-      </w:r>
-      <w:r>
-        <w:t>(</w:t>
-      </w:r>
-      <w:r>
-        <w:t>含</w:t>
-      </w:r>
-      <w:r>
-        <w:t xml:space="preserve"> 40 </w:t>
-      </w:r>
-      <w:r>
-        <w:t>分</w:t>
-      </w:r>
-      <w:r>
-        <w:t>)</w:t>
-      </w:r>
-      <w:r>
-        <w:t>，表示不满意</w:t>
+        <w:t>60 分(含 40 分)，表示不满意</w:t>
       </w:r>
     </w:p>
     <w:p>
@@ -1774,13 +1657,13 @@
         <w:sectPr>
           <w:pgSz w:w="11910" w:h="16840"/>
           <w:pgMar w:top="1720" w:right="900" w:bottom="280" w:left="920" w:header="720" w:footer="720" w:gutter="0"/>
-          <w:cols w:space="720"/>
+          <w:cols w:space="720" w:num="1"/>
         </w:sectPr>
       </w:pPr>
     </w:p>
     <w:p>
       <w:pPr>
-        <w:pStyle w:val="11"/>
+        <w:pStyle w:val="29"/>
         <w:keepNext w:val="0"/>
         <w:keepLines w:val="0"/>
         <w:widowControl w:val="0"/>
@@ -1793,7 +1676,6 @@
         <w:rPr>
           <w:lang w:eastAsia="zh-CN"/>
         </w:rPr>
-        <w:lastRenderedPageBreak/>
         <w:t>客户满意度调查结果统计</w:t>
       </w:r>
       <w:bookmarkEnd w:id="7"/>
@@ -1813,14 +1695,18 @@
       </w:pPr>
       <w:r>
         <w:pict>
-          <v:line id="_x0000_s1026" style="position:absolute;left:0;text-align:left;z-index:-251658752;mso-position-horizontal-relative:page;mso-width-relative:page;mso-height-relative:page" from="154.75pt,212.05pt" to="154.75pt,212.05pt">
-            <w10:wrap anchorx="page"/>
+          <v:line id="_x0000_s1026" o:spid="_x0000_s1026" o:spt="20" style="position:absolute;left:0pt;margin-left:154.75pt;margin-top:212.05pt;height:0pt;width:0pt;mso-position-horizontal-relative:page;z-index:-251657216;mso-width-relative:page;mso-height-relative:page;" coordsize="21600,21600">
+            <v:path arrowok="t"/>
+            <v:fill focussize="0,0"/>
+            <v:stroke/>
+            <v:imagedata o:title=""/>
+            <o:lock v:ext="edit"/>
           </v:line>
         </w:pict>
       </w:r>
       <w:r>
         <w:rPr>
-          <w:rFonts w:ascii="Microsoft JhengHei" w:eastAsia="Microsoft JhengHei" w:hint="eastAsia"/>
+          <w:rFonts w:hint="eastAsia" w:ascii="Microsoft JhengHei" w:eastAsia="Microsoft JhengHei"/>
           <w:b/>
           <w:sz w:val="24"/>
           <w:lang w:eastAsia="zh-CN"/>
@@ -1830,19 +1716,24 @@
     </w:p>
     <w:tbl>
       <w:tblPr>
-        <w:tblStyle w:val="TableNormal0"/>
+        <w:tblStyle w:val="25"/>
         <w:tblW w:w="0" w:type="auto"/>
         <w:tblInd w:w="339" w:type="dxa"/>
         <w:tblBorders>
-          <w:top w:val="single" w:sz="4" w:space="0" w:color="000000"/>
-          <w:left w:val="single" w:sz="4" w:space="0" w:color="000000"/>
-          <w:bottom w:val="single" w:sz="4" w:space="0" w:color="000000"/>
-          <w:right w:val="single" w:sz="4" w:space="0" w:color="000000"/>
-          <w:insideH w:val="single" w:sz="4" w:space="0" w:color="000000"/>
-          <w:insideV w:val="single" w:sz="4" w:space="0" w:color="000000"/>
+          <w:top w:val="single" w:color="000000" w:sz="4" w:space="0"/>
+          <w:left w:val="single" w:color="000000" w:sz="4" w:space="0"/>
+          <w:bottom w:val="single" w:color="000000" w:sz="4" w:space="0"/>
+          <w:right w:val="single" w:color="000000" w:sz="4" w:space="0"/>
+          <w:insideH w:val="single" w:color="000000" w:sz="4" w:space="0"/>
+          <w:insideV w:val="single" w:color="000000" w:sz="4" w:space="0"/>
         </w:tblBorders>
         <w:tblLayout w:type="fixed"/>
-        <w:tblLook w:val="04A0"/>
+        <w:tblCellMar>
+          <w:top w:w="0" w:type="dxa"/>
+          <w:left w:w="0" w:type="dxa"/>
+          <w:bottom w:w="0" w:type="dxa"/>
+          <w:right w:w="0" w:type="dxa"/>
+        </w:tblCellMar>
       </w:tblPr>
       <w:tblGrid>
         <w:gridCol w:w="1894"/>
@@ -1855,8 +1746,24 @@
         <w:gridCol w:w="1417"/>
       </w:tblGrid>
       <w:tr>
+        <w:tblPrEx>
+          <w:tblBorders>
+            <w:top w:val="single" w:color="000000" w:sz="4" w:space="0"/>
+            <w:left w:val="single" w:color="000000" w:sz="4" w:space="0"/>
+            <w:bottom w:val="single" w:color="000000" w:sz="4" w:space="0"/>
+            <w:right w:val="single" w:color="000000" w:sz="4" w:space="0"/>
+            <w:insideH w:val="single" w:color="000000" w:sz="4" w:space="0"/>
+            <w:insideV w:val="single" w:color="000000" w:sz="4" w:space="0"/>
+          </w:tblBorders>
+          <w:tblCellMar>
+            <w:top w:w="0" w:type="dxa"/>
+            <w:left w:w="0" w:type="dxa"/>
+            <w:bottom w:w="0" w:type="dxa"/>
+            <w:right w:w="0" w:type="dxa"/>
+          </w:tblCellMar>
+        </w:tblPrEx>
         <w:trPr>
-          <w:trHeight w:val="474"/>
+          <w:trHeight w:val="474" w:hRule="atLeast"/>
         </w:trPr>
         <w:tc>
           <w:tcPr>
@@ -1865,7 +1772,7 @@
           </w:tcPr>
           <w:p>
             <w:pPr>
-              <w:pStyle w:val="TableParagraph"/>
+              <w:pStyle w:val="27"/>
               <w:widowControl w:val="0"/>
               <w:spacing w:before="0"/>
               <w:rPr>
@@ -1878,7 +1785,7 @@
           </w:p>
           <w:p>
             <w:pPr>
-              <w:pStyle w:val="TableParagraph"/>
+              <w:pStyle w:val="27"/>
               <w:widowControl w:val="0"/>
               <w:spacing w:before="0"/>
               <w:rPr>
@@ -1891,7 +1798,7 @@
           </w:p>
           <w:p>
             <w:pPr>
-              <w:pStyle w:val="TableParagraph"/>
+              <w:pStyle w:val="27"/>
               <w:widowControl w:val="0"/>
               <w:spacing w:before="0"/>
               <w:rPr>
@@ -1907,14 +1814,12 @@
               </w:rPr>
               <w:t>客户</w:t>
             </w:r>
-            <w:proofErr w:type="spellStart"/>
             <w:r>
               <w:rPr>
                 <w:sz w:val="20"/>
               </w:rPr>
               <w:t>满意度</w:t>
             </w:r>
-            <w:proofErr w:type="spellEnd"/>
             <w:r>
               <w:rPr>
                 <w:rFonts w:hint="eastAsia"/>
@@ -1930,12 +1835,12 @@
             <w:tcW w:w="708" w:type="dxa"/>
             <w:vMerge w:val="restart"/>
             <w:tcBorders>
-              <w:top w:val="single" w:sz="6" w:space="0" w:color="000000"/>
+              <w:top w:val="single" w:color="000000" w:sz="6" w:space="0"/>
             </w:tcBorders>
           </w:tcPr>
           <w:p>
             <w:pPr>
-              <w:pStyle w:val="TableParagraph"/>
+              <w:pStyle w:val="27"/>
               <w:widowControl w:val="0"/>
               <w:spacing w:before="0"/>
               <w:rPr>
@@ -1947,7 +1852,7 @@
           </w:p>
           <w:p>
             <w:pPr>
-              <w:pStyle w:val="TableParagraph"/>
+              <w:pStyle w:val="27"/>
               <w:widowControl w:val="0"/>
               <w:spacing w:before="0"/>
               <w:rPr>
@@ -1959,7 +1864,7 @@
           </w:p>
           <w:p>
             <w:pPr>
-              <w:pStyle w:val="TableParagraph"/>
+              <w:pStyle w:val="27"/>
               <w:widowControl w:val="0"/>
               <w:spacing w:before="13"/>
               <w:rPr>
@@ -1971,7 +1876,7 @@
           </w:p>
           <w:p>
             <w:pPr>
-              <w:pStyle w:val="TableParagraph"/>
+              <w:pStyle w:val="27"/>
               <w:widowControl w:val="0"/>
               <w:spacing w:before="0" w:line="292" w:lineRule="auto"/>
               <w:ind w:left="254" w:right="241"/>
@@ -1980,14 +1885,12 @@
                 <w:sz w:val="20"/>
               </w:rPr>
             </w:pPr>
-            <w:proofErr w:type="spellStart"/>
             <w:r>
               <w:rPr>
                 <w:sz w:val="20"/>
               </w:rPr>
               <w:t>标准分</w:t>
             </w:r>
-            <w:proofErr w:type="spellEnd"/>
           </w:p>
         </w:tc>
         <w:tc>
@@ -1995,12 +1898,12 @@
             <w:tcW w:w="6804" w:type="dxa"/>
             <w:gridSpan w:val="6"/>
             <w:tcBorders>
-              <w:top w:val="single" w:sz="6" w:space="0" w:color="000000"/>
+              <w:top w:val="single" w:color="000000" w:sz="6" w:space="0"/>
             </w:tcBorders>
           </w:tcPr>
           <w:p>
             <w:pPr>
-              <w:pStyle w:val="TableParagraph"/>
+              <w:pStyle w:val="27"/>
               <w:widowControl w:val="0"/>
               <w:spacing w:before="112"/>
               <w:jc w:val="center"/>
@@ -2026,13 +1929,7 @@
               <w:rPr>
                 <w:sz w:val="20"/>
               </w:rPr>
-              <w:t xml:space="preserve"> </w:t>
-            </w:r>
-            <w:r>
-              <w:rPr>
-                <w:sz w:val="20"/>
-              </w:rPr>
-              <w:t>年</w:t>
+              <w:t xml:space="preserve"> 年</w:t>
             </w:r>
             <w:r>
               <w:rPr>
@@ -2052,13 +1949,29 @@
         </w:tc>
       </w:tr>
       <w:tr>
+        <w:tblPrEx>
+          <w:tblBorders>
+            <w:top w:val="single" w:color="000000" w:sz="4" w:space="0"/>
+            <w:left w:val="single" w:color="000000" w:sz="4" w:space="0"/>
+            <w:bottom w:val="single" w:color="000000" w:sz="4" w:space="0"/>
+            <w:right w:val="single" w:color="000000" w:sz="4" w:space="0"/>
+            <w:insideH w:val="single" w:color="000000" w:sz="4" w:space="0"/>
+            <w:insideV w:val="single" w:color="000000" w:sz="4" w:space="0"/>
+          </w:tblBorders>
+          <w:tblCellMar>
+            <w:top w:w="0" w:type="dxa"/>
+            <w:left w:w="0" w:type="dxa"/>
+            <w:bottom w:w="0" w:type="dxa"/>
+            <w:right w:w="0" w:type="dxa"/>
+          </w:tblCellMar>
+        </w:tblPrEx>
         <w:trPr>
-          <w:trHeight w:val="2807"/>
+          <w:trHeight w:val="2807" w:hRule="atLeast"/>
         </w:trPr>
         <w:tc>
           <w:tcPr>
             <w:tcW w:w="1894" w:type="dxa"/>
-            <w:vMerge/>
+            <w:vMerge w:val="continue"/>
             <w:tcBorders>
               <w:top w:val="nil"/>
             </w:tcBorders>
@@ -2076,7 +1989,7 @@
         <w:tc>
           <w:tcPr>
             <w:tcW w:w="708" w:type="dxa"/>
-            <w:vMerge/>
+            <w:vMerge w:val="continue"/>
             <w:tcBorders>
               <w:top w:val="nil"/>
             </w:tcBorders>
@@ -2098,7 +2011,7 @@
           </w:tcPr>
           <w:p>
             <w:pPr>
-              <w:pStyle w:val="TableParagraph"/>
+              <w:pStyle w:val="27"/>
               <w:widowControl w:val="0"/>
               <w:spacing w:before="0" w:line="251" w:lineRule="exact"/>
               <w:ind w:left="10"/>
@@ -2112,11 +2025,32 @@
             <w:r>
               <w:rPr>
                 <w:rFonts w:hint="eastAsia"/>
-                <w:spacing w:val="-1"/>
-                <w:sz w:val="20"/>
-                <w:lang w:eastAsia="zh-CN"/>
-              </w:rPr>
-              <w:t>甘肃省人民医院</w:t>
+              </w:rPr>
+              <w:fldChar w:fldCharType="begin"/>
+            </w:r>
+            <w:r>
+              <w:rPr>
+                <w:rFonts w:hint="eastAsia"/>
+              </w:rPr>
+              <w:instrText xml:space="preserve"> HYPERLINK "https://www.qcc.com/firm/f20a1f06b9c71b7c6023000c4ad75927.html" \t "https://www.qcc.com/crun/_blank" </w:instrText>
+            </w:r>
+            <w:r>
+              <w:rPr>
+                <w:rFonts w:hint="eastAsia"/>
+              </w:rPr>
+              <w:fldChar w:fldCharType="separate"/>
+            </w:r>
+            <w:r>
+              <w:rPr>
+                <w:rFonts w:hint="eastAsia"/>
+              </w:rPr>
+              <w:t>华夏银行股份有限公司南京分行</w:t>
+            </w:r>
+            <w:r>
+              <w:rPr>
+                <w:rFonts w:hint="eastAsia"/>
+              </w:rPr>
+              <w:fldChar w:fldCharType="end"/>
             </w:r>
           </w:p>
         </w:tc>
@@ -2127,7 +2061,7 @@
           </w:tcPr>
           <w:p>
             <w:pPr>
-              <w:pStyle w:val="TableParagraph"/>
+              <w:pStyle w:val="27"/>
               <w:widowControl w:val="0"/>
               <w:spacing w:before="1" w:line="292" w:lineRule="auto"/>
               <w:ind w:left="125" w:right="112"/>
@@ -2141,11 +2075,32 @@
             <w:r>
               <w:rPr>
                 <w:rFonts w:hint="eastAsia"/>
-                <w:spacing w:val="-1"/>
-                <w:sz w:val="20"/>
-                <w:lang w:eastAsia="zh-CN"/>
-              </w:rPr>
-              <w:t>甘肃省中医院</w:t>
+              </w:rPr>
+              <w:fldChar w:fldCharType="begin"/>
+            </w:r>
+            <w:r>
+              <w:rPr>
+                <w:rFonts w:hint="eastAsia"/>
+              </w:rPr>
+              <w:instrText xml:space="preserve"> HYPERLINK "https://www.qcc.com/firm/340789780d2b2d9875e71eb7820f3924.html" \t "https://www.qcc.com/crun/_blank" </w:instrText>
+            </w:r>
+            <w:r>
+              <w:rPr>
+                <w:rFonts w:hint="eastAsia"/>
+              </w:rPr>
+              <w:fldChar w:fldCharType="separate"/>
+            </w:r>
+            <w:r>
+              <w:rPr>
+                <w:rFonts w:hint="eastAsia"/>
+              </w:rPr>
+              <w:t>南京南自华盾数字技术有限公司</w:t>
+            </w:r>
+            <w:r>
+              <w:rPr>
+                <w:rFonts w:hint="eastAsia"/>
+              </w:rPr>
+              <w:fldChar w:fldCharType="end"/>
             </w:r>
           </w:p>
         </w:tc>
@@ -2156,7 +2111,7 @@
           </w:tcPr>
           <w:p>
             <w:pPr>
-              <w:pStyle w:val="TableParagraph"/>
+              <w:pStyle w:val="27"/>
               <w:widowControl w:val="0"/>
               <w:spacing w:before="1" w:line="292" w:lineRule="auto"/>
               <w:ind w:left="179" w:right="166"/>
@@ -2168,11 +2123,33 @@
             </w:pPr>
             <w:r>
               <w:rPr>
-                <w:spacing w:val="-2"/>
-                <w:sz w:val="20"/>
-                <w:lang w:eastAsia="zh-CN"/>
-              </w:rPr>
-              <w:t>平度市第三人民医院</w:t>
+                <w:rFonts w:hint="eastAsia"/>
+              </w:rPr>
+              <w:fldChar w:fldCharType="begin"/>
+            </w:r>
+            <w:r>
+              <w:rPr>
+                <w:rFonts w:hint="eastAsia"/>
+              </w:rPr>
+              <w:instrText xml:space="preserve"> HYPERLINK "https://www.qcc.com/firm/gaa6f4a62ebc23db01592daf8ce33209.html" \t "https://www.qcc.com/crun/_blank" </w:instrText>
+            </w:r>
+            <w:r>
+              <w:rPr>
+                <w:rFonts w:hint="eastAsia"/>
+              </w:rPr>
+              <w:fldChar w:fldCharType="separate"/>
+            </w:r>
+            <w:r>
+              <w:rPr>
+                <w:rFonts w:hint="eastAsia"/>
+              </w:rPr>
+              <w:t>涟水县行政审批局</w:t>
+            </w:r>
+            <w:r>
+              <w:rPr>
+                <w:rFonts w:hint="eastAsia"/>
+              </w:rPr>
+              <w:fldChar w:fldCharType="end"/>
             </w:r>
           </w:p>
         </w:tc>
@@ -2183,7 +2160,7 @@
           </w:tcPr>
           <w:p>
             <w:pPr>
-              <w:pStyle w:val="TableParagraph"/>
+              <w:pStyle w:val="27"/>
               <w:widowControl w:val="0"/>
               <w:spacing w:before="0" w:line="292" w:lineRule="auto"/>
               <w:ind w:left="155" w:right="142"/>
@@ -2195,11 +2172,33 @@
             </w:pPr>
             <w:r>
               <w:rPr>
-                <w:spacing w:val="-1"/>
-                <w:sz w:val="20"/>
-                <w:lang w:eastAsia="zh-CN"/>
-              </w:rPr>
-              <w:t>平度市人民医院</w:t>
+                <w:rFonts w:hint="eastAsia"/>
+              </w:rPr>
+              <w:fldChar w:fldCharType="begin"/>
+            </w:r>
+            <w:r>
+              <w:rPr>
+                <w:rFonts w:hint="eastAsia"/>
+              </w:rPr>
+              <w:instrText xml:space="preserve"> HYPERLINK "https://www.qcc.com/firm/e478887f4a49ce272f64b2f610ae96fb.html" \t "https://www.qcc.com/crun/_blank" </w:instrText>
+            </w:r>
+            <w:r>
+              <w:rPr>
+                <w:rFonts w:hint="eastAsia"/>
+              </w:rPr>
+              <w:fldChar w:fldCharType="separate"/>
+            </w:r>
+            <w:r>
+              <w:rPr>
+                <w:rFonts w:hint="eastAsia"/>
+              </w:rPr>
+              <w:t>中国电信股份有限公司无锡分公司</w:t>
+            </w:r>
+            <w:r>
+              <w:rPr>
+                <w:rFonts w:hint="eastAsia"/>
+              </w:rPr>
+              <w:fldChar w:fldCharType="end"/>
             </w:r>
           </w:p>
         </w:tc>
@@ -2210,10 +2209,10 @@
           </w:tcPr>
           <w:p>
             <w:pPr>
-              <w:pStyle w:val="TableParagraph"/>
-              <w:widowControl w:val="0"/>
-              <w:spacing w:before="1" w:line="292" w:lineRule="auto"/>
-              <w:ind w:left="138" w:right="125"/>
+              <w:pStyle w:val="27"/>
+              <w:widowControl w:val="0"/>
+              <w:spacing w:before="0" w:line="292" w:lineRule="auto"/>
+              <w:ind w:left="155" w:right="142"/>
               <w:jc w:val="center"/>
               <w:rPr>
                 <w:sz w:val="20"/>
@@ -2222,12 +2221,9 @@
             </w:pPr>
             <w:r>
               <w:rPr>
-                <w:rFonts w:hint="eastAsia"/>
-                <w:spacing w:val="-1"/>
-                <w:sz w:val="20"/>
-                <w:lang w:eastAsia="zh-CN"/>
-              </w:rPr>
-              <w:t>甘肃省第二人民医院</w:t>
+                <w:rFonts w:hint="eastAsia" w:ascii="Arial" w:hAnsi="Arial" w:eastAsia="宋体" w:cs="Arial"/>
+              </w:rPr>
+              <w:t>淮安生态文旅区财政局</w:t>
             </w:r>
           </w:p>
         </w:tc>
@@ -2238,7 +2234,7 @@
           </w:tcPr>
           <w:p>
             <w:pPr>
-              <w:pStyle w:val="TableParagraph"/>
+              <w:pStyle w:val="27"/>
               <w:widowControl w:val="0"/>
               <w:spacing w:before="0" w:line="292" w:lineRule="auto"/>
               <w:ind w:left="108" w:right="96"/>
@@ -2251,18 +2247,55 @@
             <w:r>
               <w:rPr>
                 <w:rFonts w:hint="eastAsia"/>
-                <w:spacing w:val="-1"/>
-                <w:sz w:val="20"/>
-                <w:lang w:eastAsia="zh-CN"/>
-              </w:rPr>
-              <w:t>中国动物卫生与流行病学中心</w:t>
+              </w:rPr>
+              <w:fldChar w:fldCharType="begin"/>
+            </w:r>
+            <w:r>
+              <w:rPr>
+                <w:rFonts w:hint="eastAsia"/>
+              </w:rPr>
+              <w:instrText xml:space="preserve"> HYPERLINK "https://www.qcc.com/firm/ge6d2b6a455c55fd61e0047ea092b5f7.html" \t "https://www.qcc.com/crun/_blank" </w:instrText>
+            </w:r>
+            <w:r>
+              <w:rPr>
+                <w:rFonts w:hint="eastAsia"/>
+              </w:rPr>
+              <w:fldChar w:fldCharType="separate"/>
+            </w:r>
+            <w:r>
+              <w:rPr>
+                <w:rFonts w:hint="eastAsia"/>
+              </w:rPr>
+              <w:t>灌南县财政局</w:t>
+            </w:r>
+            <w:r>
+              <w:rPr>
+                <w:rFonts w:hint="eastAsia"/>
+              </w:rPr>
+              <w:fldChar w:fldCharType="end"/>
             </w:r>
           </w:p>
         </w:tc>
       </w:tr>
       <w:tr>
+        <w:tblPrEx>
+          <w:tblBorders>
+            <w:top w:val="single" w:color="000000" w:sz="4" w:space="0"/>
+            <w:left w:val="single" w:color="000000" w:sz="4" w:space="0"/>
+            <w:bottom w:val="single" w:color="000000" w:sz="4" w:space="0"/>
+            <w:right w:val="single" w:color="000000" w:sz="4" w:space="0"/>
+            <w:insideH w:val="single" w:color="000000" w:sz="4" w:space="0"/>
+            <w:insideV w:val="single" w:color="000000" w:sz="4" w:space="0"/>
+          </w:tblBorders>
+          <w:tblCellMar>
+            <w:top w:w="0" w:type="dxa"/>
+            <w:left w:w="0" w:type="dxa"/>
+            <w:bottom w:w="0" w:type="dxa"/>
+            <w:right w:w="0" w:type="dxa"/>
+          </w:tblCellMar>
+        </w:tblPrEx>
         <w:trPr>
-          <w:trHeight w:val="438"/>
+          <w:trHeight w:val="438" w:hRule="atLeast"/>
         </w:trPr>
         <w:tc>
           <w:tcPr>
@@ -2270,7 +2303,7 @@
           </w:tcPr>
           <w:p>
             <w:pPr>
-              <w:pStyle w:val="TableParagraph"/>
+              <w:pStyle w:val="27"/>
               <w:widowControl w:val="0"/>
               <w:spacing w:before="93"/>
               <w:ind w:left="108"/>
@@ -2278,14 +2311,12 @@
                 <w:sz w:val="20"/>
               </w:rPr>
             </w:pPr>
-            <w:proofErr w:type="spellStart"/>
             <w:r>
               <w:rPr>
                 <w:sz w:val="20"/>
               </w:rPr>
               <w:t>技术水平</w:t>
             </w:r>
-            <w:proofErr w:type="spellEnd"/>
           </w:p>
         </w:tc>
         <w:tc>
@@ -2294,7 +2325,7 @@
           </w:tcPr>
           <w:p>
             <w:pPr>
-              <w:pStyle w:val="TableParagraph"/>
+              <w:pStyle w:val="27"/>
               <w:widowControl w:val="0"/>
               <w:ind w:left="254"/>
               <w:rPr>
@@ -2315,7 +2346,7 @@
           </w:tcPr>
           <w:p>
             <w:pPr>
-              <w:pStyle w:val="TableParagraph"/>
+              <w:pStyle w:val="27"/>
               <w:widowControl w:val="0"/>
               <w:ind w:left="376" w:right="366"/>
               <w:jc w:val="center"/>
@@ -2337,7 +2368,7 @@
           </w:tcPr>
           <w:p>
             <w:pPr>
-              <w:pStyle w:val="TableParagraph"/>
+              <w:pStyle w:val="27"/>
               <w:widowControl w:val="0"/>
               <w:ind w:left="10"/>
               <w:jc w:val="center"/>
@@ -2359,7 +2390,7 @@
           </w:tcPr>
           <w:p>
             <w:pPr>
-              <w:pStyle w:val="TableParagraph"/>
+              <w:pStyle w:val="27"/>
               <w:widowControl w:val="0"/>
               <w:ind w:left="359" w:right="349"/>
               <w:jc w:val="center"/>
@@ -2381,7 +2412,7 @@
           </w:tcPr>
           <w:p>
             <w:pPr>
-              <w:pStyle w:val="TableParagraph"/>
+              <w:pStyle w:val="27"/>
               <w:widowControl w:val="0"/>
               <w:ind w:left="152" w:right="142"/>
               <w:jc w:val="center"/>
@@ -2403,7 +2434,7 @@
           </w:tcPr>
           <w:p>
             <w:pPr>
-              <w:pStyle w:val="TableParagraph"/>
+              <w:pStyle w:val="27"/>
               <w:widowControl w:val="0"/>
               <w:ind w:left="538"/>
               <w:rPr>
@@ -2424,7 +2455,7 @@
           </w:tcPr>
           <w:p>
             <w:pPr>
-              <w:pStyle w:val="TableParagraph"/>
+              <w:pStyle w:val="27"/>
               <w:widowControl w:val="0"/>
               <w:ind w:left="608"/>
               <w:rPr>
@@ -2441,8 +2472,24 @@
         </w:tc>
       </w:tr>
       <w:tr>
+        <w:tblPrEx>
+          <w:tblBorders>
+            <w:top w:val="single" w:color="000000" w:sz="4" w:space="0"/>
+            <w:left w:val="single" w:color="000000" w:sz="4" w:space="0"/>
+            <w:bottom w:val="single" w:color="000000" w:sz="4" w:space="0"/>
+            <w:right w:val="single" w:color="000000" w:sz="4" w:space="0"/>
+            <w:insideH w:val="single" w:color="000000" w:sz="4" w:space="0"/>
+            <w:insideV w:val="single" w:color="000000" w:sz="4" w:space="0"/>
+          </w:tblBorders>
+          <w:tblCellMar>
+            <w:top w:w="0" w:type="dxa"/>
+            <w:left w:w="0" w:type="dxa"/>
+            <w:bottom w:w="0" w:type="dxa"/>
+            <w:right w:w="0" w:type="dxa"/>
+          </w:tblCellMar>
+        </w:tblPrEx>
         <w:trPr>
-          <w:trHeight w:val="438"/>
+          <w:trHeight w:val="438" w:hRule="atLeast"/>
         </w:trPr>
         <w:tc>
           <w:tcPr>
@@ -2450,7 +2497,7 @@
           </w:tcPr>
           <w:p>
             <w:pPr>
-              <w:pStyle w:val="TableParagraph"/>
+              <w:pStyle w:val="27"/>
               <w:widowControl w:val="0"/>
               <w:spacing w:before="93"/>
               <w:ind w:left="108"/>
@@ -2458,14 +2505,12 @@
                 <w:sz w:val="20"/>
               </w:rPr>
             </w:pPr>
-            <w:proofErr w:type="spellStart"/>
             <w:r>
               <w:rPr>
                 <w:sz w:val="20"/>
               </w:rPr>
               <w:t>服务态度</w:t>
             </w:r>
-            <w:proofErr w:type="spellEnd"/>
           </w:p>
         </w:tc>
         <w:tc>
@@ -2474,7 +2519,7 @@
           </w:tcPr>
           <w:p>
             <w:pPr>
-              <w:pStyle w:val="TableParagraph"/>
+              <w:pStyle w:val="27"/>
               <w:widowControl w:val="0"/>
               <w:ind w:left="254"/>
               <w:rPr>
@@ -2495,7 +2540,7 @@
           </w:tcPr>
           <w:p>
             <w:pPr>
-              <w:pStyle w:val="TableParagraph"/>
+              <w:pStyle w:val="27"/>
               <w:widowControl w:val="0"/>
               <w:ind w:left="376" w:right="366"/>
               <w:jc w:val="center"/>
@@ -2517,7 +2562,7 @@
           </w:tcPr>
           <w:p>
             <w:pPr>
-              <w:pStyle w:val="TableParagraph"/>
+              <w:pStyle w:val="27"/>
               <w:widowControl w:val="0"/>
               <w:ind w:left="122" w:right="112"/>
               <w:jc w:val="center"/>
@@ -2539,7 +2584,7 @@
           </w:tcPr>
           <w:p>
             <w:pPr>
-              <w:pStyle w:val="TableParagraph"/>
+              <w:pStyle w:val="27"/>
               <w:widowControl w:val="0"/>
               <w:ind w:left="359" w:right="349"/>
               <w:jc w:val="center"/>
@@ -2561,7 +2606,7 @@
           </w:tcPr>
           <w:p>
             <w:pPr>
-              <w:pStyle w:val="TableParagraph"/>
+              <w:pStyle w:val="27"/>
               <w:widowControl w:val="0"/>
               <w:ind w:left="152" w:right="142"/>
               <w:jc w:val="center"/>
@@ -2583,7 +2628,7 @@
           </w:tcPr>
           <w:p>
             <w:pPr>
-              <w:pStyle w:val="TableParagraph"/>
+              <w:pStyle w:val="27"/>
               <w:widowControl w:val="0"/>
               <w:ind w:left="538"/>
               <w:rPr>
@@ -2604,7 +2649,7 @@
           </w:tcPr>
           <w:p>
             <w:pPr>
-              <w:pStyle w:val="TableParagraph"/>
+              <w:pStyle w:val="27"/>
               <w:widowControl w:val="0"/>
               <w:ind w:left="608"/>
               <w:rPr>
@@ -2621,8 +2666,24 @@
         </w:tc>
       </w:tr>
       <w:tr>
+        <w:tblPrEx>
+          <w:tblBorders>
+            <w:top w:val="single" w:color="000000" w:sz="4" w:space="0"/>
+            <w:left w:val="single" w:color="000000" w:sz="4" w:space="0"/>
+            <w:bottom w:val="single" w:color="000000" w:sz="4" w:space="0"/>
+            <w:right w:val="single" w:color="000000" w:sz="4" w:space="0"/>
+            <w:insideH w:val="single" w:color="000000" w:sz="4" w:space="0"/>
+            <w:insideV w:val="single" w:color="000000" w:sz="4" w:space="0"/>
+          </w:tblBorders>
+          <w:tblCellMar>
+            <w:top w:w="0" w:type="dxa"/>
+            <w:left w:w="0" w:type="dxa"/>
+            <w:bottom w:w="0" w:type="dxa"/>
+            <w:right w:w="0" w:type="dxa"/>
+          </w:tblCellMar>
+        </w:tblPrEx>
         <w:trPr>
-          <w:trHeight w:val="438"/>
+          <w:trHeight w:val="438" w:hRule="atLeast"/>
         </w:trPr>
         <w:tc>
           <w:tcPr>
@@ -2630,7 +2691,7 @@
           </w:tcPr>
           <w:p>
             <w:pPr>
-              <w:pStyle w:val="TableParagraph"/>
+              <w:pStyle w:val="27"/>
               <w:widowControl w:val="0"/>
               <w:spacing w:before="93"/>
               <w:ind w:left="108"/>
@@ -2638,14 +2699,12 @@
                 <w:sz w:val="20"/>
               </w:rPr>
             </w:pPr>
-            <w:proofErr w:type="spellStart"/>
             <w:r>
               <w:rPr>
                 <w:sz w:val="20"/>
               </w:rPr>
               <w:t>服务及时性</w:t>
             </w:r>
-            <w:proofErr w:type="spellEnd"/>
           </w:p>
         </w:tc>
         <w:tc>
@@ -2654,7 +2713,7 @@
           </w:tcPr>
           <w:p>
             <w:pPr>
-              <w:pStyle w:val="TableParagraph"/>
+              <w:pStyle w:val="27"/>
               <w:widowControl w:val="0"/>
               <w:ind w:left="254"/>
               <w:rPr>
@@ -2675,7 +2734,7 @@
           </w:tcPr>
           <w:p>
             <w:pPr>
-              <w:pStyle w:val="TableParagraph"/>
+              <w:pStyle w:val="27"/>
               <w:widowControl w:val="0"/>
               <w:ind w:left="376" w:right="366"/>
               <w:jc w:val="center"/>
@@ -2697,7 +2756,7 @@
           </w:tcPr>
           <w:p>
             <w:pPr>
-              <w:pStyle w:val="TableParagraph"/>
+              <w:pStyle w:val="27"/>
               <w:widowControl w:val="0"/>
               <w:ind w:left="10"/>
               <w:jc w:val="center"/>
@@ -2719,7 +2778,7 @@
           </w:tcPr>
           <w:p>
             <w:pPr>
-              <w:pStyle w:val="TableParagraph"/>
+              <w:pStyle w:val="27"/>
               <w:widowControl w:val="0"/>
               <w:ind w:left="359" w:right="349"/>
               <w:jc w:val="center"/>
@@ -2741,7 +2800,7 @@
           </w:tcPr>
           <w:p>
             <w:pPr>
-              <w:pStyle w:val="TableParagraph"/>
+              <w:pStyle w:val="27"/>
               <w:widowControl w:val="0"/>
               <w:ind w:left="10"/>
               <w:jc w:val="center"/>
@@ -2763,7 +2822,7 @@
           </w:tcPr>
           <w:p>
             <w:pPr>
-              <w:pStyle w:val="TableParagraph"/>
+              <w:pStyle w:val="27"/>
               <w:widowControl w:val="0"/>
               <w:ind w:left="538"/>
               <w:rPr>
@@ -2784,7 +2843,7 @@
           </w:tcPr>
           <w:p>
             <w:pPr>
-              <w:pStyle w:val="TableParagraph"/>
+              <w:pStyle w:val="27"/>
               <w:widowControl w:val="0"/>
               <w:ind w:left="658"/>
               <w:rPr>
@@ -2801,8 +2860,24 @@
         </w:tc>
       </w:tr>
       <w:tr>
+        <w:tblPrEx>
+          <w:tblBorders>
+            <w:top w:val="single" w:color="000000" w:sz="4" w:space="0"/>
+            <w:left w:val="single" w:color="000000" w:sz="4" w:space="0"/>
+            <w:bottom w:val="single" w:color="000000" w:sz="4" w:space="0"/>
+            <w:right w:val="single" w:color="000000" w:sz="4" w:space="0"/>
+            <w:insideH w:val="single" w:color="000000" w:sz="4" w:space="0"/>
+            <w:insideV w:val="single" w:color="000000" w:sz="4" w:space="0"/>
+          </w:tblBorders>
+          <w:tblCellMar>
+            <w:top w:w="0" w:type="dxa"/>
+            <w:left w:w="0" w:type="dxa"/>
+            <w:bottom w:w="0" w:type="dxa"/>
+            <w:right w:w="0" w:type="dxa"/>
+          </w:tblCellMar>
+        </w:tblPrEx>
         <w:trPr>
-          <w:trHeight w:val="438"/>
+          <w:trHeight w:val="438" w:hRule="atLeast"/>
         </w:trPr>
         <w:tc>
           <w:tcPr>
@@ -2810,7 +2885,7 @@
           </w:tcPr>
           <w:p>
             <w:pPr>
-              <w:pStyle w:val="TableParagraph"/>
+              <w:pStyle w:val="27"/>
               <w:widowControl w:val="0"/>
               <w:spacing w:before="93"/>
               <w:ind w:left="108"/>
@@ -2818,14 +2893,12 @@
                 <w:sz w:val="20"/>
               </w:rPr>
             </w:pPr>
-            <w:proofErr w:type="spellStart"/>
             <w:r>
               <w:rPr>
                 <w:sz w:val="20"/>
               </w:rPr>
               <w:t>服务规范性</w:t>
             </w:r>
-            <w:proofErr w:type="spellEnd"/>
           </w:p>
         </w:tc>
         <w:tc>
@@ -2834,7 +2907,7 @@
           </w:tcPr>
           <w:p>
             <w:pPr>
-              <w:pStyle w:val="TableParagraph"/>
+              <w:pStyle w:val="27"/>
               <w:widowControl w:val="0"/>
               <w:ind w:left="254"/>
               <w:rPr>
@@ -2855,7 +2928,7 @@
           </w:tcPr>
           <w:p>
             <w:pPr>
-              <w:pStyle w:val="TableParagraph"/>
+              <w:pStyle w:val="27"/>
               <w:widowControl w:val="0"/>
               <w:ind w:left="10"/>
               <w:jc w:val="center"/>
@@ -2877,7 +2950,7 @@
           </w:tcPr>
           <w:p>
             <w:pPr>
-              <w:pStyle w:val="TableParagraph"/>
+              <w:pStyle w:val="27"/>
               <w:widowControl w:val="0"/>
               <w:ind w:left="122" w:right="112"/>
               <w:jc w:val="center"/>
@@ -2899,7 +2972,7 @@
           </w:tcPr>
           <w:p>
             <w:pPr>
-              <w:pStyle w:val="TableParagraph"/>
+              <w:pStyle w:val="27"/>
               <w:widowControl w:val="0"/>
               <w:ind w:left="359" w:right="349"/>
               <w:jc w:val="center"/>
@@ -2921,7 +2994,7 @@
           </w:tcPr>
           <w:p>
             <w:pPr>
-              <w:pStyle w:val="TableParagraph"/>
+              <w:pStyle w:val="27"/>
               <w:widowControl w:val="0"/>
               <w:ind w:left="10"/>
               <w:jc w:val="center"/>
@@ -2943,7 +3016,7 @@
           </w:tcPr>
           <w:p>
             <w:pPr>
-              <w:pStyle w:val="TableParagraph"/>
+              <w:pStyle w:val="27"/>
               <w:widowControl w:val="0"/>
               <w:ind w:left="588"/>
               <w:rPr>
@@ -2967,7 +3040,7 @@
           </w:tcPr>
           <w:p>
             <w:pPr>
-              <w:pStyle w:val="TableParagraph"/>
+              <w:pStyle w:val="27"/>
               <w:widowControl w:val="0"/>
               <w:ind w:left="608"/>
               <w:rPr>
@@ -2984,8 +3057,24 @@
         </w:tc>
       </w:tr>
       <w:tr>
+        <w:tblPrEx>
+          <w:tblBorders>
+            <w:top w:val="single" w:color="000000" w:sz="4" w:space="0"/>
+            <w:left w:val="single" w:color="000000" w:sz="4" w:space="0"/>
+            <w:bottom w:val="single" w:color="000000" w:sz="4" w:space="0"/>
+            <w:right w:val="single" w:color="000000" w:sz="4" w:space="0"/>
+            <w:insideH w:val="single" w:color="000000" w:sz="4" w:space="0"/>
+            <w:insideV w:val="single" w:color="000000" w:sz="4" w:space="0"/>
+          </w:tblBorders>
+          <w:tblCellMar>
+            <w:top w:w="0" w:type="dxa"/>
+            <w:left w:w="0" w:type="dxa"/>
+            <w:bottom w:w="0" w:type="dxa"/>
+            <w:right w:w="0" w:type="dxa"/>
+          </w:tblCellMar>
+        </w:tblPrEx>
         <w:trPr>
-          <w:trHeight w:val="439"/>
+          <w:trHeight w:val="439" w:hRule="atLeast"/>
         </w:trPr>
         <w:tc>
           <w:tcPr>
@@ -2993,7 +3082,7 @@
           </w:tcPr>
           <w:p>
             <w:pPr>
-              <w:pStyle w:val="TableParagraph"/>
+              <w:pStyle w:val="27"/>
               <w:widowControl w:val="0"/>
               <w:spacing w:before="93"/>
               <w:ind w:left="108"/>
@@ -3001,14 +3090,12 @@
                 <w:sz w:val="20"/>
               </w:rPr>
             </w:pPr>
-            <w:proofErr w:type="spellStart"/>
             <w:r>
               <w:rPr>
                 <w:sz w:val="20"/>
               </w:rPr>
               <w:t>问题解决的效率</w:t>
             </w:r>
-            <w:proofErr w:type="spellEnd"/>
           </w:p>
         </w:tc>
         <w:tc>
@@ -3017,7 +3104,7 @@
           </w:tcPr>
           <w:p>
             <w:pPr>
-              <w:pStyle w:val="TableParagraph"/>
+              <w:pStyle w:val="27"/>
               <w:widowControl w:val="0"/>
               <w:ind w:left="254"/>
               <w:rPr>
@@ -3038,7 +3125,7 @@
           </w:tcPr>
           <w:p>
             <w:pPr>
-              <w:pStyle w:val="TableParagraph"/>
+              <w:pStyle w:val="27"/>
               <w:widowControl w:val="0"/>
               <w:ind w:left="10"/>
               <w:jc w:val="center"/>
@@ -3060,7 +3147,7 @@
           </w:tcPr>
           <w:p>
             <w:pPr>
-              <w:pStyle w:val="TableParagraph"/>
+              <w:pStyle w:val="27"/>
               <w:widowControl w:val="0"/>
               <w:ind w:left="122" w:right="112"/>
               <w:jc w:val="center"/>
@@ -3082,7 +3169,7 @@
           </w:tcPr>
           <w:p>
             <w:pPr>
-              <w:pStyle w:val="TableParagraph"/>
+              <w:pStyle w:val="27"/>
               <w:widowControl w:val="0"/>
               <w:ind w:left="359" w:right="349"/>
               <w:jc w:val="center"/>
@@ -3104,7 +3191,7 @@
           </w:tcPr>
           <w:p>
             <w:pPr>
-              <w:pStyle w:val="TableParagraph"/>
+              <w:pStyle w:val="27"/>
               <w:widowControl w:val="0"/>
               <w:ind w:left="152" w:right="142"/>
               <w:jc w:val="center"/>
@@ -3126,7 +3213,7 @@
           </w:tcPr>
           <w:p>
             <w:pPr>
-              <w:pStyle w:val="TableParagraph"/>
+              <w:pStyle w:val="27"/>
               <w:widowControl w:val="0"/>
               <w:ind w:left="538"/>
               <w:rPr>
@@ -3147,7 +3234,7 @@
           </w:tcPr>
           <w:p>
             <w:pPr>
-              <w:pStyle w:val="TableParagraph"/>
+              <w:pStyle w:val="27"/>
               <w:widowControl w:val="0"/>
               <w:ind w:left="608"/>
               <w:rPr>
@@ -3164,19 +3251,35 @@
         </w:tc>
       </w:tr>
       <w:tr>
+        <w:tblPrEx>
+          <w:tblBorders>
+            <w:top w:val="single" w:color="000000" w:sz="4" w:space="0"/>
+            <w:left w:val="single" w:color="000000" w:sz="4" w:space="0"/>
+            <w:bottom w:val="single" w:color="000000" w:sz="4" w:space="0"/>
+            <w:right w:val="single" w:color="000000" w:sz="4" w:space="0"/>
+            <w:insideH w:val="single" w:color="000000" w:sz="4" w:space="0"/>
+            <w:insideV w:val="single" w:color="000000" w:sz="4" w:space="0"/>
+          </w:tblBorders>
+          <w:tblCellMar>
+            <w:top w:w="0" w:type="dxa"/>
+            <w:left w:w="0" w:type="dxa"/>
+            <w:bottom w:w="0" w:type="dxa"/>
+            <w:right w:w="0" w:type="dxa"/>
+          </w:tblCellMar>
+        </w:tblPrEx>
         <w:trPr>
-          <w:trHeight w:val="439"/>
+          <w:trHeight w:val="439" w:hRule="atLeast"/>
         </w:trPr>
         <w:tc>
           <w:tcPr>
             <w:tcW w:w="1894" w:type="dxa"/>
             <w:tcBorders>
-              <w:left w:val="single" w:sz="6" w:space="0" w:color="000000"/>
+              <w:left w:val="single" w:color="000000" w:sz="6" w:space="0"/>
             </w:tcBorders>
           </w:tcPr>
           <w:p>
             <w:pPr>
-              <w:pStyle w:val="TableParagraph"/>
+              <w:pStyle w:val="27"/>
               <w:widowControl w:val="0"/>
               <w:spacing w:before="93"/>
               <w:ind w:left="105"/>
@@ -3184,14 +3287,12 @@
                 <w:sz w:val="20"/>
               </w:rPr>
             </w:pPr>
-            <w:proofErr w:type="spellStart"/>
             <w:r>
               <w:rPr>
                 <w:sz w:val="20"/>
               </w:rPr>
               <w:t>问题解决有效性</w:t>
             </w:r>
-            <w:proofErr w:type="spellEnd"/>
           </w:p>
         </w:tc>
         <w:tc>
@@ -3200,7 +3301,7 @@
           </w:tcPr>
           <w:p>
             <w:pPr>
-              <w:pStyle w:val="TableParagraph"/>
+              <w:pStyle w:val="27"/>
               <w:widowControl w:val="0"/>
               <w:ind w:left="254"/>
               <w:rPr>
@@ -3221,7 +3322,7 @@
           </w:tcPr>
           <w:p>
             <w:pPr>
-              <w:pStyle w:val="TableParagraph"/>
+              <w:pStyle w:val="27"/>
               <w:widowControl w:val="0"/>
               <w:ind w:left="376" w:right="366"/>
               <w:jc w:val="center"/>
@@ -3243,7 +3344,7 @@
           </w:tcPr>
           <w:p>
             <w:pPr>
-              <w:pStyle w:val="TableParagraph"/>
+              <w:pStyle w:val="27"/>
               <w:widowControl w:val="0"/>
               <w:ind w:left="122" w:right="112"/>
               <w:jc w:val="center"/>
@@ -3265,7 +3366,7 @@
           </w:tcPr>
           <w:p>
             <w:pPr>
-              <w:pStyle w:val="TableParagraph"/>
+              <w:pStyle w:val="27"/>
               <w:widowControl w:val="0"/>
               <w:ind w:left="359" w:right="349"/>
               <w:jc w:val="center"/>
@@ -3287,7 +3388,7 @@
           </w:tcPr>
           <w:p>
             <w:pPr>
-              <w:pStyle w:val="TableParagraph"/>
+              <w:pStyle w:val="27"/>
               <w:widowControl w:val="0"/>
               <w:ind w:left="152" w:right="142"/>
               <w:jc w:val="center"/>
@@ -3309,7 +3410,7 @@
           </w:tcPr>
           <w:p>
             <w:pPr>
-              <w:pStyle w:val="TableParagraph"/>
+              <w:pStyle w:val="27"/>
               <w:widowControl w:val="0"/>
               <w:ind w:left="538"/>
               <w:rPr>
@@ -3330,7 +3431,7 @@
           </w:tcPr>
           <w:p>
             <w:pPr>
-              <w:pStyle w:val="TableParagraph"/>
+              <w:pStyle w:val="27"/>
               <w:widowControl w:val="0"/>
               <w:ind w:left="608"/>
               <w:rPr>
@@ -3347,19 +3448,35 @@
         </w:tc>
       </w:tr>
       <w:tr>
+        <w:tblPrEx>
+          <w:tblBorders>
+            <w:top w:val="single" w:color="000000" w:sz="4" w:space="0"/>
+            <w:left w:val="single" w:color="000000" w:sz="4" w:space="0"/>
+            <w:bottom w:val="single" w:color="000000" w:sz="4" w:space="0"/>
+            <w:right w:val="single" w:color="000000" w:sz="4" w:space="0"/>
+            <w:insideH w:val="single" w:color="000000" w:sz="4" w:space="0"/>
+            <w:insideV w:val="single" w:color="000000" w:sz="4" w:space="0"/>
+          </w:tblBorders>
+          <w:tblCellMar>
+            <w:top w:w="0" w:type="dxa"/>
+            <w:left w:w="0" w:type="dxa"/>
+            <w:bottom w:w="0" w:type="dxa"/>
+            <w:right w:w="0" w:type="dxa"/>
+          </w:tblCellMar>
+        </w:tblPrEx>
         <w:trPr>
-          <w:trHeight w:val="439"/>
+          <w:trHeight w:val="439" w:hRule="atLeast"/>
         </w:trPr>
         <w:tc>
           <w:tcPr>
             <w:tcW w:w="1894" w:type="dxa"/>
             <w:tcBorders>
-              <w:left w:val="single" w:sz="6" w:space="0" w:color="000000"/>
+              <w:left w:val="single" w:color="000000" w:sz="6" w:space="0"/>
             </w:tcBorders>
           </w:tcPr>
           <w:p>
             <w:pPr>
-              <w:pStyle w:val="TableParagraph"/>
+              <w:pStyle w:val="27"/>
               <w:widowControl w:val="0"/>
               <w:spacing w:before="93"/>
               <w:ind w:left="105"/>
@@ -3367,14 +3484,12 @@
                 <w:sz w:val="20"/>
               </w:rPr>
             </w:pPr>
-            <w:proofErr w:type="spellStart"/>
             <w:r>
               <w:rPr>
                 <w:sz w:val="20"/>
               </w:rPr>
               <w:t>咨询及培训</w:t>
             </w:r>
-            <w:proofErr w:type="spellEnd"/>
           </w:p>
         </w:tc>
         <w:tc>
@@ -3383,7 +3498,7 @@
           </w:tcPr>
           <w:p>
             <w:pPr>
-              <w:pStyle w:val="TableParagraph"/>
+              <w:pStyle w:val="27"/>
               <w:widowControl w:val="0"/>
               <w:ind w:left="254"/>
               <w:rPr>
@@ -3404,7 +3519,7 @@
           </w:tcPr>
           <w:p>
             <w:pPr>
-              <w:pStyle w:val="TableParagraph"/>
+              <w:pStyle w:val="27"/>
               <w:widowControl w:val="0"/>
               <w:ind w:left="376" w:right="366"/>
               <w:jc w:val="center"/>
@@ -3426,7 +3541,7 @@
           </w:tcPr>
           <w:p>
             <w:pPr>
-              <w:pStyle w:val="TableParagraph"/>
+              <w:pStyle w:val="27"/>
               <w:widowControl w:val="0"/>
               <w:ind w:left="122" w:right="112"/>
               <w:jc w:val="center"/>
@@ -3448,7 +3563,7 @@
           </w:tcPr>
           <w:p>
             <w:pPr>
-              <w:pStyle w:val="TableParagraph"/>
+              <w:pStyle w:val="27"/>
               <w:widowControl w:val="0"/>
               <w:ind w:left="359" w:right="349"/>
               <w:jc w:val="center"/>
@@ -3470,7 +3585,7 @@
           </w:tcPr>
           <w:p>
             <w:pPr>
-              <w:pStyle w:val="TableParagraph"/>
+              <w:pStyle w:val="27"/>
               <w:widowControl w:val="0"/>
               <w:ind w:left="152" w:right="142"/>
               <w:jc w:val="center"/>
@@ -3492,7 +3607,7 @@
           </w:tcPr>
           <w:p>
             <w:pPr>
-              <w:pStyle w:val="TableParagraph"/>
+              <w:pStyle w:val="27"/>
               <w:widowControl w:val="0"/>
               <w:ind w:left="538"/>
               <w:rPr>
@@ -3513,7 +3628,7 @@
           </w:tcPr>
           <w:p>
             <w:pPr>
-              <w:pStyle w:val="TableParagraph"/>
+              <w:pStyle w:val="27"/>
               <w:widowControl w:val="0"/>
               <w:ind w:left="608"/>
               <w:rPr>
@@ -3530,19 +3645,35 @@
         </w:tc>
       </w:tr>
       <w:tr>
+        <w:tblPrEx>
+          <w:tblBorders>
+            <w:top w:val="single" w:color="000000" w:sz="4" w:space="0"/>
+            <w:left w:val="single" w:color="000000" w:sz="4" w:space="0"/>
+            <w:bottom w:val="single" w:color="000000" w:sz="4" w:space="0"/>
+            <w:right w:val="single" w:color="000000" w:sz="4" w:space="0"/>
+            <w:insideH w:val="single" w:color="000000" w:sz="4" w:space="0"/>
+            <w:insideV w:val="single" w:color="000000" w:sz="4" w:space="0"/>
+          </w:tblBorders>
+          <w:tblCellMar>
+            <w:top w:w="0" w:type="dxa"/>
+            <w:left w:w="0" w:type="dxa"/>
+            <w:bottom w:w="0" w:type="dxa"/>
+            <w:right w:w="0" w:type="dxa"/>
+          </w:tblCellMar>
+        </w:tblPrEx>
         <w:trPr>
-          <w:trHeight w:val="439"/>
+          <w:trHeight w:val="439" w:hRule="atLeast"/>
         </w:trPr>
         <w:tc>
           <w:tcPr>
             <w:tcW w:w="1894" w:type="dxa"/>
             <w:tcBorders>
-              <w:left w:val="single" w:sz="6" w:space="0" w:color="000000"/>
+              <w:left w:val="single" w:color="000000" w:sz="6" w:space="0"/>
             </w:tcBorders>
           </w:tcPr>
           <w:p>
             <w:pPr>
-              <w:pStyle w:val="TableParagraph"/>
+              <w:pStyle w:val="27"/>
               <w:widowControl w:val="0"/>
               <w:spacing w:before="93"/>
               <w:ind w:left="105"/>
@@ -3550,14 +3681,12 @@
                 <w:sz w:val="20"/>
               </w:rPr>
             </w:pPr>
-            <w:proofErr w:type="spellStart"/>
             <w:r>
               <w:rPr>
                 <w:sz w:val="20"/>
               </w:rPr>
               <w:t>使用方便性</w:t>
             </w:r>
-            <w:proofErr w:type="spellEnd"/>
           </w:p>
         </w:tc>
         <w:tc>
@@ -3566,7 +3695,7 @@
           </w:tcPr>
           <w:p>
             <w:pPr>
-              <w:pStyle w:val="TableParagraph"/>
+              <w:pStyle w:val="27"/>
               <w:widowControl w:val="0"/>
               <w:ind w:left="254"/>
               <w:rPr>
@@ -3587,7 +3716,7 @@
           </w:tcPr>
           <w:p>
             <w:pPr>
-              <w:pStyle w:val="TableParagraph"/>
+              <w:pStyle w:val="27"/>
               <w:widowControl w:val="0"/>
               <w:ind w:left="376" w:right="366"/>
               <w:jc w:val="center"/>
@@ -3609,7 +3738,7 @@
           </w:tcPr>
           <w:p>
             <w:pPr>
-              <w:pStyle w:val="TableParagraph"/>
+              <w:pStyle w:val="27"/>
               <w:widowControl w:val="0"/>
               <w:ind w:left="122" w:right="112"/>
               <w:jc w:val="center"/>
@@ -3631,7 +3760,7 @@
           </w:tcPr>
           <w:p>
             <w:pPr>
-              <w:pStyle w:val="TableParagraph"/>
+              <w:pStyle w:val="27"/>
               <w:widowControl w:val="0"/>
               <w:ind w:left="359" w:right="349"/>
               <w:jc w:val="center"/>
@@ -3653,7 +3782,7 @@
           </w:tcPr>
           <w:p>
             <w:pPr>
-              <w:pStyle w:val="TableParagraph"/>
+              <w:pStyle w:val="27"/>
               <w:widowControl w:val="0"/>
               <w:ind w:left="152" w:right="142"/>
               <w:jc w:val="center"/>
@@ -3675,7 +3804,7 @@
           </w:tcPr>
           <w:p>
             <w:pPr>
-              <w:pStyle w:val="TableParagraph"/>
+              <w:pStyle w:val="27"/>
               <w:widowControl w:val="0"/>
               <w:ind w:left="538"/>
               <w:rPr>
@@ -3696,7 +3825,7 @@
           </w:tcPr>
           <w:p>
             <w:pPr>
-              <w:pStyle w:val="TableParagraph"/>
+              <w:pStyle w:val="27"/>
               <w:widowControl w:val="0"/>
               <w:ind w:left="608"/>
               <w:rPr>
@@ -3713,19 +3842,35 @@
         </w:tc>
       </w:tr>
       <w:tr>
+        <w:tblPrEx>
+          <w:tblBorders>
+            <w:top w:val="single" w:color="000000" w:sz="4" w:space="0"/>
+            <w:left w:val="single" w:color="000000" w:sz="4" w:space="0"/>
+            <w:bottom w:val="single" w:color="000000" w:sz="4" w:space="0"/>
+            <w:right w:val="single" w:color="000000" w:sz="4" w:space="0"/>
+            <w:insideH w:val="single" w:color="000000" w:sz="4" w:space="0"/>
+            <w:insideV w:val="single" w:color="000000" w:sz="4" w:space="0"/>
+          </w:tblBorders>
+          <w:tblCellMar>
+            <w:top w:w="0" w:type="dxa"/>
+            <w:left w:w="0" w:type="dxa"/>
+            <w:bottom w:w="0" w:type="dxa"/>
+            <w:right w:w="0" w:type="dxa"/>
+          </w:tblCellMar>
+        </w:tblPrEx>
         <w:trPr>
-          <w:trHeight w:val="439"/>
+          <w:trHeight w:val="439" w:hRule="atLeast"/>
         </w:trPr>
         <w:tc>
           <w:tcPr>
             <w:tcW w:w="1894" w:type="dxa"/>
             <w:tcBorders>
-              <w:left w:val="single" w:sz="6" w:space="0" w:color="000000"/>
+              <w:left w:val="single" w:color="000000" w:sz="6" w:space="0"/>
             </w:tcBorders>
           </w:tcPr>
           <w:p>
             <w:pPr>
-              <w:pStyle w:val="TableParagraph"/>
+              <w:pStyle w:val="27"/>
               <w:widowControl w:val="0"/>
               <w:spacing w:before="93"/>
               <w:ind w:left="105"/>
@@ -3733,14 +3878,12 @@
                 <w:sz w:val="20"/>
               </w:rPr>
             </w:pPr>
-            <w:proofErr w:type="spellStart"/>
             <w:r>
               <w:rPr>
                 <w:sz w:val="20"/>
               </w:rPr>
               <w:t>系统相关培训</w:t>
             </w:r>
-            <w:proofErr w:type="spellEnd"/>
           </w:p>
         </w:tc>
         <w:tc>
@@ -3749,7 +3892,7 @@
           </w:tcPr>
           <w:p>
             <w:pPr>
-              <w:pStyle w:val="TableParagraph"/>
+              <w:pStyle w:val="27"/>
               <w:widowControl w:val="0"/>
               <w:ind w:left="254"/>
               <w:rPr>
@@ -3770,7 +3913,7 @@
           </w:tcPr>
           <w:p>
             <w:pPr>
-              <w:pStyle w:val="TableParagraph"/>
+              <w:pStyle w:val="27"/>
               <w:widowControl w:val="0"/>
               <w:ind w:left="376" w:right="366"/>
               <w:jc w:val="center"/>
@@ -3792,7 +3935,7 @@
           </w:tcPr>
           <w:p>
             <w:pPr>
-              <w:pStyle w:val="TableParagraph"/>
+              <w:pStyle w:val="27"/>
               <w:widowControl w:val="0"/>
               <w:ind w:left="122" w:right="112"/>
               <w:jc w:val="center"/>
@@ -3814,7 +3957,7 @@
           </w:tcPr>
           <w:p>
             <w:pPr>
-              <w:pStyle w:val="TableParagraph"/>
+              <w:pStyle w:val="27"/>
               <w:widowControl w:val="0"/>
               <w:ind w:left="359" w:right="349"/>
               <w:jc w:val="center"/>
@@ -3836,7 +3979,7 @@
           </w:tcPr>
           <w:p>
             <w:pPr>
-              <w:pStyle w:val="TableParagraph"/>
+              <w:pStyle w:val="27"/>
               <w:widowControl w:val="0"/>
               <w:ind w:left="152" w:right="142"/>
               <w:jc w:val="center"/>
@@ -3858,7 +4001,7 @@
           </w:tcPr>
           <w:p>
             <w:pPr>
-              <w:pStyle w:val="TableParagraph"/>
+              <w:pStyle w:val="27"/>
               <w:widowControl w:val="0"/>
               <w:ind w:left="538"/>
               <w:rPr>
@@ -3879,7 +4022,7 @@
           </w:tcPr>
           <w:p>
             <w:pPr>
-              <w:pStyle w:val="TableParagraph"/>
+              <w:pStyle w:val="27"/>
               <w:widowControl w:val="0"/>
               <w:ind w:left="658"/>
               <w:rPr>
@@ -3896,19 +4039,35 @@
         </w:tc>
       </w:tr>
       <w:tr>
+        <w:tblPrEx>
+          <w:tblBorders>
+            <w:top w:val="single" w:color="000000" w:sz="4" w:space="0"/>
+            <w:left w:val="single" w:color="000000" w:sz="4" w:space="0"/>
+            <w:bottom w:val="single" w:color="000000" w:sz="4" w:space="0"/>
+            <w:right w:val="single" w:color="000000" w:sz="4" w:space="0"/>
+            <w:insideH w:val="single" w:color="000000" w:sz="4" w:space="0"/>
+            <w:insideV w:val="single" w:color="000000" w:sz="4" w:space="0"/>
+          </w:tblBorders>
+          <w:tblCellMar>
+            <w:top w:w="0" w:type="dxa"/>
+            <w:left w:w="0" w:type="dxa"/>
+            <w:bottom w:w="0" w:type="dxa"/>
+            <w:right w:w="0" w:type="dxa"/>
+          </w:tblCellMar>
+        </w:tblPrEx>
         <w:trPr>
-          <w:trHeight w:val="439"/>
+          <w:trHeight w:val="439" w:hRule="atLeast"/>
         </w:trPr>
         <w:tc>
           <w:tcPr>
             <w:tcW w:w="1894" w:type="dxa"/>
             <w:tcBorders>
-              <w:left w:val="single" w:sz="6" w:space="0" w:color="000000"/>
+              <w:left w:val="single" w:color="000000" w:sz="6" w:space="0"/>
             </w:tcBorders>
           </w:tcPr>
           <w:p>
             <w:pPr>
-              <w:pStyle w:val="TableParagraph"/>
+              <w:pStyle w:val="27"/>
               <w:widowControl w:val="0"/>
               <w:spacing w:before="93"/>
               <w:ind w:left="105"/>
@@ -3916,14 +4075,12 @@
                 <w:sz w:val="20"/>
               </w:rPr>
             </w:pPr>
-            <w:proofErr w:type="spellStart"/>
             <w:r>
               <w:rPr>
                 <w:sz w:val="20"/>
               </w:rPr>
               <w:t>服务台服务水平</w:t>
             </w:r>
-            <w:proofErr w:type="spellEnd"/>
           </w:p>
         </w:tc>
         <w:tc>
@@ -3932,7 +4089,7 @@
           </w:tcPr>
           <w:p>
             <w:pPr>
-              <w:pStyle w:val="TableParagraph"/>
+              <w:pStyle w:val="27"/>
               <w:widowControl w:val="0"/>
               <w:ind w:left="254"/>
               <w:rPr>
@@ -3953,7 +4110,7 @@
           </w:tcPr>
           <w:p>
             <w:pPr>
-              <w:pStyle w:val="TableParagraph"/>
+              <w:pStyle w:val="27"/>
               <w:widowControl w:val="0"/>
               <w:ind w:left="376" w:right="366"/>
               <w:jc w:val="center"/>
@@ -3975,7 +4132,7 @@
           </w:tcPr>
           <w:p>
             <w:pPr>
-              <w:pStyle w:val="TableParagraph"/>
+              <w:pStyle w:val="27"/>
               <w:widowControl w:val="0"/>
               <w:ind w:left="122" w:right="112"/>
               <w:jc w:val="center"/>
@@ -3997,7 +4154,7 @@
           </w:tcPr>
           <w:p>
             <w:pPr>
-              <w:pStyle w:val="TableParagraph"/>
+              <w:pStyle w:val="27"/>
               <w:widowControl w:val="0"/>
               <w:ind w:left="10"/>
               <w:jc w:val="center"/>
@@ -4019,7 +4176,7 @@
           </w:tcPr>
           <w:p>
             <w:pPr>
-              <w:pStyle w:val="TableParagraph"/>
+              <w:pStyle w:val="27"/>
               <w:widowControl w:val="0"/>
               <w:ind w:left="152" w:right="142"/>
               <w:jc w:val="center"/>
@@ -4041,7 +4198,7 @@
           </w:tcPr>
           <w:p>
             <w:pPr>
-              <w:pStyle w:val="TableParagraph"/>
+              <w:pStyle w:val="27"/>
               <w:widowControl w:val="0"/>
               <w:ind w:left="588"/>
               <w:rPr>
@@ -4065,7 +4222,7 @@
           </w:tcPr>
           <w:p>
             <w:pPr>
-              <w:pStyle w:val="TableParagraph"/>
+              <w:pStyle w:val="27"/>
               <w:widowControl w:val="0"/>
               <w:ind w:left="658"/>
               <w:rPr>
@@ -4082,20 +4239,36 @@
         </w:tc>
       </w:tr>
       <w:tr>
+        <w:tblPrEx>
+          <w:tblBorders>
+            <w:top w:val="single" w:color="000000" w:sz="4" w:space="0"/>
+            <w:left w:val="single" w:color="000000" w:sz="4" w:space="0"/>
+            <w:bottom w:val="single" w:color="000000" w:sz="4" w:space="0"/>
+            <w:right w:val="single" w:color="000000" w:sz="4" w:space="0"/>
+            <w:insideH w:val="single" w:color="000000" w:sz="4" w:space="0"/>
+            <w:insideV w:val="single" w:color="000000" w:sz="4" w:space="0"/>
+          </w:tblBorders>
+          <w:tblCellMar>
+            <w:top w:w="0" w:type="dxa"/>
+            <w:left w:w="0" w:type="dxa"/>
+            <w:bottom w:w="0" w:type="dxa"/>
+            <w:right w:w="0" w:type="dxa"/>
+          </w:tblCellMar>
+        </w:tblPrEx>
         <w:trPr>
-          <w:trHeight w:val="441"/>
+          <w:trHeight w:val="441" w:hRule="atLeast"/>
         </w:trPr>
         <w:tc>
           <w:tcPr>
             <w:tcW w:w="1894" w:type="dxa"/>
             <w:tcBorders>
-              <w:left w:val="single" w:sz="6" w:space="0" w:color="000000"/>
-              <w:bottom w:val="single" w:sz="6" w:space="0" w:color="000000"/>
+              <w:left w:val="single" w:color="000000" w:sz="6" w:space="0"/>
+              <w:bottom w:val="single" w:color="000000" w:sz="6" w:space="0"/>
             </w:tcBorders>
           </w:tcPr>
           <w:p>
             <w:pPr>
-              <w:pStyle w:val="TableParagraph"/>
+              <w:pStyle w:val="27"/>
               <w:widowControl w:val="0"/>
               <w:spacing w:before="93"/>
               <w:ind w:left="594"/>
@@ -4108,21 +4281,7 @@
                 <w:spacing w:val="33"/>
                 <w:sz w:val="20"/>
               </w:rPr>
-              <w:t>合</w:t>
-            </w:r>
-            <w:r>
-              <w:rPr>
-                <w:spacing w:val="33"/>
-                <w:sz w:val="20"/>
-              </w:rPr>
-              <w:t xml:space="preserve"> </w:t>
-            </w:r>
-            <w:r>
-              <w:rPr>
-                <w:spacing w:val="33"/>
-                <w:sz w:val="20"/>
-              </w:rPr>
-              <w:t>计</w:t>
+              <w:t>合 计</w:t>
             </w:r>
           </w:p>
         </w:tc>
@@ -4130,12 +4289,12 @@
           <w:tcPr>
             <w:tcW w:w="708" w:type="dxa"/>
             <w:tcBorders>
-              <w:bottom w:val="single" w:sz="6" w:space="0" w:color="000000"/>
+              <w:bottom w:val="single" w:color="000000" w:sz="6" w:space="0"/>
             </w:tcBorders>
           </w:tcPr>
           <w:p>
             <w:pPr>
-              <w:pStyle w:val="TableParagraph"/>
+              <w:pStyle w:val="27"/>
               <w:widowControl w:val="0"/>
               <w:ind w:left="204"/>
               <w:rPr>
@@ -4154,12 +4313,12 @@
           <w:tcPr>
             <w:tcW w:w="993" w:type="dxa"/>
             <w:tcBorders>
-              <w:bottom w:val="single" w:sz="6" w:space="0" w:color="000000"/>
+              <w:bottom w:val="single" w:color="000000" w:sz="6" w:space="0"/>
             </w:tcBorders>
           </w:tcPr>
           <w:p>
             <w:pPr>
-              <w:pStyle w:val="TableParagraph"/>
+              <w:pStyle w:val="27"/>
               <w:widowControl w:val="0"/>
               <w:ind w:left="376" w:right="366"/>
               <w:jc w:val="center"/>
@@ -4179,12 +4338,12 @@
           <w:tcPr>
             <w:tcW w:w="850" w:type="dxa"/>
             <w:tcBorders>
-              <w:bottom w:val="single" w:sz="6" w:space="0" w:color="000000"/>
+              <w:bottom w:val="single" w:color="000000" w:sz="6" w:space="0"/>
             </w:tcBorders>
           </w:tcPr>
           <w:p>
             <w:pPr>
-              <w:pStyle w:val="TableParagraph"/>
+              <w:pStyle w:val="27"/>
               <w:widowControl w:val="0"/>
               <w:ind w:left="122" w:right="112"/>
               <w:jc w:val="center"/>
@@ -4204,12 +4363,12 @@
           <w:tcPr>
             <w:tcW w:w="958" w:type="dxa"/>
             <w:tcBorders>
-              <w:bottom w:val="single" w:sz="6" w:space="0" w:color="000000"/>
+              <w:bottom w:val="single" w:color="000000" w:sz="6" w:space="0"/>
             </w:tcBorders>
           </w:tcPr>
           <w:p>
             <w:pPr>
-              <w:pStyle w:val="TableParagraph"/>
+              <w:pStyle w:val="27"/>
               <w:widowControl w:val="0"/>
               <w:ind w:left="359" w:right="349"/>
               <w:jc w:val="center"/>
@@ -4229,12 +4388,12 @@
           <w:tcPr>
             <w:tcW w:w="1310" w:type="dxa"/>
             <w:tcBorders>
-              <w:bottom w:val="single" w:sz="6" w:space="0" w:color="000000"/>
+              <w:bottom w:val="single" w:color="000000" w:sz="6" w:space="0"/>
             </w:tcBorders>
           </w:tcPr>
           <w:p>
             <w:pPr>
-              <w:pStyle w:val="TableParagraph"/>
+              <w:pStyle w:val="27"/>
               <w:widowControl w:val="0"/>
               <w:ind w:left="152" w:right="142"/>
               <w:jc w:val="center"/>
@@ -4254,12 +4413,12 @@
           <w:tcPr>
             <w:tcW w:w="1276" w:type="dxa"/>
             <w:tcBorders>
-              <w:bottom w:val="single" w:sz="6" w:space="0" w:color="000000"/>
+              <w:bottom w:val="single" w:color="000000" w:sz="6" w:space="0"/>
             </w:tcBorders>
           </w:tcPr>
           <w:p>
             <w:pPr>
-              <w:pStyle w:val="TableParagraph"/>
+              <w:pStyle w:val="27"/>
               <w:widowControl w:val="0"/>
               <w:ind w:left="538"/>
               <w:rPr>
@@ -4278,12 +4437,12 @@
           <w:tcPr>
             <w:tcW w:w="1417" w:type="dxa"/>
             <w:tcBorders>
-              <w:bottom w:val="single" w:sz="6" w:space="0" w:color="000000"/>
+              <w:bottom w:val="single" w:color="000000" w:sz="6" w:space="0"/>
             </w:tcBorders>
           </w:tcPr>
           <w:p>
             <w:pPr>
-              <w:pStyle w:val="TableParagraph"/>
+              <w:pStyle w:val="27"/>
               <w:widowControl w:val="0"/>
               <w:ind w:left="608"/>
               <w:rPr>
@@ -4302,7 +4461,7 @@
     </w:tbl>
     <w:p>
       <w:pPr>
-        <w:pStyle w:val="ac"/>
+        <w:pStyle w:val="30"/>
         <w:ind w:firstLine="480"/>
       </w:pPr>
       <w:r>
@@ -4314,7 +4473,7 @@
     </w:p>
     <w:p>
       <w:pPr>
-        <w:pStyle w:val="ac"/>
+        <w:pStyle w:val="30"/>
         <w:ind w:firstLine="480"/>
       </w:pPr>
       <w:r>
@@ -4326,14 +4485,10 @@
     </w:p>
     <w:p>
       <w:pPr>
-        <w:pStyle w:val="ac"/>
+        <w:pStyle w:val="30"/>
         <w:ind w:firstLine="480"/>
       </w:pPr>
-      <w:bookmarkStart w:id="8" w:name="_GoBack"/>
-      <w:r>
-        <w:rPr>
-          <w:noProof/>
-        </w:rPr>
+      <w:r>
         <w:drawing>
           <wp:inline distT="0" distB="0" distL="114300" distR="114300">
             <wp:extent cx="6400800" cy="1352550"/>
@@ -4352,7 +4507,7 @@
                     </pic:cNvPicPr>
                   </pic:nvPicPr>
                   <pic:blipFill>
-                    <a:blip r:embed="rId8" cstate="print"/>
+                    <a:blip r:embed="rId6"/>
                     <a:stretch>
                       <a:fillRect/>
                     </a:stretch>
@@ -4376,54 +4531,49 @@
           </wp:inline>
         </w:drawing>
       </w:r>
-      <w:bookmarkEnd w:id="8"/>
     </w:p>
     <w:p>
       <w:pPr>
-        <w:pStyle w:val="ac"/>
+        <w:pStyle w:val="30"/>
         <w:ind w:firstLine="480"/>
       </w:pPr>
     </w:p>
     <w:p>
       <w:pPr>
-        <w:pStyle w:val="ac"/>
+        <w:pStyle w:val="30"/>
         <w:ind w:firstLine="480"/>
       </w:pPr>
     </w:p>
     <w:p>
       <w:pPr>
-        <w:pStyle w:val="ac"/>
+        <w:pStyle w:val="30"/>
         <w:ind w:firstLine="480"/>
       </w:pPr>
     </w:p>
     <w:p>
       <w:pPr>
-        <w:pStyle w:val="ac"/>
+        <w:pStyle w:val="30"/>
         <w:ind w:firstLine="480"/>
       </w:pPr>
     </w:p>
     <w:p>
       <w:pPr>
-        <w:pStyle w:val="ac"/>
+        <w:pStyle w:val="30"/>
         <w:ind w:firstLine="480"/>
       </w:pPr>
       <w:r>
         <w:rPr>
           <w:rFonts w:hint="eastAsia"/>
         </w:rPr>
-        <w:lastRenderedPageBreak/>
         <w:t>满意度调查分项得分情况如下：</w:t>
       </w:r>
     </w:p>
     <w:p>
       <w:pPr>
-        <w:pStyle w:val="ac"/>
+        <w:pStyle w:val="30"/>
         <w:ind w:firstLine="480"/>
       </w:pPr>
       <w:r>
-        <w:rPr>
-          <w:noProof/>
-        </w:rPr>
         <w:drawing>
           <wp:inline distT="0" distB="0" distL="114300" distR="114300">
             <wp:extent cx="6400800" cy="1390650"/>
@@ -4442,7 +4592,7 @@
                     </pic:cNvPicPr>
                   </pic:nvPicPr>
                   <pic:blipFill>
-                    <a:blip r:embed="rId9" cstate="print"/>
+                    <a:blip r:embed="rId7" cstate="print"/>
                     <a:stretch>
                       <a:fillRect/>
                     </a:stretch>
@@ -4469,7 +4619,7 @@
     </w:p>
     <w:p>
       <w:pPr>
-        <w:pStyle w:val="11"/>
+        <w:pStyle w:val="29"/>
         <w:keepNext w:val="0"/>
         <w:keepLines w:val="0"/>
         <w:widowControl w:val="0"/>
@@ -4477,14 +4627,14 @@
           <w:lang w:eastAsia="zh-CN"/>
         </w:rPr>
       </w:pPr>
-      <w:bookmarkStart w:id="9" w:name="_Toc22742"/>
+      <w:bookmarkStart w:id="8" w:name="_Toc22742"/>
       <w:r>
         <w:rPr>
           <w:lang w:eastAsia="zh-CN"/>
         </w:rPr>
         <w:t>客户满意度调查结果分析</w:t>
       </w:r>
-      <w:bookmarkEnd w:id="9"/>
+      <w:bookmarkEnd w:id="8"/>
     </w:p>
     <w:p>
       <w:pPr>
@@ -4492,7 +4642,7 @@
         <w:kinsoku/>
         <w:adjustRightInd/>
         <w:snapToGrid/>
-        <w:ind w:firstLineChars="200" w:firstLine="468"/>
+        <w:ind w:firstLine="456" w:firstLineChars="200"/>
         <w:textAlignment w:val="auto"/>
         <w:rPr>
           <w:rFonts w:ascii="宋体" w:hAnsi="宋体" w:cs="宋体"/>
@@ -4504,7 +4654,7 @@
       </w:pPr>
       <w:r>
         <w:rPr>
-          <w:rFonts w:ascii="宋体" w:hAnsi="宋体" w:cs="宋体" w:hint="eastAsia"/>
+          <w:rFonts w:hint="eastAsia" w:ascii="宋体" w:hAnsi="宋体" w:cs="宋体"/>
           <w:spacing w:val="-6"/>
           <w:sz w:val="24"/>
           <w:szCs w:val="24"/>
@@ -4514,7 +4664,7 @@
       </w:r>
       <w:r>
         <w:rPr>
-          <w:rFonts w:ascii="宋体" w:hAnsi="宋体" w:cs="宋体" w:hint="eastAsia"/>
+          <w:rFonts w:hint="eastAsia" w:ascii="宋体" w:hAnsi="宋体" w:cs="宋体"/>
           <w:spacing w:val="-1"/>
           <w:sz w:val="24"/>
           <w:szCs w:val="24"/>
@@ -4524,7 +4674,7 @@
       </w:r>
       <w:r>
         <w:rPr>
-          <w:rFonts w:ascii="宋体" w:hAnsi="宋体" w:cs="宋体" w:hint="eastAsia"/>
+          <w:rFonts w:hint="eastAsia" w:ascii="宋体" w:hAnsi="宋体" w:cs="宋体"/>
           <w:spacing w:val="-8"/>
           <w:sz w:val="24"/>
           <w:szCs w:val="24"/>
@@ -4534,7 +4684,7 @@
       </w:r>
       <w:r>
         <w:rPr>
-          <w:rFonts w:ascii="宋体" w:hAnsi="宋体" w:cs="宋体" w:hint="eastAsia"/>
+          <w:rFonts w:hint="eastAsia" w:ascii="宋体" w:hAnsi="宋体" w:cs="宋体"/>
           <w:spacing w:val="-107"/>
           <w:sz w:val="24"/>
           <w:szCs w:val="24"/>
@@ -4549,7 +4699,7 @@
         <w:kinsoku/>
         <w:adjustRightInd/>
         <w:snapToGrid/>
-        <w:ind w:firstLineChars="200" w:firstLine="468"/>
+        <w:ind w:firstLine="420" w:firstLineChars="200"/>
         <w:textAlignment w:val="auto"/>
         <w:rPr>
           <w:rFonts w:ascii="宋体" w:hAnsi="宋体" w:cs="宋体"/>
@@ -4561,43 +4711,98 @@
       </w:pPr>
       <w:r>
         <w:rPr>
-          <w:rFonts w:ascii="宋体" w:hAnsi="宋体" w:cs="宋体" w:hint="eastAsia"/>
+          <w:rFonts w:hint="eastAsia"/>
+        </w:rPr>
+        <w:fldChar w:fldCharType="begin"/>
+      </w:r>
+      <w:r>
+        <w:rPr>
+          <w:rFonts w:hint="eastAsia"/>
+        </w:rPr>
+        <w:instrText xml:space="preserve"> HYPERLINK "https://www.qcc.com/firm/f20a1f06b9c71b7c6023000c4ad75927.html" \t "https://www.qcc.com/crun/_blank" </w:instrText>
+      </w:r>
+      <w:r>
+        <w:rPr>
+          <w:rFonts w:hint="eastAsia"/>
+        </w:rPr>
+        <w:fldChar w:fldCharType="separate"/>
+      </w:r>
+      <w:r>
+        <w:rPr>
+          <w:rFonts w:hint="eastAsia"/>
+        </w:rPr>
+        <w:t>华夏银行股份有限公司南京分行</w:t>
+      </w:r>
+      <w:r>
+        <w:rPr>
+          <w:rFonts w:hint="eastAsia"/>
+        </w:rPr>
+        <w:fldChar w:fldCharType="end"/>
+      </w:r>
+      <w:r>
+        <w:rPr>
+          <w:rFonts w:hint="eastAsia" w:ascii="宋体" w:hAnsi="宋体" w:cs="宋体"/>
           <w:spacing w:val="-6"/>
           <w:sz w:val="24"/>
           <w:szCs w:val="24"/>
           <w:lang w:eastAsia="zh-CN"/>
         </w:rPr>
-        <w:t>甘肃省人民医院</w:t>
-      </w:r>
-      <w:r>
-        <w:rPr>
-          <w:rFonts w:ascii="宋体" w:hAnsi="宋体" w:cs="宋体" w:hint="eastAsia"/>
+        <w:t>：96 分</w:t>
+      </w:r>
+    </w:p>
+    <w:p>
+      <w:pPr>
+        <w:widowControl w:val="0"/>
+        <w:kinsoku/>
+        <w:adjustRightInd/>
+        <w:snapToGrid/>
+        <w:ind w:firstLine="456" w:firstLineChars="200"/>
+        <w:textAlignment w:val="auto"/>
+        <w:rPr>
+          <w:rFonts w:hint="eastAsia" w:ascii="宋体" w:hAnsi="宋体" w:eastAsia="宋体" w:cs="宋体"/>
           <w:spacing w:val="-6"/>
           <w:sz w:val="24"/>
           <w:szCs w:val="24"/>
           <w:lang w:eastAsia="zh-CN"/>
         </w:rPr>
-        <w:t>：</w:t>
-      </w:r>
-      <w:r>
-        <w:rPr>
-          <w:rFonts w:ascii="宋体" w:hAnsi="宋体" w:cs="宋体" w:hint="eastAsia"/>
+      </w:pPr>
+      <w:bookmarkStart w:id="9" w:name="_GoBack"/>
+      <w:r>
+        <w:rPr>
+          <w:rFonts w:hint="eastAsia" w:ascii="宋体" w:hAnsi="宋体" w:eastAsia="宋体" w:cs="宋体"/>
           <w:spacing w:val="-6"/>
           <w:sz w:val="24"/>
           <w:szCs w:val="24"/>
           <w:lang w:eastAsia="zh-CN"/>
         </w:rPr>
-        <w:t xml:space="preserve">96 </w:t>
-      </w:r>
-      <w:r>
-        <w:rPr>
-          <w:rFonts w:ascii="宋体" w:hAnsi="宋体" w:cs="宋体" w:hint="eastAsia"/>
+        <w:t>南京南自华盾数字技术有限公司：98 分</w:t>
+      </w:r>
+    </w:p>
+    <w:p>
+      <w:pPr>
+        <w:widowControl w:val="0"/>
+        <w:kinsoku/>
+        <w:adjustRightInd/>
+        <w:snapToGrid/>
+        <w:ind w:firstLine="456" w:firstLineChars="200"/>
+        <w:textAlignment w:val="auto"/>
+        <w:rPr>
+          <w:rFonts w:hint="eastAsia" w:ascii="宋体" w:hAnsi="宋体" w:eastAsia="宋体" w:cs="宋体"/>
           <w:spacing w:val="-6"/>
           <w:sz w:val="24"/>
           <w:szCs w:val="24"/>
           <w:lang w:eastAsia="zh-CN"/>
         </w:rPr>
-        <w:t>分</w:t>
+      </w:pPr>
+      <w:r>
+        <w:rPr>
+          <w:rFonts w:hint="eastAsia" w:ascii="宋体" w:hAnsi="宋体" w:eastAsia="宋体" w:cs="宋体"/>
+          <w:spacing w:val="-6"/>
+          <w:sz w:val="24"/>
+          <w:szCs w:val="24"/>
+          <w:lang w:eastAsia="zh-CN"/>
+        </w:rPr>
+        <w:t>涟水县行政审批局：98 分</w:t>
       </w:r>
     </w:p>
     <w:p>
@@ -4606,7 +4811,89 @@
         <w:kinsoku/>
         <w:adjustRightInd/>
         <w:snapToGrid/>
-        <w:ind w:firstLineChars="200" w:firstLine="468"/>
+        <w:ind w:firstLine="456" w:firstLineChars="200"/>
+        <w:textAlignment w:val="auto"/>
+        <w:rPr>
+          <w:rFonts w:hint="eastAsia" w:ascii="宋体" w:hAnsi="宋体" w:eastAsia="宋体" w:cs="宋体"/>
+          <w:spacing w:val="-6"/>
+          <w:sz w:val="24"/>
+          <w:szCs w:val="24"/>
+          <w:lang w:eastAsia="zh-CN"/>
+        </w:rPr>
+      </w:pPr>
+      <w:r>
+        <w:rPr>
+          <w:rFonts w:hint="eastAsia" w:ascii="宋体" w:hAnsi="宋体" w:eastAsia="宋体" w:cs="宋体"/>
+          <w:spacing w:val="-6"/>
+          <w:sz w:val="24"/>
+          <w:szCs w:val="24"/>
+          <w:lang w:eastAsia="zh-CN"/>
+        </w:rPr>
+        <w:t>中国电信股份有限公司无锡分公司：96 分</w:t>
+      </w:r>
+    </w:p>
+    <w:p>
+      <w:pPr>
+        <w:widowControl w:val="0"/>
+        <w:kinsoku/>
+        <w:adjustRightInd/>
+        <w:snapToGrid/>
+        <w:ind w:firstLine="456" w:firstLineChars="200"/>
+        <w:textAlignment w:val="auto"/>
+        <w:rPr>
+          <w:rFonts w:hint="eastAsia" w:ascii="宋体" w:hAnsi="宋体" w:eastAsia="宋体" w:cs="宋体"/>
+          <w:spacing w:val="-6"/>
+          <w:sz w:val="24"/>
+          <w:szCs w:val="24"/>
+          <w:lang w:eastAsia="zh-CN"/>
+        </w:rPr>
+      </w:pPr>
+      <w:r>
+        <w:rPr>
+          <w:rFonts w:hint="eastAsia" w:ascii="宋体" w:hAnsi="宋体" w:eastAsia="宋体" w:cs="宋体"/>
+          <w:spacing w:val="-6"/>
+          <w:sz w:val="24"/>
+          <w:szCs w:val="24"/>
+          <w:lang w:eastAsia="zh-CN"/>
+        </w:rPr>
+        <w:t>淮安生态文旅区财政局：98 分</w:t>
+      </w:r>
+    </w:p>
+    <w:p>
+      <w:pPr>
+        <w:widowControl w:val="0"/>
+        <w:kinsoku/>
+        <w:adjustRightInd/>
+        <w:snapToGrid/>
+        <w:ind w:firstLine="456" w:firstLineChars="200"/>
+        <w:textAlignment w:val="auto"/>
+        <w:rPr>
+          <w:rFonts w:hint="eastAsia" w:ascii="宋体" w:hAnsi="宋体" w:eastAsia="宋体" w:cs="宋体"/>
+          <w:spacing w:val="-6"/>
+          <w:sz w:val="24"/>
+          <w:szCs w:val="24"/>
+          <w:lang w:eastAsia="zh-CN"/>
+        </w:rPr>
+      </w:pPr>
+      <w:r>
+        <w:rPr>
+          <w:rFonts w:hint="eastAsia" w:ascii="宋体" w:hAnsi="宋体" w:eastAsia="宋体" w:cs="宋体"/>
+          <w:spacing w:val="-6"/>
+          <w:sz w:val="24"/>
+          <w:szCs w:val="24"/>
+          <w:lang w:eastAsia="zh-CN"/>
+        </w:rPr>
+        <w:t>灌南县财政局：91 分</w:t>
+      </w:r>
+    </w:p>
+    <w:bookmarkEnd w:id="9"/>
+    <w:p>
+      <w:pPr>
+        <w:widowControl w:val="0"/>
+        <w:kinsoku/>
+        <w:adjustRightInd/>
+        <w:snapToGrid/>
+        <w:ind w:firstLine="456" w:firstLineChars="200"/>
         <w:textAlignment w:val="auto"/>
         <w:rPr>
           <w:rFonts w:ascii="宋体" w:hAnsi="宋体" w:cs="宋体"/>
@@ -4618,43 +4905,13 @@
       </w:pPr>
       <w:r>
         <w:rPr>
-          <w:rFonts w:ascii="宋体" w:hAnsi="宋体" w:cs="宋体" w:hint="eastAsia"/>
+          <w:rFonts w:hint="eastAsia" w:ascii="宋体" w:hAnsi="宋体" w:cs="宋体"/>
           <w:spacing w:val="-6"/>
           <w:sz w:val="24"/>
           <w:szCs w:val="24"/>
           <w:lang w:eastAsia="zh-CN"/>
         </w:rPr>
-        <w:t>甘肃省中医院</w:t>
-      </w:r>
-      <w:r>
-        <w:rPr>
-          <w:rFonts w:ascii="宋体" w:hAnsi="宋体" w:cs="宋体" w:hint="eastAsia"/>
-          <w:spacing w:val="-6"/>
-          <w:sz w:val="24"/>
-          <w:szCs w:val="24"/>
-          <w:lang w:eastAsia="zh-CN"/>
-        </w:rPr>
-        <w:t>：</w:t>
-      </w:r>
-      <w:r>
-        <w:rPr>
-          <w:rFonts w:ascii="宋体" w:hAnsi="宋体" w:cs="宋体" w:hint="eastAsia"/>
-          <w:spacing w:val="-6"/>
-          <w:sz w:val="24"/>
-          <w:szCs w:val="24"/>
-          <w:lang w:eastAsia="zh-CN"/>
-        </w:rPr>
-        <w:t xml:space="preserve">98 </w:t>
-      </w:r>
-      <w:r>
-        <w:rPr>
-          <w:rFonts w:ascii="宋体" w:hAnsi="宋体" w:cs="宋体" w:hint="eastAsia"/>
-          <w:spacing w:val="-6"/>
-          <w:sz w:val="24"/>
-          <w:szCs w:val="24"/>
-          <w:lang w:eastAsia="zh-CN"/>
-        </w:rPr>
-        <w:t>分</w:t>
+        <w:t>对已统计的用户满意度调查问卷结果进行分析，截止2025年12月客户满意度平均分为 96分（满意度调查表总得分/收回的调查问卷总份数），通过调查分数以及客户提出的改进意见，运维部发现以下情况在之后的运维服务过程中有提高的空间：</w:t>
       </w:r>
     </w:p>
     <w:p>
@@ -4663,7 +4920,7 @@
         <w:kinsoku/>
         <w:adjustRightInd/>
         <w:snapToGrid/>
-        <w:ind w:firstLineChars="200" w:firstLine="468"/>
+        <w:ind w:firstLine="456" w:firstLineChars="200"/>
         <w:textAlignment w:val="auto"/>
         <w:rPr>
           <w:rFonts w:ascii="宋体" w:hAnsi="宋体" w:cs="宋体"/>
@@ -4675,33 +4932,13 @@
       </w:pPr>
       <w:r>
         <w:rPr>
-          <w:rFonts w:ascii="宋体" w:hAnsi="宋体" w:cs="宋体" w:hint="eastAsia"/>
+          <w:rFonts w:hint="eastAsia" w:ascii="宋体" w:hAnsi="宋体" w:cs="宋体"/>
           <w:spacing w:val="-6"/>
           <w:sz w:val="24"/>
           <w:szCs w:val="24"/>
           <w:lang w:eastAsia="zh-CN"/>
         </w:rPr>
-        <w:t>平度市第三人民医院：</w:t>
-      </w:r>
-      <w:r>
-        <w:rPr>
-          <w:rFonts w:ascii="宋体" w:hAnsi="宋体" w:cs="宋体" w:hint="eastAsia"/>
-          <w:spacing w:val="-6"/>
-          <w:sz w:val="24"/>
-          <w:szCs w:val="24"/>
-          <w:lang w:eastAsia="zh-CN"/>
-        </w:rPr>
-        <w:t xml:space="preserve">98 </w:t>
-      </w:r>
-      <w:r>
-        <w:rPr>
-          <w:rFonts w:ascii="宋体" w:hAnsi="宋体" w:cs="宋体" w:hint="eastAsia"/>
-          <w:spacing w:val="-6"/>
-          <w:sz w:val="24"/>
-          <w:szCs w:val="24"/>
-          <w:lang w:eastAsia="zh-CN"/>
-        </w:rPr>
-        <w:t>分</w:t>
+        <w:t>经了解服务台人员在电话回访过程中用语不够规范导致服务台分数较低，由服务台负责人进行内部培训来提高服务台人员的用语规范性，从而提高用户的整体满意度。</w:t>
       </w:r>
     </w:p>
     <w:p>
@@ -4710,7 +4947,7 @@
         <w:kinsoku/>
         <w:adjustRightInd/>
         <w:snapToGrid/>
-        <w:ind w:firstLineChars="200" w:firstLine="468"/>
+        <w:ind w:firstLine="456" w:firstLineChars="200"/>
         <w:textAlignment w:val="auto"/>
         <w:rPr>
           <w:rFonts w:ascii="宋体" w:hAnsi="宋体" w:cs="宋体"/>
@@ -4722,33 +4959,13 @@
       </w:pPr>
       <w:r>
         <w:rPr>
-          <w:rFonts w:ascii="宋体" w:hAnsi="宋体" w:cs="宋体" w:hint="eastAsia"/>
+          <w:rFonts w:hint="eastAsia" w:ascii="宋体" w:hAnsi="宋体" w:cs="宋体"/>
           <w:spacing w:val="-6"/>
           <w:sz w:val="24"/>
           <w:szCs w:val="24"/>
           <w:lang w:eastAsia="zh-CN"/>
         </w:rPr>
-        <w:t>平度市人民医院：</w:t>
-      </w:r>
-      <w:r>
-        <w:rPr>
-          <w:rFonts w:ascii="宋体" w:hAnsi="宋体" w:cs="宋体" w:hint="eastAsia"/>
-          <w:spacing w:val="-6"/>
-          <w:sz w:val="24"/>
-          <w:szCs w:val="24"/>
-          <w:lang w:eastAsia="zh-CN"/>
-        </w:rPr>
-        <w:t xml:space="preserve">96 </w:t>
-      </w:r>
-      <w:r>
-        <w:rPr>
-          <w:rFonts w:ascii="宋体" w:hAnsi="宋体" w:cs="宋体" w:hint="eastAsia"/>
-          <w:spacing w:val="-6"/>
-          <w:sz w:val="24"/>
-          <w:szCs w:val="24"/>
-          <w:lang w:eastAsia="zh-CN"/>
-        </w:rPr>
-        <w:t>分</w:t>
+        <w:t>公司内部合同流程过长，有需要客户等待情况出现，加快服务流程工具系统推进和使用， 减少合同管理审批流程，提高合同审批和文档管理效率。</w:t>
       </w:r>
     </w:p>
     <w:p>
@@ -4757,7 +4974,7 @@
         <w:kinsoku/>
         <w:adjustRightInd/>
         <w:snapToGrid/>
-        <w:ind w:firstLineChars="200" w:firstLine="468"/>
+        <w:ind w:firstLine="456" w:firstLineChars="200"/>
         <w:textAlignment w:val="auto"/>
         <w:rPr>
           <w:rFonts w:ascii="宋体" w:hAnsi="宋体" w:cs="宋体"/>
@@ -4769,43 +4986,13 @@
       </w:pPr>
       <w:r>
         <w:rPr>
-          <w:rFonts w:ascii="宋体" w:hAnsi="宋体" w:cs="宋体" w:hint="eastAsia"/>
+          <w:rFonts w:hint="eastAsia" w:ascii="宋体" w:hAnsi="宋体" w:cs="宋体"/>
           <w:spacing w:val="-6"/>
           <w:sz w:val="24"/>
           <w:szCs w:val="24"/>
           <w:lang w:eastAsia="zh-CN"/>
         </w:rPr>
-        <w:t>甘肃省第二人民医院</w:t>
-      </w:r>
-      <w:r>
-        <w:rPr>
-          <w:rFonts w:ascii="宋体" w:hAnsi="宋体" w:cs="宋体" w:hint="eastAsia"/>
-          <w:spacing w:val="-6"/>
-          <w:sz w:val="24"/>
-          <w:szCs w:val="24"/>
-          <w:lang w:eastAsia="zh-CN"/>
-        </w:rPr>
-        <w:t>：</w:t>
-      </w:r>
-      <w:r>
-        <w:rPr>
-          <w:rFonts w:ascii="宋体" w:hAnsi="宋体" w:cs="宋体" w:hint="eastAsia"/>
-          <w:spacing w:val="-6"/>
-          <w:sz w:val="24"/>
-          <w:szCs w:val="24"/>
-          <w:lang w:eastAsia="zh-CN"/>
-        </w:rPr>
-        <w:t xml:space="preserve">98 </w:t>
-      </w:r>
-      <w:r>
-        <w:rPr>
-          <w:rFonts w:ascii="宋体" w:hAnsi="宋体" w:cs="宋体" w:hint="eastAsia"/>
-          <w:spacing w:val="-6"/>
-          <w:sz w:val="24"/>
-          <w:szCs w:val="24"/>
-          <w:lang w:eastAsia="zh-CN"/>
-        </w:rPr>
-        <w:t>分</w:t>
+        <w:t>与客户的沟通与汇报有不及时的现象，规范相关流程，增加客户满意度。</w:t>
       </w:r>
     </w:p>
     <w:p>
@@ -4814,7 +5001,7 @@
         <w:kinsoku/>
         <w:adjustRightInd/>
         <w:snapToGrid/>
-        <w:ind w:firstLineChars="200" w:firstLine="468"/>
+        <w:ind w:firstLine="456" w:firstLineChars="200"/>
         <w:textAlignment w:val="auto"/>
         <w:rPr>
           <w:rFonts w:ascii="宋体" w:hAnsi="宋体" w:cs="宋体"/>
@@ -4826,357 +5013,42 @@
       </w:pPr>
       <w:r>
         <w:rPr>
-          <w:rFonts w:ascii="宋体" w:hAnsi="宋体" w:cs="宋体" w:hint="eastAsia"/>
+          <w:rFonts w:hint="eastAsia" w:ascii="宋体" w:hAnsi="宋体" w:cs="宋体"/>
           <w:spacing w:val="-6"/>
           <w:sz w:val="24"/>
           <w:szCs w:val="24"/>
           <w:lang w:eastAsia="zh-CN"/>
         </w:rPr>
-        <w:t>中国动物卫生与流行病学中心：</w:t>
-      </w:r>
-      <w:r>
-        <w:rPr>
-          <w:rFonts w:ascii="宋体" w:hAnsi="宋体" w:cs="宋体" w:hint="eastAsia"/>
+        <w:t>通过满意度调查得知，客户对我司的运维服务基本持满意态度，但对于公司的服务台服务水平等方面有需要提高的空间，从本次调查不仅获知本公司的不足之处，还反映了客户关注需要进一步加强，未来更有必要提升公司整体运作及管理水平。</w:t>
+      </w:r>
+    </w:p>
+    <w:p>
+      <w:pPr>
+        <w:widowControl w:val="0"/>
+        <w:kinsoku/>
+        <w:adjustRightInd/>
+        <w:snapToGrid/>
+        <w:ind w:firstLine="456" w:firstLineChars="200"/>
+        <w:textAlignment w:val="auto"/>
+        <w:rPr>
+          <w:spacing w:val="-6"/>
+          <w:lang w:eastAsia="zh-CN"/>
+        </w:rPr>
+      </w:pPr>
+      <w:r>
+        <w:rPr>
+          <w:rFonts w:hint="eastAsia" w:ascii="宋体" w:hAnsi="宋体" w:cs="宋体"/>
           <w:spacing w:val="-6"/>
           <w:sz w:val="24"/>
           <w:szCs w:val="24"/>
           <w:lang w:eastAsia="zh-CN"/>
         </w:rPr>
-        <w:t xml:space="preserve">91 </w:t>
-      </w:r>
-      <w:r>
-        <w:rPr>
-          <w:rFonts w:ascii="宋体" w:hAnsi="宋体" w:cs="宋体" w:hint="eastAsia"/>
-          <w:spacing w:val="-6"/>
-          <w:sz w:val="24"/>
-          <w:szCs w:val="24"/>
-          <w:lang w:eastAsia="zh-CN"/>
-        </w:rPr>
-        <w:t>分</w:t>
+        <w:t>之后运维部会继续向客户征询调查问卷，并对调查问卷的数据进行统计分析，从而进一步提升本公司各方面服务水平，更好的服务于客户。</w:t>
       </w:r>
     </w:p>
     <w:p>
       <w:pPr>
-        <w:widowControl w:val="0"/>
-        <w:kinsoku/>
-        <w:adjustRightInd/>
-        <w:snapToGrid/>
-        <w:ind w:firstLineChars="200" w:firstLine="468"/>
-        <w:textAlignment w:val="auto"/>
-        <w:rPr>
-          <w:rFonts w:ascii="宋体" w:hAnsi="宋体" w:cs="宋体"/>
-          <w:spacing w:val="-6"/>
-          <w:sz w:val="24"/>
-          <w:szCs w:val="24"/>
-          <w:lang w:eastAsia="zh-CN"/>
-        </w:rPr>
-      </w:pPr>
-      <w:r>
-        <w:rPr>
-          <w:rFonts w:ascii="宋体" w:hAnsi="宋体" w:cs="宋体" w:hint="eastAsia"/>
-          <w:spacing w:val="-6"/>
-          <w:sz w:val="24"/>
-          <w:szCs w:val="24"/>
-          <w:lang w:eastAsia="zh-CN"/>
-        </w:rPr>
-        <w:t>对已统计的用户满意度调查问卷结果进行分析，截止</w:t>
-      </w:r>
-      <w:r>
-        <w:rPr>
-          <w:rFonts w:ascii="宋体" w:hAnsi="宋体" w:cs="宋体" w:hint="eastAsia"/>
-          <w:spacing w:val="-6"/>
-          <w:sz w:val="24"/>
-          <w:szCs w:val="24"/>
-          <w:lang w:eastAsia="zh-CN"/>
-        </w:rPr>
-        <w:t>2025</w:t>
-      </w:r>
-      <w:r>
-        <w:rPr>
-          <w:rFonts w:ascii="宋体" w:hAnsi="宋体" w:cs="宋体" w:hint="eastAsia"/>
-          <w:spacing w:val="-6"/>
-          <w:sz w:val="24"/>
-          <w:szCs w:val="24"/>
-          <w:lang w:eastAsia="zh-CN"/>
-        </w:rPr>
-        <w:t>年</w:t>
-      </w:r>
-      <w:r>
-        <w:rPr>
-          <w:rFonts w:ascii="宋体" w:hAnsi="宋体" w:cs="宋体" w:hint="eastAsia"/>
-          <w:spacing w:val="-6"/>
-          <w:sz w:val="24"/>
-          <w:szCs w:val="24"/>
-          <w:lang w:eastAsia="zh-CN"/>
-        </w:rPr>
-        <w:t>12</w:t>
-      </w:r>
-      <w:r>
-        <w:rPr>
-          <w:rFonts w:ascii="宋体" w:hAnsi="宋体" w:cs="宋体" w:hint="eastAsia"/>
-          <w:spacing w:val="-6"/>
-          <w:sz w:val="24"/>
-          <w:szCs w:val="24"/>
-          <w:lang w:eastAsia="zh-CN"/>
-        </w:rPr>
-        <w:t>月</w:t>
-      </w:r>
-      <w:r>
-        <w:rPr>
-          <w:rFonts w:ascii="宋体" w:hAnsi="宋体" w:cs="宋体" w:hint="eastAsia"/>
-          <w:spacing w:val="-6"/>
-          <w:sz w:val="24"/>
-          <w:szCs w:val="24"/>
-          <w:lang w:eastAsia="zh-CN"/>
-        </w:rPr>
-        <w:t>客户满意度平均分为</w:t>
-      </w:r>
-      <w:r>
-        <w:rPr>
-          <w:rFonts w:ascii="宋体" w:hAnsi="宋体" w:cs="宋体" w:hint="eastAsia"/>
-          <w:spacing w:val="-6"/>
-          <w:sz w:val="24"/>
-          <w:szCs w:val="24"/>
-          <w:lang w:eastAsia="zh-CN"/>
-        </w:rPr>
-        <w:t xml:space="preserve"> 96</w:t>
-      </w:r>
-      <w:r>
-        <w:rPr>
-          <w:rFonts w:ascii="宋体" w:hAnsi="宋体" w:cs="宋体" w:hint="eastAsia"/>
-          <w:spacing w:val="-6"/>
-          <w:sz w:val="24"/>
-          <w:szCs w:val="24"/>
-          <w:lang w:eastAsia="zh-CN"/>
-        </w:rPr>
-        <w:t>分（满意度调查表总得分</w:t>
-      </w:r>
-      <w:r>
-        <w:rPr>
-          <w:rFonts w:ascii="宋体" w:hAnsi="宋体" w:cs="宋体" w:hint="eastAsia"/>
-          <w:spacing w:val="-6"/>
-          <w:sz w:val="24"/>
-          <w:szCs w:val="24"/>
-          <w:lang w:eastAsia="zh-CN"/>
-        </w:rPr>
-        <w:t>/</w:t>
-      </w:r>
-      <w:r>
-        <w:rPr>
-          <w:rFonts w:ascii="宋体" w:hAnsi="宋体" w:cs="宋体" w:hint="eastAsia"/>
-          <w:spacing w:val="-6"/>
-          <w:sz w:val="24"/>
-          <w:szCs w:val="24"/>
-          <w:lang w:eastAsia="zh-CN"/>
-        </w:rPr>
-        <w:t>收回的调查问卷总份数），通过调查分数以及客户提出的改进意见，</w:t>
-      </w:r>
-      <w:r>
-        <w:rPr>
-          <w:rFonts w:ascii="宋体" w:hAnsi="宋体" w:cs="宋体" w:hint="eastAsia"/>
-          <w:spacing w:val="-6"/>
-          <w:sz w:val="24"/>
-          <w:szCs w:val="24"/>
-          <w:lang w:eastAsia="zh-CN"/>
-        </w:rPr>
-        <w:t>运维部</w:t>
-      </w:r>
-      <w:r>
-        <w:rPr>
-          <w:rFonts w:ascii="宋体" w:hAnsi="宋体" w:cs="宋体" w:hint="eastAsia"/>
-          <w:spacing w:val="-6"/>
-          <w:sz w:val="24"/>
-          <w:szCs w:val="24"/>
-          <w:lang w:eastAsia="zh-CN"/>
-        </w:rPr>
-        <w:t>发现以下情况在之后的运维服务过程中有提高的空间：</w:t>
-      </w:r>
-    </w:p>
-    <w:p>
-      <w:pPr>
-        <w:widowControl w:val="0"/>
-        <w:kinsoku/>
-        <w:adjustRightInd/>
-        <w:snapToGrid/>
-        <w:ind w:firstLineChars="200" w:firstLine="468"/>
-        <w:textAlignment w:val="auto"/>
-        <w:rPr>
-          <w:rFonts w:ascii="宋体" w:hAnsi="宋体" w:cs="宋体"/>
-          <w:spacing w:val="-6"/>
-          <w:sz w:val="24"/>
-          <w:szCs w:val="24"/>
-          <w:lang w:eastAsia="zh-CN"/>
-        </w:rPr>
-      </w:pPr>
-      <w:r>
-        <w:rPr>
-          <w:rFonts w:ascii="宋体" w:hAnsi="宋体" w:cs="宋体" w:hint="eastAsia"/>
-          <w:spacing w:val="-6"/>
-          <w:sz w:val="24"/>
-          <w:szCs w:val="24"/>
-          <w:lang w:eastAsia="zh-CN"/>
-        </w:rPr>
-        <w:t>经了解服务台人员在电话回访过程中用语不够规范导致服务台分数较低，由服务台负责人进行内部培训来提高服务台人员的用语规范性，从而提高用户的整体满意度。</w:t>
-      </w:r>
-    </w:p>
-    <w:p>
-      <w:pPr>
-        <w:widowControl w:val="0"/>
-        <w:kinsoku/>
-        <w:adjustRightInd/>
-        <w:snapToGrid/>
-        <w:ind w:firstLineChars="200" w:firstLine="468"/>
-        <w:textAlignment w:val="auto"/>
-        <w:rPr>
-          <w:rFonts w:ascii="宋体" w:hAnsi="宋体" w:cs="宋体"/>
-          <w:spacing w:val="-6"/>
-          <w:sz w:val="24"/>
-          <w:szCs w:val="24"/>
-          <w:lang w:eastAsia="zh-CN"/>
-        </w:rPr>
-      </w:pPr>
-      <w:r>
-        <w:rPr>
-          <w:rFonts w:ascii="宋体" w:hAnsi="宋体" w:cs="宋体" w:hint="eastAsia"/>
-          <w:spacing w:val="-6"/>
-          <w:sz w:val="24"/>
-          <w:szCs w:val="24"/>
-          <w:lang w:eastAsia="zh-CN"/>
-        </w:rPr>
-        <w:t>公司内部合同流程过长，有需要客户等待情况出现，加快服务流程工具系统推进和使用，</w:t>
-      </w:r>
-      <w:r>
-        <w:rPr>
-          <w:rFonts w:ascii="宋体" w:hAnsi="宋体" w:cs="宋体" w:hint="eastAsia"/>
-          <w:spacing w:val="-6"/>
-          <w:sz w:val="24"/>
-          <w:szCs w:val="24"/>
-          <w:lang w:eastAsia="zh-CN"/>
-        </w:rPr>
-        <w:t xml:space="preserve"> </w:t>
-      </w:r>
-      <w:r>
-        <w:rPr>
-          <w:rFonts w:ascii="宋体" w:hAnsi="宋体" w:cs="宋体" w:hint="eastAsia"/>
-          <w:spacing w:val="-6"/>
-          <w:sz w:val="24"/>
-          <w:szCs w:val="24"/>
-          <w:lang w:eastAsia="zh-CN"/>
-        </w:rPr>
-        <w:t>减少合同管理审批流程，提高合同审批和文档管理效率。</w:t>
-      </w:r>
-    </w:p>
-    <w:p>
-      <w:pPr>
-        <w:widowControl w:val="0"/>
-        <w:kinsoku/>
-        <w:adjustRightInd/>
-        <w:snapToGrid/>
-        <w:ind w:firstLineChars="200" w:firstLine="468"/>
-        <w:textAlignment w:val="auto"/>
-        <w:rPr>
-          <w:rFonts w:ascii="宋体" w:hAnsi="宋体" w:cs="宋体"/>
-          <w:spacing w:val="-6"/>
-          <w:sz w:val="24"/>
-          <w:szCs w:val="24"/>
-          <w:lang w:eastAsia="zh-CN"/>
-        </w:rPr>
-      </w:pPr>
-      <w:r>
-        <w:rPr>
-          <w:rFonts w:ascii="宋体" w:hAnsi="宋体" w:cs="宋体" w:hint="eastAsia"/>
-          <w:spacing w:val="-6"/>
-          <w:sz w:val="24"/>
-          <w:szCs w:val="24"/>
-          <w:lang w:eastAsia="zh-CN"/>
-        </w:rPr>
-        <w:t>与客户</w:t>
-      </w:r>
-      <w:r>
-        <w:rPr>
-          <w:rFonts w:ascii="宋体" w:hAnsi="宋体" w:cs="宋体" w:hint="eastAsia"/>
-          <w:spacing w:val="-6"/>
-          <w:sz w:val="24"/>
-          <w:szCs w:val="24"/>
-          <w:lang w:eastAsia="zh-CN"/>
-        </w:rPr>
-        <w:t>的沟通与汇报有不及时的现象，规范相关流程，增加客户满意度。</w:t>
-      </w:r>
-    </w:p>
-    <w:p>
-      <w:pPr>
-        <w:widowControl w:val="0"/>
-        <w:kinsoku/>
-        <w:adjustRightInd/>
-        <w:snapToGrid/>
-        <w:ind w:firstLineChars="200" w:firstLine="468"/>
-        <w:textAlignment w:val="auto"/>
-        <w:rPr>
-          <w:rFonts w:ascii="宋体" w:hAnsi="宋体" w:cs="宋体"/>
-          <w:spacing w:val="-6"/>
-          <w:sz w:val="24"/>
-          <w:szCs w:val="24"/>
-          <w:lang w:eastAsia="zh-CN"/>
-        </w:rPr>
-      </w:pPr>
-      <w:r>
-        <w:rPr>
-          <w:rFonts w:ascii="宋体" w:hAnsi="宋体" w:cs="宋体" w:hint="eastAsia"/>
-          <w:spacing w:val="-6"/>
-          <w:sz w:val="24"/>
-          <w:szCs w:val="24"/>
-          <w:lang w:eastAsia="zh-CN"/>
-        </w:rPr>
-        <w:t>通过满意度调查得知，客户对我司的运维服务基本持满意态度，但对于公司的服务台服务水平等方面有需要提高的空间，从本次调查不仅获知本公司的不足之处，还反映了客户关注需要进一步加强，未来更有必要提升公司整体运作及管理水平。</w:t>
-      </w:r>
-    </w:p>
-    <w:p>
-      <w:pPr>
-        <w:widowControl w:val="0"/>
-        <w:kinsoku/>
-        <w:adjustRightInd/>
-        <w:snapToGrid/>
-        <w:ind w:firstLineChars="200" w:firstLine="468"/>
-        <w:textAlignment w:val="auto"/>
-        <w:rPr>
-          <w:spacing w:val="-6"/>
-          <w:lang w:eastAsia="zh-CN"/>
-        </w:rPr>
-      </w:pPr>
-      <w:r>
-        <w:rPr>
-          <w:rFonts w:ascii="宋体" w:hAnsi="宋体" w:cs="宋体" w:hint="eastAsia"/>
-          <w:spacing w:val="-6"/>
-          <w:sz w:val="24"/>
-          <w:szCs w:val="24"/>
-          <w:lang w:eastAsia="zh-CN"/>
-        </w:rPr>
-        <w:t>之后</w:t>
-      </w:r>
-      <w:r>
-        <w:rPr>
-          <w:rFonts w:ascii="宋体" w:hAnsi="宋体" w:cs="宋体" w:hint="eastAsia"/>
-          <w:spacing w:val="-6"/>
-          <w:sz w:val="24"/>
-          <w:szCs w:val="24"/>
-          <w:lang w:eastAsia="zh-CN"/>
-        </w:rPr>
-        <w:t>运维部</w:t>
-      </w:r>
-      <w:r>
-        <w:rPr>
-          <w:rFonts w:ascii="宋体" w:hAnsi="宋体" w:cs="宋体" w:hint="eastAsia"/>
-          <w:spacing w:val="-6"/>
-          <w:sz w:val="24"/>
-          <w:szCs w:val="24"/>
-          <w:lang w:eastAsia="zh-CN"/>
-        </w:rPr>
-        <w:t>会继续向客户征询调查问卷，并对调查问卷的数据进行统计分析，从而进一步提升本公司各方面服务水平，更好的服务于客户。</w:t>
-      </w:r>
-    </w:p>
-    <w:p>
-      <w:pPr>
-        <w:pStyle w:val="a4"/>
+        <w:pStyle w:val="12"/>
         <w:widowControl w:val="0"/>
         <w:ind w:left="214"/>
         <w:rPr>
@@ -5187,15 +5059,15 @@
     <w:sectPr>
       <w:pgSz w:w="11910" w:h="16840"/>
       <w:pgMar w:top="1200" w:right="900" w:bottom="280" w:left="920" w:header="720" w:footer="720" w:gutter="0"/>
-      <w:cols w:space="720"/>
+      <w:cols w:space="720" w:num="1"/>
     </w:sectPr>
   </w:body>
 </w:document>
 </file>
 
 <file path=word/endnotes.xml><?xml version="1.0" encoding="utf-8"?>
-<w:endnotes xmlns:ve="http://schemas.openxmlformats.org/markup-compatibility/2006" xmlns:o="urn:schemas-microsoft-com:office:office" xmlns:r="http://schemas.openxmlformats.org/officeDocument/2006/relationships" xmlns:m="http://schemas.openxmlformats.org/officeDocument/2006/math" xmlns:v="urn:schemas-microsoft-com:vml" xmlns:wp="http://schemas.openxmlformats.org/drawingml/2006/wordprocessingDrawing" xmlns:w10="urn:schemas-microsoft-com:office:word" xmlns:w="http://schemas.openxmlformats.org/wordprocessingml/2006/main" xmlns:wne="http://schemas.microsoft.com/office/word/2006/wordml">
-  <w:endnote w:type="separator" w:id="-1">
+<w:endnotes xmlns:wpc="http://schemas.microsoft.com/office/word/2010/wordprocessingCanvas" xmlns:mc="http://schemas.openxmlformats.org/markup-compatibility/2006" xmlns:o="urn:schemas-microsoft-com:office:office" xmlns:r="http://schemas.openxmlformats.org/officeDocument/2006/relationships" xmlns:m="http://schemas.openxmlformats.org/officeDocument/2006/math" xmlns:v="urn:schemas-microsoft-com:vml" xmlns:wp14="http://schemas.microsoft.com/office/word/2010/wordprocessingDrawing" xmlns:wp="http://schemas.openxmlformats.org/drawingml/2006/wordprocessingDrawing" xmlns:w="http://schemas.openxmlformats.org/wordprocessingml/2006/main" xmlns:w14="http://schemas.microsoft.com/office/word/2010/wordml" xmlns:w15="http://schemas.microsoft.com/office/word/2012/wordml" xmlns:w10="urn:schemas-microsoft-com:office:word" xmlns:wpg="http://schemas.microsoft.com/office/word/2010/wordprocessingGroup" xmlns:wpi="http://schemas.microsoft.com/office/word/2010/wordprocessingInk" xmlns:wne="http://schemas.microsoft.com/office/word/2006/wordml" xmlns:wps="http://schemas.microsoft.com/office/word/2010/wordprocessingShape" xmlns:wpsCustomData="http://www.wps.cn/officeDocument/2013/wpsCustomData" mc:Ignorable="w14 w15 wp14">
+  <w:endnote w:type="separator" w:id="0">
     <w:p>
       <w:pPr>
         <w:spacing w:line="240" w:lineRule="auto"/>
@@ -5205,7 +5077,7 @@
       </w:r>
     </w:p>
   </w:endnote>
-  <w:endnote w:type="continuationSeparator" w:id="0">
+  <w:endnote w:type="continuationSeparator" w:id="1">
     <w:p>
       <w:pPr>
         <w:spacing w:line="240" w:lineRule="auto"/>
@@ -5219,21 +5091,21 @@
 </file>
 
 <file path=word/footnotes.xml><?xml version="1.0" encoding="utf-8"?>
-<w:footnotes xmlns:ve="http://schemas.openxmlformats.org/markup-compatibility/2006" xmlns:o="urn:schemas-microsoft-com:office:office" xmlns:r="http://schemas.openxmlformats.org/officeDocument/2006/relationships" xmlns:m="http://schemas.openxmlformats.org/officeDocument/2006/math" xmlns:v="urn:schemas-microsoft-com:vml" xmlns:wp="http://schemas.openxmlformats.org/drawingml/2006/wordprocessingDrawing" xmlns:w10="urn:schemas-microsoft-com:office:word" xmlns:w="http://schemas.openxmlformats.org/wordprocessingml/2006/main" xmlns:wne="http://schemas.microsoft.com/office/word/2006/wordml">
-  <w:footnote w:type="separator" w:id="-1">
+<w:footnotes xmlns:wpc="http://schemas.microsoft.com/office/word/2010/wordprocessingCanvas" xmlns:mc="http://schemas.openxmlformats.org/markup-compatibility/2006" xmlns:o="urn:schemas-microsoft-com:office:office" xmlns:r="http://schemas.openxmlformats.org/officeDocument/2006/relationships" xmlns:m="http://schemas.openxmlformats.org/officeDocument/2006/math" xmlns:v="urn:schemas-microsoft-com:vml" xmlns:wp14="http://schemas.microsoft.com/office/word/2010/wordprocessingDrawing" xmlns:wp="http://schemas.openxmlformats.org/drawingml/2006/wordprocessingDrawing" xmlns:w="http://schemas.openxmlformats.org/wordprocessingml/2006/main" xmlns:w14="http://schemas.microsoft.com/office/word/2010/wordml" xmlns:w15="http://schemas.microsoft.com/office/word/2012/wordml" xmlns:w10="urn:schemas-microsoft-com:office:word" xmlns:wpg="http://schemas.microsoft.com/office/word/2010/wordprocessingGroup" xmlns:wpi="http://schemas.microsoft.com/office/word/2010/wordprocessingInk" xmlns:wne="http://schemas.microsoft.com/office/word/2006/wordml" xmlns:wps="http://schemas.microsoft.com/office/word/2010/wordprocessingShape" xmlns:wpsCustomData="http://www.wps.cn/officeDocument/2013/wpsCustomData" mc:Ignorable="w14 w15 wp14">
+  <w:footnote w:type="separator" w:id="0">
     <w:p>
       <w:pPr>
-        <w:spacing w:line="240" w:lineRule="auto"/>
+        <w:spacing w:line="360" w:lineRule="auto"/>
       </w:pPr>
       <w:r>
         <w:separator/>
       </w:r>
     </w:p>
   </w:footnote>
-  <w:footnote w:type="continuationSeparator" w:id="0">
+  <w:footnote w:type="continuationSeparator" w:id="1">
     <w:p>
       <w:pPr>
-        <w:spacing w:line="240" w:lineRule="auto"/>
+        <w:spacing w:line="360" w:lineRule="auto"/>
       </w:pPr>
       <w:r>
         <w:continuationSeparator/>
@@ -5244,15 +5116,15 @@
 </file>
 
 <file path=word/numbering.xml><?xml version="1.0" encoding="utf-8"?>
-<w:numbering xmlns:ve="http://schemas.openxmlformats.org/markup-compatibility/2006" xmlns:o="urn:schemas-microsoft-com:office:office" xmlns:r="http://schemas.openxmlformats.org/officeDocument/2006/relationships" xmlns:m="http://schemas.openxmlformats.org/officeDocument/2006/math" xmlns:v="urn:schemas-microsoft-com:vml" xmlns:wp="http://schemas.openxmlformats.org/drawingml/2006/wordprocessingDrawing" xmlns:w10="urn:schemas-microsoft-com:office:word" xmlns:w="http://schemas.openxmlformats.org/wordprocessingml/2006/main" xmlns:wne="http://schemas.microsoft.com/office/word/2006/wordml">
+<w:numbering xmlns:wpc="http://schemas.microsoft.com/office/word/2010/wordprocessingCanvas" xmlns:mc="http://schemas.openxmlformats.org/markup-compatibility/2006" xmlns:o="urn:schemas-microsoft-com:office:office" xmlns:r="http://schemas.openxmlformats.org/officeDocument/2006/relationships" xmlns:m="http://schemas.openxmlformats.org/officeDocument/2006/math" xmlns:v="urn:schemas-microsoft-com:vml" xmlns:wp14="http://schemas.microsoft.com/office/word/2010/wordprocessingDrawing" xmlns:wp="http://schemas.openxmlformats.org/drawingml/2006/wordprocessingDrawing" xmlns:w10="urn:schemas-microsoft-com:office:word" xmlns:w="http://schemas.openxmlformats.org/wordprocessingml/2006/main" xmlns:w14="http://schemas.microsoft.com/office/word/2010/wordml" xmlns:wpg="http://schemas.microsoft.com/office/word/2010/wordprocessingGroup" xmlns:wpi="http://schemas.microsoft.com/office/word/2010/wordprocessingInk" xmlns:wne="http://schemas.microsoft.com/office/word/2006/wordml" xmlns:wps="http://schemas.microsoft.com/office/word/2010/wordprocessingShape" xmlns:wpsCustomData="http://www.wps.cn/officeDocument/2013/wpsCustomData" mc:Ignorable="w14 wp14">
   <w:abstractNum w:abstractNumId="0">
     <w:nsid w:val="8E964DCE"/>
     <w:multiLevelType w:val="multilevel"/>
     <w:tmpl w:val="8E964DCE"/>
-    <w:lvl w:ilvl="0">
+    <w:lvl w:ilvl="0" w:tentative="0">
       <w:start w:val="1"/>
       <w:numFmt w:val="decimal"/>
-      <w:pStyle w:val="1"/>
+      <w:pStyle w:val="2"/>
       <w:lvlText w:val="%1."/>
       <w:lvlJc w:val="left"/>
       <w:pPr>
@@ -5262,10 +5134,10 @@
         <w:rFonts w:hint="default"/>
       </w:rPr>
     </w:lvl>
-    <w:lvl w:ilvl="1">
+    <w:lvl w:ilvl="1" w:tentative="0">
       <w:start w:val="1"/>
       <w:numFmt w:val="decimal"/>
-      <w:pStyle w:val="2"/>
+      <w:pStyle w:val="3"/>
       <w:lvlText w:val="%1.%2."/>
       <w:lvlJc w:val="left"/>
       <w:pPr>
@@ -5275,10 +5147,10 @@
         <w:rFonts w:hint="default"/>
       </w:rPr>
     </w:lvl>
-    <w:lvl w:ilvl="2">
+    <w:lvl w:ilvl="2" w:tentative="0">
       <w:start w:val="1"/>
       <w:numFmt w:val="decimal"/>
-      <w:pStyle w:val="3"/>
+      <w:pStyle w:val="4"/>
       <w:lvlText w:val="%1.%2.%3."/>
       <w:lvlJc w:val="left"/>
       <w:pPr>
@@ -5288,10 +5160,10 @@
         <w:rFonts w:hint="default"/>
       </w:rPr>
     </w:lvl>
-    <w:lvl w:ilvl="3">
+    <w:lvl w:ilvl="3" w:tentative="0">
       <w:start w:val="1"/>
       <w:numFmt w:val="decimal"/>
-      <w:pStyle w:val="4"/>
+      <w:pStyle w:val="5"/>
       <w:lvlText w:val="%1.%2.%3.%4."/>
       <w:lvlJc w:val="left"/>
       <w:pPr>
@@ -5301,10 +5173,10 @@
         <w:rFonts w:hint="default"/>
       </w:rPr>
     </w:lvl>
-    <w:lvl w:ilvl="4">
+    <w:lvl w:ilvl="4" w:tentative="0">
       <w:start w:val="1"/>
       <w:numFmt w:val="decimal"/>
-      <w:pStyle w:val="5"/>
+      <w:pStyle w:val="6"/>
       <w:lvlText w:val="%1.%2.%3.%4.%5."/>
       <w:lvlJc w:val="left"/>
       <w:pPr>
@@ -5314,10 +5186,10 @@
         <w:rFonts w:hint="default"/>
       </w:rPr>
     </w:lvl>
-    <w:lvl w:ilvl="5">
+    <w:lvl w:ilvl="5" w:tentative="0">
       <w:start w:val="1"/>
       <w:numFmt w:val="decimal"/>
-      <w:pStyle w:val="6"/>
+      <w:pStyle w:val="7"/>
       <w:lvlText w:val="%1.%2.%3.%4.%5.%6."/>
       <w:lvlJc w:val="left"/>
       <w:pPr>
@@ -5327,10 +5199,10 @@
         <w:rFonts w:hint="default"/>
       </w:rPr>
     </w:lvl>
-    <w:lvl w:ilvl="6">
+    <w:lvl w:ilvl="6" w:tentative="0">
       <w:start w:val="1"/>
       <w:numFmt w:val="decimal"/>
-      <w:pStyle w:val="7"/>
+      <w:pStyle w:val="8"/>
       <w:lvlText w:val="%1.%2.%3.%4.%5.%6.%7."/>
       <w:lvlJc w:val="left"/>
       <w:pPr>
@@ -5340,10 +5212,10 @@
         <w:rFonts w:hint="default"/>
       </w:rPr>
     </w:lvl>
-    <w:lvl w:ilvl="7">
+    <w:lvl w:ilvl="7" w:tentative="0">
       <w:start w:val="1"/>
       <w:numFmt w:val="decimal"/>
-      <w:pStyle w:val="8"/>
+      <w:pStyle w:val="9"/>
       <w:lvlText w:val="%1.%2.%3.%4.%5.%6.%7.%8."/>
       <w:lvlJc w:val="left"/>
       <w:pPr>
@@ -5353,10 +5225,10 @@
         <w:rFonts w:hint="default"/>
       </w:rPr>
     </w:lvl>
-    <w:lvl w:ilvl="8">
+    <w:lvl w:ilvl="8" w:tentative="0">
       <w:start w:val="1"/>
       <w:numFmt w:val="decimal"/>
-      <w:pStyle w:val="9"/>
+      <w:pStyle w:val="10"/>
       <w:lvlText w:val="%1.%2.%3.%4.%5.%6.%7.%8.%9."/>
       <w:lvlJc w:val="left"/>
       <w:pPr>
@@ -5371,7 +5243,7 @@
     <w:nsid w:val="C2D0E8D7"/>
     <w:multiLevelType w:val="singleLevel"/>
     <w:tmpl w:val="C2D0E8D7"/>
-    <w:lvl w:ilvl="0">
+    <w:lvl w:ilvl="0" w:tentative="0">
       <w:start w:val="1"/>
       <w:numFmt w:val="decimal"/>
       <w:lvlText w:val="%1."/>
@@ -5388,7 +5260,7 @@
     <w:nsid w:val="10C575C9"/>
     <w:multiLevelType w:val="singleLevel"/>
     <w:tmpl w:val="10C575C9"/>
-    <w:lvl w:ilvl="0">
+    <w:lvl w:ilvl="0" w:tentative="0">
       <w:start w:val="1"/>
       <w:numFmt w:val="decimal"/>
       <w:lvlText w:val="%1."/>
@@ -5414,160 +5286,270 @@
 </file>
 
 <file path=word/styles.xml><?xml version="1.0" encoding="utf-8"?>
-<w:styles xmlns:r="http://schemas.openxmlformats.org/officeDocument/2006/relationships" xmlns:w="http://schemas.openxmlformats.org/wordprocessingml/2006/main">
+<w:styles xmlns:mc="http://schemas.openxmlformats.org/markup-compatibility/2006" xmlns:o="urn:schemas-microsoft-com:office:office" xmlns:r="http://schemas.openxmlformats.org/officeDocument/2006/relationships" xmlns:m="http://schemas.openxmlformats.org/officeDocument/2006/math" xmlns:v="urn:schemas-microsoft-com:vml" xmlns:w="http://schemas.openxmlformats.org/wordprocessingml/2006/main" xmlns:w14="http://schemas.microsoft.com/office/word/2010/wordml" xmlns:w10="urn:schemas-microsoft-com:office:word" xmlns:sl="http://schemas.openxmlformats.org/schemaLibrary/2006/main" xmlns:wpsCustomData="http://www.wps.cn/officeDocument/2013/wpsCustomData" mc:Ignorable="w14">
   <w:docDefaults>
     <w:rPrDefault>
       <w:rPr>
-        <w:rFonts w:asciiTheme="minorHAnsi" w:eastAsiaTheme="minorEastAsia" w:hAnsiTheme="minorHAnsi" w:cstheme="minorBidi"/>
-        <w:lang w:val="en-US" w:eastAsia="zh-CN" w:bidi="ar-SA"/>
+        <w:rFonts w:ascii="Times New Roman" w:hAnsi="Times New Roman" w:eastAsia="宋体" w:cs="Times New Roman"/>
       </w:rPr>
     </w:rPrDefault>
     <w:pPrDefault/>
   </w:docDefaults>
-  <w:latentStyles w:defLockedState="0" w:defUIPriority="99" w:defSemiHidden="1" w:defUnhideWhenUsed="1" w:defQFormat="0" w:count="267">
-    <w:lsdException w:name="Normal" w:semiHidden="0" w:uiPriority="0" w:unhideWhenUsed="0" w:qFormat="1"/>
-    <w:lsdException w:name="heading 1" w:semiHidden="0" w:uiPriority="0" w:unhideWhenUsed="0" w:qFormat="1"/>
-    <w:lsdException w:name="heading 2" w:semiHidden="0" w:uiPriority="0" w:qFormat="1"/>
-    <w:lsdException w:name="heading 3" w:uiPriority="0" w:qFormat="1"/>
-    <w:lsdException w:name="heading 4" w:semiHidden="0" w:uiPriority="0" w:qFormat="1"/>
-    <w:lsdException w:name="heading 5" w:uiPriority="0" w:qFormat="1"/>
-    <w:lsdException w:name="heading 6" w:uiPriority="0" w:qFormat="1"/>
-    <w:lsdException w:name="heading 7" w:uiPriority="0" w:qFormat="1"/>
-    <w:lsdException w:name="heading 8" w:uiPriority="0" w:qFormat="1"/>
-    <w:lsdException w:name="heading 9" w:uiPriority="0" w:qFormat="1"/>
-    <w:lsdException w:name="toc 1" w:semiHidden="0" w:uiPriority="0" w:unhideWhenUsed="0" w:qFormat="1"/>
-    <w:lsdException w:name="toc 2" w:semiHidden="0" w:uiPriority="0" w:unhideWhenUsed="0" w:qFormat="1"/>
-    <w:lsdException w:name="toc 3" w:semiHidden="0" w:uiPriority="0" w:unhideWhenUsed="0" w:qFormat="1"/>
-    <w:lsdException w:name="toc 4" w:uiPriority="39"/>
-    <w:lsdException w:name="toc 5" w:uiPriority="39"/>
-    <w:lsdException w:name="toc 6" w:uiPriority="39"/>
-    <w:lsdException w:name="toc 7" w:uiPriority="39"/>
-    <w:lsdException w:name="toc 8" w:uiPriority="39"/>
-    <w:lsdException w:name="toc 9" w:uiPriority="39"/>
-    <w:lsdException w:name="annotation text" w:semiHidden="0" w:uiPriority="0" w:unhideWhenUsed="0" w:qFormat="1"/>
-    <w:lsdException w:name="header" w:semiHidden="0" w:uiPriority="0" w:unhideWhenUsed="0" w:qFormat="1"/>
-    <w:lsdException w:name="footer" w:semiHidden="0" w:uiPriority="0" w:unhideWhenUsed="0" w:qFormat="1"/>
-    <w:lsdException w:name="caption" w:uiPriority="35" w:qFormat="1"/>
-    <w:lsdException w:name="Title" w:semiHidden="0" w:uiPriority="0" w:unhideWhenUsed="0" w:qFormat="1"/>
-    <w:lsdException w:name="Default Paragraph Font" w:uiPriority="0" w:unhideWhenUsed="0" w:qFormat="1"/>
-    <w:lsdException w:name="Body Text" w:uiPriority="0" w:unhideWhenUsed="0" w:qFormat="1"/>
-    <w:lsdException w:name="Subtitle" w:semiHidden="0" w:uiPriority="11" w:unhideWhenUsed="0" w:qFormat="1"/>
-    <w:lsdException w:name="Strong" w:semiHidden="0" w:uiPriority="0" w:unhideWhenUsed="0" w:qFormat="1"/>
-    <w:lsdException w:name="Emphasis" w:semiHidden="0" w:uiPriority="20" w:unhideWhenUsed="0" w:qFormat="1"/>
-    <w:lsdException w:name="Normal (Web)" w:semiHidden="0" w:uiPriority="0" w:unhideWhenUsed="0" w:qFormat="1"/>
-    <w:lsdException w:name="Normal Table" w:qFormat="1"/>
-    <w:lsdException w:name="Table Grid" w:semiHidden="0" w:uiPriority="0" w:unhideWhenUsed="0" w:qFormat="1"/>
-    <w:lsdException w:name="Light Shading" w:semiHidden="0" w:uiPriority="60" w:unhideWhenUsed="0"/>
-    <w:lsdException w:name="Light List" w:semiHidden="0" w:uiPriority="61" w:unhideWhenUsed="0"/>
-    <w:lsdException w:name="Light Grid" w:semiHidden="0" w:uiPriority="62" w:unhideWhenUsed="0"/>
-    <w:lsdException w:name="Medium Shading 1" w:semiHidden="0" w:uiPriority="63" w:unhideWhenUsed="0"/>
-    <w:lsdException w:name="Medium Shading 2" w:semiHidden="0" w:uiPriority="64" w:unhideWhenUsed="0"/>
-    <w:lsdException w:name="Medium List 1" w:semiHidden="0" w:uiPriority="65" w:unhideWhenUsed="0"/>
-    <w:lsdException w:name="Medium List 2" w:semiHidden="0" w:uiPriority="66" w:unhideWhenUsed="0"/>
-    <w:lsdException w:name="Medium Grid 1" w:semiHidden="0" w:uiPriority="67" w:unhideWhenUsed="0"/>
-    <w:lsdException w:name="Medium Grid 2" w:semiHidden="0" w:uiPriority="68" w:unhideWhenUsed="0"/>
-    <w:lsdException w:name="Medium Grid 3" w:semiHidden="0" w:uiPriority="69" w:unhideWhenUsed="0"/>
-    <w:lsdException w:name="Dark List" w:semiHidden="0" w:uiPriority="70" w:unhideWhenUsed="0"/>
-    <w:lsdException w:name="Colorful Shading" w:semiHidden="0" w:uiPriority="71" w:unhideWhenUsed="0"/>
-    <w:lsdException w:name="Colorful List" w:semiHidden="0" w:uiPriority="72" w:unhideWhenUsed="0"/>
-    <w:lsdException w:name="Colorful Grid" w:semiHidden="0" w:uiPriority="73" w:unhideWhenUsed="0"/>
-    <w:lsdException w:name="Light Shading Accent 1" w:semiHidden="0" w:uiPriority="60" w:unhideWhenUsed="0"/>
-    <w:lsdException w:name="Light List Accent 1" w:semiHidden="0" w:uiPriority="61" w:unhideWhenUsed="0"/>
-    <w:lsdException w:name="Light Grid Accent 1" w:semiHidden="0" w:uiPriority="62" w:unhideWhenUsed="0"/>
-    <w:lsdException w:name="Medium Shading 1 Accent 1" w:semiHidden="0" w:uiPriority="63" w:unhideWhenUsed="0"/>
-    <w:lsdException w:name="Medium Shading 2 Accent 1" w:semiHidden="0" w:uiPriority="64" w:unhideWhenUsed="0"/>
-    <w:lsdException w:name="Medium List 1 Accent 1" w:semiHidden="0" w:uiPriority="65" w:unhideWhenUsed="0"/>
-    <w:lsdException w:name="List Paragraph" w:semiHidden="0" w:uiPriority="1" w:unhideWhenUsed="0" w:qFormat="1"/>
-    <w:lsdException w:name="Medium List 2 Accent 1" w:semiHidden="0" w:uiPriority="66" w:unhideWhenUsed="0"/>
-    <w:lsdException w:name="Medium Grid 1 Accent 1" w:semiHidden="0" w:uiPriority="67" w:unhideWhenUsed="0"/>
-    <w:lsdException w:name="Medium Grid 2 Accent 1" w:semiHidden="0" w:uiPriority="68" w:unhideWhenUsed="0"/>
-    <w:lsdException w:name="Medium Grid 3 Accent 1" w:semiHidden="0" w:uiPriority="69" w:unhideWhenUsed="0"/>
-    <w:lsdException w:name="Dark List Accent 1" w:semiHidden="0" w:uiPriority="70" w:unhideWhenUsed="0"/>
-    <w:lsdException w:name="Colorful Shading Accent 1" w:semiHidden="0" w:uiPriority="71" w:unhideWhenUsed="0"/>
-    <w:lsdException w:name="Colorful List Accent 1" w:semiHidden="0" w:uiPriority="72" w:unhideWhenUsed="0"/>
-    <w:lsdException w:name="Colorful Grid Accent 1" w:semiHidden="0" w:uiPriority="73" w:unhideWhenUsed="0"/>
-    <w:lsdException w:name="Light Shading Accent 2" w:semiHidden="0" w:uiPriority="60" w:unhideWhenUsed="0"/>
-    <w:lsdException w:name="Light List Accent 2" w:semiHidden="0" w:uiPriority="61" w:unhideWhenUsed="0"/>
-    <w:lsdException w:name="Light Grid Accent 2" w:semiHidden="0" w:uiPriority="62" w:unhideWhenUsed="0"/>
-    <w:lsdException w:name="Medium Shading 1 Accent 2" w:semiHidden="0" w:uiPriority="63" w:unhideWhenUsed="0"/>
-    <w:lsdException w:name="Medium Shading 2 Accent 2" w:semiHidden="0" w:uiPriority="64" w:unhideWhenUsed="0"/>
-    <w:lsdException w:name="Medium List 1 Accent 2" w:semiHidden="0" w:uiPriority="65" w:unhideWhenUsed="0"/>
-    <w:lsdException w:name="Medium List 2 Accent 2" w:semiHidden="0" w:uiPriority="66" w:unhideWhenUsed="0"/>
-    <w:lsdException w:name="Medium Grid 1 Accent 2" w:semiHidden="0" w:uiPriority="67" w:unhideWhenUsed="0"/>
-    <w:lsdException w:name="Medium Grid 2 Accent 2" w:semiHidden="0" w:uiPriority="68" w:unhideWhenUsed="0"/>
-    <w:lsdException w:name="Medium Grid 3 Accent 2" w:semiHidden="0" w:uiPriority="69" w:unhideWhenUsed="0"/>
-    <w:lsdException w:name="Dark List Accent 2" w:semiHidden="0" w:uiPriority="70" w:unhideWhenUsed="0"/>
-    <w:lsdException w:name="Colorful Shading Accent 2" w:semiHidden="0" w:uiPriority="71" w:unhideWhenUsed="0"/>
-    <w:lsdException w:name="Colorful List Accent 2" w:semiHidden="0" w:uiPriority="72" w:unhideWhenUsed="0"/>
-    <w:lsdException w:name="Colorful Grid Accent 2" w:semiHidden="0" w:uiPriority="73" w:unhideWhenUsed="0"/>
-    <w:lsdException w:name="Light Shading Accent 3" w:semiHidden="0" w:uiPriority="60" w:unhideWhenUsed="0"/>
-    <w:lsdException w:name="Light List Accent 3" w:semiHidden="0" w:uiPriority="61" w:unhideWhenUsed="0"/>
-    <w:lsdException w:name="Light Grid Accent 3" w:semiHidden="0" w:uiPriority="62" w:unhideWhenUsed="0"/>
-    <w:lsdException w:name="Medium Shading 1 Accent 3" w:semiHidden="0" w:uiPriority="63" w:unhideWhenUsed="0"/>
-    <w:lsdException w:name="Medium Shading 2 Accent 3" w:semiHidden="0" w:uiPriority="64" w:unhideWhenUsed="0"/>
-    <w:lsdException w:name="Medium List 1 Accent 3" w:semiHidden="0" w:uiPriority="65" w:unhideWhenUsed="0"/>
-    <w:lsdException w:name="Medium List 2 Accent 3" w:semiHidden="0" w:uiPriority="66" w:unhideWhenUsed="0"/>
-    <w:lsdException w:name="Medium Grid 1 Accent 3" w:semiHidden="0" w:uiPriority="67" w:unhideWhenUsed="0"/>
-    <w:lsdException w:name="Medium Grid 2 Accent 3" w:semiHidden="0" w:uiPriority="68" w:unhideWhenUsed="0"/>
-    <w:lsdException w:name="Medium Grid 3 Accent 3" w:semiHidden="0" w:uiPriority="69" w:unhideWhenUsed="0"/>
-    <w:lsdException w:name="Dark List Accent 3" w:semiHidden="0" w:uiPriority="70" w:unhideWhenUsed="0"/>
-    <w:lsdException w:name="Colorful Shading Accent 3" w:semiHidden="0" w:uiPriority="71" w:unhideWhenUsed="0"/>
-    <w:lsdException w:name="Colorful List Accent 3" w:semiHidden="0" w:uiPriority="72" w:unhideWhenUsed="0"/>
-    <w:lsdException w:name="Colorful Grid Accent 3" w:semiHidden="0" w:uiPriority="73" w:unhideWhenUsed="0"/>
-    <w:lsdException w:name="Light Shading Accent 4" w:semiHidden="0" w:uiPriority="60" w:unhideWhenUsed="0"/>
-    <w:lsdException w:name="Light List Accent 4" w:semiHidden="0" w:uiPriority="61" w:unhideWhenUsed="0"/>
-    <w:lsdException w:name="Light Grid Accent 4" w:semiHidden="0" w:uiPriority="62" w:unhideWhenUsed="0"/>
-    <w:lsdException w:name="Medium Shading 1 Accent 4" w:semiHidden="0" w:uiPriority="63" w:unhideWhenUsed="0"/>
-    <w:lsdException w:name="Medium Shading 2 Accent 4" w:semiHidden="0" w:uiPriority="64" w:unhideWhenUsed="0"/>
-    <w:lsdException w:name="Medium List 1 Accent 4" w:semiHidden="0" w:uiPriority="65" w:unhideWhenUsed="0"/>
-    <w:lsdException w:name="Medium List 2 Accent 4" w:semiHidden="0" w:uiPriority="66" w:unhideWhenUsed="0"/>
-    <w:lsdException w:name="Medium Grid 1 Accent 4" w:semiHidden="0" w:uiPriority="67" w:unhideWhenUsed="0"/>
-    <w:lsdException w:name="Medium Grid 2 Accent 4" w:semiHidden="0" w:uiPriority="68" w:unhideWhenUsed="0"/>
-    <w:lsdException w:name="Medium Grid 3 Accent 4" w:semiHidden="0" w:uiPriority="69" w:unhideWhenUsed="0"/>
-    <w:lsdException w:name="Dark List Accent 4" w:semiHidden="0" w:uiPriority="70" w:unhideWhenUsed="0"/>
-    <w:lsdException w:name="Colorful Shading Accent 4" w:semiHidden="0" w:uiPriority="71" w:unhideWhenUsed="0"/>
-    <w:lsdException w:name="Colorful List Accent 4" w:semiHidden="0" w:uiPriority="72" w:unhideWhenUsed="0"/>
-    <w:lsdException w:name="Colorful Grid Accent 4" w:semiHidden="0" w:uiPriority="73" w:unhideWhenUsed="0"/>
-    <w:lsdException w:name="Light Shading Accent 5" w:semiHidden="0" w:uiPriority="60" w:unhideWhenUsed="0"/>
-    <w:lsdException w:name="Light List Accent 5" w:semiHidden="0" w:uiPriority="61" w:unhideWhenUsed="0"/>
-    <w:lsdException w:name="Light Grid Accent 5" w:semiHidden="0" w:uiPriority="62" w:unhideWhenUsed="0"/>
-    <w:lsdException w:name="Medium Shading 1 Accent 5" w:semiHidden="0" w:uiPriority="63" w:unhideWhenUsed="0"/>
-    <w:lsdException w:name="Medium Shading 2 Accent 5" w:semiHidden="0" w:uiPriority="64" w:unhideWhenUsed="0"/>
-    <w:lsdException w:name="Medium List 1 Accent 5" w:semiHidden="0" w:uiPriority="65" w:unhideWhenUsed="0"/>
-    <w:lsdException w:name="Medium List 2 Accent 5" w:semiHidden="0" w:uiPriority="66" w:unhideWhenUsed="0"/>
-    <w:lsdException w:name="Medium Grid 1 Accent 5" w:semiHidden="0" w:uiPriority="67" w:unhideWhenUsed="0"/>
-    <w:lsdException w:name="Medium Grid 2 Accent 5" w:semiHidden="0" w:uiPriority="68" w:unhideWhenUsed="0"/>
-    <w:lsdException w:name="Medium Grid 3 Accent 5" w:semiHidden="0" w:uiPriority="69" w:unhideWhenUsed="0"/>
-    <w:lsdException w:name="Dark List Accent 5" w:semiHidden="0" w:uiPriority="70" w:unhideWhenUsed="0"/>
-    <w:lsdException w:name="Colorful Shading Accent 5" w:semiHidden="0" w:uiPriority="71" w:unhideWhenUsed="0"/>
-    <w:lsdException w:name="Colorful List Accent 5" w:semiHidden="0" w:uiPriority="72" w:unhideWhenUsed="0"/>
-    <w:lsdException w:name="Colorful Grid Accent 5" w:semiHidden="0" w:uiPriority="73" w:unhideWhenUsed="0"/>
-    <w:lsdException w:name="Light Shading Accent 6" w:semiHidden="0" w:uiPriority="60" w:unhideWhenUsed="0"/>
-    <w:lsdException w:name="Light List Accent 6" w:semiHidden="0" w:uiPriority="61" w:unhideWhenUsed="0"/>
-    <w:lsdException w:name="Light Grid Accent 6" w:semiHidden="0" w:uiPriority="62" w:unhideWhenUsed="0"/>
-    <w:lsdException w:name="Medium Shading 1 Accent 6" w:semiHidden="0" w:uiPriority="63" w:unhideWhenUsed="0"/>
-    <w:lsdException w:name="Medium Shading 2 Accent 6" w:semiHidden="0" w:uiPriority="64" w:unhideWhenUsed="0"/>
-    <w:lsdException w:name="Medium List 1 Accent 6" w:semiHidden="0" w:uiPriority="65" w:unhideWhenUsed="0"/>
-    <w:lsdException w:name="Medium List 2 Accent 6" w:semiHidden="0" w:uiPriority="66" w:unhideWhenUsed="0"/>
-    <w:lsdException w:name="Medium Grid 1 Accent 6" w:semiHidden="0" w:uiPriority="67" w:unhideWhenUsed="0"/>
-    <w:lsdException w:name="Medium Grid 2 Accent 6" w:semiHidden="0" w:uiPriority="68" w:unhideWhenUsed="0"/>
-    <w:lsdException w:name="Medium Grid 3 Accent 6" w:semiHidden="0" w:uiPriority="69" w:unhideWhenUsed="0"/>
-    <w:lsdException w:name="Dark List Accent 6" w:semiHidden="0" w:uiPriority="70" w:unhideWhenUsed="0"/>
-    <w:lsdException w:name="Colorful Shading Accent 6" w:semiHidden="0" w:uiPriority="71" w:unhideWhenUsed="0"/>
-    <w:lsdException w:name="Colorful List Accent 6" w:semiHidden="0" w:uiPriority="72" w:unhideWhenUsed="0"/>
-    <w:lsdException w:name="Colorful Grid Accent 6" w:semiHidden="0" w:uiPriority="73" w:unhideWhenUsed="0"/>
-    <w:lsdException w:name="Subtle Emphasis" w:semiHidden="0" w:uiPriority="19" w:unhideWhenUsed="0" w:qFormat="1"/>
-    <w:lsdException w:name="Intense Emphasis" w:semiHidden="0" w:uiPriority="21" w:unhideWhenUsed="0" w:qFormat="1"/>
-    <w:lsdException w:name="Subtle Reference" w:semiHidden="0" w:uiPriority="31" w:unhideWhenUsed="0" w:qFormat="1"/>
-    <w:lsdException w:name="Intense Reference" w:semiHidden="0" w:uiPriority="32" w:unhideWhenUsed="0" w:qFormat="1"/>
-    <w:lsdException w:name="Book Title" w:semiHidden="0" w:uiPriority="33" w:unhideWhenUsed="0" w:qFormat="1"/>
-    <w:lsdException w:name="Bibliography" w:uiPriority="37"/>
-    <w:lsdException w:name="TOC Heading" w:uiPriority="39" w:qFormat="1"/>
+  <w:latentStyles w:count="260" w:defQFormat="0" w:defUnhideWhenUsed="1" w:defSemiHidden="1" w:defUIPriority="99" w:defLockedState="0">
+    <w:lsdException w:qFormat="1" w:unhideWhenUsed="0" w:uiPriority="0" w:semiHidden="0" w:name="Normal"/>
+    <w:lsdException w:qFormat="1" w:unhideWhenUsed="0" w:uiPriority="0" w:semiHidden="0" w:name="heading 1"/>
+    <w:lsdException w:qFormat="1" w:uiPriority="0" w:semiHidden="0" w:name="heading 2"/>
+    <w:lsdException w:qFormat="1" w:uiPriority="0" w:name="heading 3"/>
+    <w:lsdException w:qFormat="1" w:uiPriority="0" w:semiHidden="0" w:name="heading 4"/>
+    <w:lsdException w:qFormat="1" w:uiPriority="0" w:name="heading 5"/>
+    <w:lsdException w:qFormat="1" w:uiPriority="0" w:name="heading 6"/>
+    <w:lsdException w:qFormat="1" w:uiPriority="0" w:name="heading 7"/>
+    <w:lsdException w:qFormat="1" w:uiPriority="0" w:name="heading 8"/>
+    <w:lsdException w:qFormat="1" w:uiPriority="0" w:name="heading 9"/>
+    <w:lsdException w:uiPriority="99" w:name="index 1"/>
+    <w:lsdException w:uiPriority="99" w:name="index 2"/>
+    <w:lsdException w:uiPriority="99" w:name="index 3"/>
+    <w:lsdException w:uiPriority="99" w:name="index 4"/>
+    <w:lsdException w:uiPriority="99" w:name="index 5"/>
+    <w:lsdException w:uiPriority="99" w:name="index 6"/>
+    <w:lsdException w:uiPriority="99" w:name="index 7"/>
+    <w:lsdException w:uiPriority="99" w:name="index 8"/>
+    <w:lsdException w:uiPriority="99" w:name="index 9"/>
+    <w:lsdException w:qFormat="1" w:unhideWhenUsed="0" w:uiPriority="0" w:semiHidden="0" w:name="toc 1"/>
+    <w:lsdException w:qFormat="1" w:unhideWhenUsed="0" w:uiPriority="0" w:semiHidden="0" w:name="toc 2"/>
+    <w:lsdException w:qFormat="1" w:unhideWhenUsed="0" w:uiPriority="0" w:semiHidden="0" w:name="toc 3"/>
+    <w:lsdException w:uiPriority="39" w:name="toc 4"/>
+    <w:lsdException w:uiPriority="39" w:name="toc 5"/>
+    <w:lsdException w:uiPriority="39" w:name="toc 6"/>
+    <w:lsdException w:uiPriority="39" w:name="toc 7"/>
+    <w:lsdException w:uiPriority="39" w:name="toc 8"/>
+    <w:lsdException w:uiPriority="39" w:name="toc 9"/>
+    <w:lsdException w:uiPriority="99" w:name="Normal Indent"/>
+    <w:lsdException w:uiPriority="99" w:name="footnote text"/>
+    <w:lsdException w:qFormat="1" w:unhideWhenUsed="0" w:uiPriority="0" w:semiHidden="0" w:name="annotation text"/>
+    <w:lsdException w:qFormat="1" w:unhideWhenUsed="0" w:uiPriority="0" w:semiHidden="0" w:name="header"/>
+    <w:lsdException w:qFormat="1" w:unhideWhenUsed="0" w:uiPriority="0" w:semiHidden="0" w:name="footer"/>
+    <w:lsdException w:uiPriority="99" w:name="index heading"/>
+    <w:lsdException w:qFormat="1" w:uiPriority="35" w:name="caption"/>
+    <w:lsdException w:uiPriority="99" w:name="table of figures"/>
+    <w:lsdException w:uiPriority="99" w:name="envelope address"/>
+    <w:lsdException w:uiPriority="99" w:name="envelope return"/>
+    <w:lsdException w:uiPriority="99" w:name="footnote reference"/>
+    <w:lsdException w:uiPriority="99" w:name="annotation reference"/>
+    <w:lsdException w:uiPriority="99" w:name="line number"/>
+    <w:lsdException w:uiPriority="99" w:name="page number"/>
+    <w:lsdException w:uiPriority="99" w:name="endnote reference"/>
+    <w:lsdException w:uiPriority="99" w:name="endnote text"/>
+    <w:lsdException w:uiPriority="99" w:name="table of authorities"/>
+    <w:lsdException w:uiPriority="99" w:name="macro"/>
+    <w:lsdException w:uiPriority="99" w:name="toa heading"/>
+    <w:lsdException w:uiPriority="99" w:name="List"/>
+    <w:lsdException w:uiPriority="99" w:name="List Bullet"/>
+    <w:lsdException w:uiPriority="99" w:name="List Number"/>
+    <w:lsdException w:uiPriority="99" w:name="List 2"/>
+    <w:lsdException w:uiPriority="99" w:name="List 3"/>
+    <w:lsdException w:uiPriority="99" w:name="List 4"/>
+    <w:lsdException w:uiPriority="99" w:name="List 5"/>
+    <w:lsdException w:uiPriority="99" w:name="List Bullet 2"/>
+    <w:lsdException w:uiPriority="99" w:name="List Bullet 3"/>
+    <w:lsdException w:uiPriority="99" w:name="List Bullet 4"/>
+    <w:lsdException w:uiPriority="99" w:name="List Bullet 5"/>
+    <w:lsdException w:uiPriority="99" w:name="List Number 2"/>
+    <w:lsdException w:uiPriority="99" w:name="List Number 3"/>
+    <w:lsdException w:uiPriority="99" w:name="List Number 4"/>
+    <w:lsdException w:uiPriority="99" w:name="List Number 5"/>
+    <w:lsdException w:qFormat="1" w:unhideWhenUsed="0" w:uiPriority="0" w:semiHidden="0" w:name="Title"/>
+    <w:lsdException w:uiPriority="99" w:name="Closing"/>
+    <w:lsdException w:uiPriority="99" w:name="Signature"/>
+    <w:lsdException w:qFormat="1" w:uiPriority="1" w:name="Default Paragraph Font"/>
+    <w:lsdException w:qFormat="1" w:unhideWhenUsed="0" w:uiPriority="0" w:name="Body Text"/>
+    <w:lsdException w:uiPriority="99" w:name="Body Text Indent"/>
+    <w:lsdException w:uiPriority="99" w:name="List Continue"/>
+    <w:lsdException w:uiPriority="99" w:name="List Continue 2"/>
+    <w:lsdException w:uiPriority="99" w:name="List Continue 3"/>
+    <w:lsdException w:uiPriority="99" w:name="List Continue 4"/>
+    <w:lsdException w:uiPriority="99" w:name="List Continue 5"/>
+    <w:lsdException w:uiPriority="99" w:name="Message Header"/>
+    <w:lsdException w:qFormat="1" w:unhideWhenUsed="0" w:uiPriority="11" w:semiHidden="0" w:name="Subtitle"/>
+    <w:lsdException w:uiPriority="99" w:name="Salutation"/>
+    <w:lsdException w:uiPriority="99" w:name="Date"/>
+    <w:lsdException w:uiPriority="99" w:name="Body Text First Indent"/>
+    <w:lsdException w:uiPriority="99" w:name="Body Text First Indent 2"/>
+    <w:lsdException w:uiPriority="99" w:name="Note Heading"/>
+    <w:lsdException w:uiPriority="99" w:name="Body Text 2"/>
+    <w:lsdException w:uiPriority="99" w:name="Body Text 3"/>
+    <w:lsdException w:uiPriority="99" w:name="Body Text Indent 2"/>
+    <w:lsdException w:uiPriority="99" w:name="Body Text Indent 3"/>
+    <w:lsdException w:uiPriority="99" w:name="Block Text"/>
+    <w:lsdException w:uiPriority="99" w:name="Hyperlink"/>
+    <w:lsdException w:uiPriority="99" w:name="FollowedHyperlink"/>
+    <w:lsdException w:qFormat="1" w:unhideWhenUsed="0" w:uiPriority="0" w:semiHidden="0" w:name="Strong"/>
+    <w:lsdException w:qFormat="1" w:unhideWhenUsed="0" w:uiPriority="20" w:semiHidden="0" w:name="Emphasis"/>
+    <w:lsdException w:uiPriority="99" w:name="Document Map"/>
+    <w:lsdException w:uiPriority="99" w:name="Plain Text"/>
+    <w:lsdException w:uiPriority="99" w:name="E-mail Signature"/>
+    <w:lsdException w:qFormat="1" w:unhideWhenUsed="0" w:uiPriority="0" w:semiHidden="0" w:name="Normal (Web)"/>
+    <w:lsdException w:uiPriority="99" w:name="HTML Acronym"/>
+    <w:lsdException w:uiPriority="99" w:name="HTML Address"/>
+    <w:lsdException w:uiPriority="99" w:name="HTML Cite"/>
+    <w:lsdException w:uiPriority="99" w:name="HTML Code"/>
+    <w:lsdException w:uiPriority="99" w:name="HTML Definition"/>
+    <w:lsdException w:uiPriority="99" w:name="HTML Keyboard"/>
+    <w:lsdException w:uiPriority="99" w:name="HTML Preformatted"/>
+    <w:lsdException w:uiPriority="99" w:name="HTML Sample"/>
+    <w:lsdException w:uiPriority="99" w:name="HTML Typewriter"/>
+    <w:lsdException w:uiPriority="99" w:name="HTML Variable"/>
+    <w:lsdException w:qFormat="1" w:uiPriority="99" w:name="Normal Table"/>
+    <w:lsdException w:uiPriority="99" w:name="annotation subject"/>
+    <w:lsdException w:uiPriority="99" w:name="Table Simple 1"/>
+    <w:lsdException w:uiPriority="99" w:name="Table Simple 2"/>
+    <w:lsdException w:uiPriority="99" w:name="Table Simple 3"/>
+    <w:lsdException w:uiPriority="99" w:name="Table Classic 1"/>
+    <w:lsdException w:uiPriority="99" w:name="Table Classic 2"/>
+    <w:lsdException w:uiPriority="99" w:name="Table Classic 3"/>
+    <w:lsdException w:uiPriority="99" w:name="Table Classic 4"/>
+    <w:lsdException w:uiPriority="99" w:name="Table Colorful 1"/>
+    <w:lsdException w:uiPriority="99" w:name="Table Colorful 2"/>
+    <w:lsdException w:uiPriority="99" w:name="Table Colorful 3"/>
+    <w:lsdException w:uiPriority="99" w:name="Table Columns 1"/>
+    <w:lsdException w:uiPriority="99" w:name="Table Columns 2"/>
+    <w:lsdException w:uiPriority="99" w:name="Table Columns 3"/>
+    <w:lsdException w:uiPriority="99" w:name="Table Columns 4"/>
+    <w:lsdException w:uiPriority="99" w:name="Table Columns 5"/>
+    <w:lsdException w:uiPriority="99" w:name="Table Grid 1"/>
+    <w:lsdException w:uiPriority="99" w:name="Table Grid 2"/>
+    <w:lsdException w:uiPriority="99" w:name="Table Grid 3"/>
+    <w:lsdException w:uiPriority="99" w:name="Table Grid 4"/>
+    <w:lsdException w:uiPriority="99" w:name="Table Grid 5"/>
+    <w:lsdException w:uiPriority="99" w:name="Table Grid 6"/>
+    <w:lsdException w:uiPriority="99" w:name="Table Grid 7"/>
+    <w:lsdException w:uiPriority="99" w:name="Table Grid 8"/>
+    <w:lsdException w:uiPriority="99" w:name="Table List 1"/>
+    <w:lsdException w:uiPriority="99" w:name="Table List 2"/>
+    <w:lsdException w:uiPriority="99" w:name="Table List 3"/>
+    <w:lsdException w:uiPriority="99" w:name="Table List 4"/>
+    <w:lsdException w:uiPriority="99" w:name="Table List 5"/>
+    <w:lsdException w:uiPriority="99" w:name="Table List 6"/>
+    <w:lsdException w:uiPriority="99" w:name="Table List 7"/>
+    <w:lsdException w:uiPriority="99" w:name="Table List 8"/>
+    <w:lsdException w:uiPriority="99" w:name="Table 3D effects 1"/>
+    <w:lsdException w:uiPriority="99" w:name="Table 3D effects 2"/>
+    <w:lsdException w:uiPriority="99" w:name="Table 3D effects 3"/>
+    <w:lsdException w:uiPriority="99" w:name="Table Contemporary"/>
+    <w:lsdException w:uiPriority="99" w:name="Table Elegant"/>
+    <w:lsdException w:uiPriority="99" w:name="Table Professional"/>
+    <w:lsdException w:uiPriority="99" w:name="Table Subtle 1"/>
+    <w:lsdException w:uiPriority="99" w:name="Table Subtle 2"/>
+    <w:lsdException w:uiPriority="99" w:name="Table Web 1"/>
+    <w:lsdException w:uiPriority="99" w:name="Table Web 2"/>
+    <w:lsdException w:uiPriority="99" w:name="Table Web 3"/>
+    <w:lsdException w:qFormat="1" w:uiPriority="99" w:name="Balloon Text"/>
+    <w:lsdException w:qFormat="1" w:unhideWhenUsed="0" w:uiPriority="0" w:semiHidden="0" w:name="Table Grid"/>
+    <w:lsdException w:uiPriority="99" w:name="Table Theme"/>
+    <w:lsdException w:unhideWhenUsed="0" w:uiPriority="60" w:semiHidden="0" w:name="Light Shading"/>
+    <w:lsdException w:unhideWhenUsed="0" w:uiPriority="61" w:semiHidden="0" w:name="Light List"/>
+    <w:lsdException w:unhideWhenUsed="0" w:uiPriority="62" w:semiHidden="0" w:name="Light Grid"/>
+    <w:lsdException w:unhideWhenUsed="0" w:uiPriority="63" w:semiHidden="0" w:name="Medium Shading 1"/>
+    <w:lsdException w:unhideWhenUsed="0" w:uiPriority="64" w:semiHidden="0" w:name="Medium Shading 2"/>
+    <w:lsdException w:unhideWhenUsed="0" w:uiPriority="65" w:semiHidden="0" w:name="Medium List 1"/>
+    <w:lsdException w:unhideWhenUsed="0" w:uiPriority="66" w:semiHidden="0" w:name="Medium List 2"/>
+    <w:lsdException w:unhideWhenUsed="0" w:uiPriority="67" w:semiHidden="0" w:name="Medium Grid 1"/>
+    <w:lsdException w:unhideWhenUsed="0" w:uiPriority="68" w:semiHidden="0" w:name="Medium Grid 2"/>
+    <w:lsdException w:unhideWhenUsed="0" w:uiPriority="69" w:semiHidden="0" w:name="Medium Grid 3"/>
+    <w:lsdException w:unhideWhenUsed="0" w:uiPriority="70" w:semiHidden="0" w:name="Dark List"/>
+    <w:lsdException w:unhideWhenUsed="0" w:uiPriority="71" w:semiHidden="0" w:name="Colorful Shading"/>
+    <w:lsdException w:unhideWhenUsed="0" w:uiPriority="72" w:semiHidden="0" w:name="Colorful List"/>
+    <w:lsdException w:unhideWhenUsed="0" w:uiPriority="73" w:semiHidden="0" w:name="Colorful Grid"/>
+    <w:lsdException w:unhideWhenUsed="0" w:uiPriority="60" w:semiHidden="0" w:name="Light Shading Accent 1"/>
+    <w:lsdException w:unhideWhenUsed="0" w:uiPriority="61" w:semiHidden="0" w:name="Light List Accent 1"/>
+    <w:lsdException w:unhideWhenUsed="0" w:uiPriority="62" w:semiHidden="0" w:name="Light Grid Accent 1"/>
+    <w:lsdException w:unhideWhenUsed="0" w:uiPriority="63" w:semiHidden="0" w:name="Medium Shading 1 Accent 1"/>
+    <w:lsdException w:unhideWhenUsed="0" w:uiPriority="64" w:semiHidden="0" w:name="Medium Shading 2 Accent 1"/>
+    <w:lsdException w:unhideWhenUsed="0" w:uiPriority="65" w:semiHidden="0" w:name="Medium List 1 Accent 1"/>
+    <w:lsdException w:qFormat="1" w:unhideWhenUsed="0" w:uiPriority="1" w:semiHidden="0" w:name="List Paragraph"/>
+    <w:lsdException w:unhideWhenUsed="0" w:uiPriority="66" w:semiHidden="0" w:name="Medium List 2 Accent 1"/>
+    <w:lsdException w:unhideWhenUsed="0" w:uiPriority="67" w:semiHidden="0" w:name="Medium Grid 1 Accent 1"/>
+    <w:lsdException w:unhideWhenUsed="0" w:uiPriority="68" w:semiHidden="0" w:name="Medium Grid 2 Accent 1"/>
+    <w:lsdException w:unhideWhenUsed="0" w:uiPriority="69" w:semiHidden="0" w:name="Medium Grid 3 Accent 1"/>
+    <w:lsdException w:unhideWhenUsed="0" w:uiPriority="70" w:semiHidden="0" w:name="Dark List Accent 1"/>
+    <w:lsdException w:unhideWhenUsed="0" w:uiPriority="71" w:semiHidden="0" w:name="Colorful Shading Accent 1"/>
+    <w:lsdException w:unhideWhenUsed="0" w:uiPriority="72" w:semiHidden="0" w:name="Colorful List Accent 1"/>
+    <w:lsdException w:unhideWhenUsed="0" w:uiPriority="73" w:semiHidden="0" w:name="Colorful Grid Accent 1"/>
+    <w:lsdException w:unhideWhenUsed="0" w:uiPriority="60" w:semiHidden="0" w:name="Light Shading Accent 2"/>
+    <w:lsdException w:unhideWhenUsed="0" w:uiPriority="61" w:semiHidden="0" w:name="Light List Accent 2"/>
+    <w:lsdException w:unhideWhenUsed="0" w:uiPriority="62" w:semiHidden="0" w:name="Light Grid Accent 2"/>
+    <w:lsdException w:unhideWhenUsed="0" w:uiPriority="63" w:semiHidden="0" w:name="Medium Shading 1 Accent 2"/>
+    <w:lsdException w:unhideWhenUsed="0" w:uiPriority="64" w:semiHidden="0" w:name="Medium Shading 2 Accent 2"/>
+    <w:lsdException w:unhideWhenUsed="0" w:uiPriority="65" w:semiHidden="0" w:name="Medium List 1 Accent 2"/>
+    <w:lsdException w:unhideWhenUsed="0" w:uiPriority="66" w:semiHidden="0" w:name="Medium List 2 Accent 2"/>
+    <w:lsdException w:unhideWhenUsed="0" w:uiPriority="67" w:semiHidden="0" w:name="Medium Grid 1 Accent 2"/>
+    <w:lsdException w:unhideWhenUsed="0" w:uiPriority="68" w:semiHidden="0" w:name="Medium Grid 2 Accent 2"/>
+    <w:lsdException w:unhideWhenUsed="0" w:uiPriority="69" w:semiHidden="0" w:name="Medium Grid 3 Accent 2"/>
+    <w:lsdException w:unhideWhenUsed="0" w:uiPriority="70" w:semiHidden="0" w:name="Dark List Accent 2"/>
+    <w:lsdException w:unhideWhenUsed="0" w:uiPriority="71" w:semiHidden="0" w:name="Colorful Shading Accent 2"/>
+    <w:lsdException w:unhideWhenUsed="0" w:uiPriority="72" w:semiHidden="0" w:name="Colorful List Accent 2"/>
+    <w:lsdException w:unhideWhenUsed="0" w:uiPriority="73" w:semiHidden="0" w:name="Colorful Grid Accent 2"/>
+    <w:lsdException w:unhideWhenUsed="0" w:uiPriority="60" w:semiHidden="0" w:name="Light Shading Accent 3"/>
+    <w:lsdException w:unhideWhenUsed="0" w:uiPriority="61" w:semiHidden="0" w:name="Light List Accent 3"/>
+    <w:lsdException w:unhideWhenUsed="0" w:uiPriority="62" w:semiHidden="0" w:name="Light Grid Accent 3"/>
+    <w:lsdException w:unhideWhenUsed="0" w:uiPriority="63" w:semiHidden="0" w:name="Medium Shading 1 Accent 3"/>
+    <w:lsdException w:unhideWhenUsed="0" w:uiPriority="64" w:semiHidden="0" w:name="Medium Shading 2 Accent 3"/>
+    <w:lsdException w:unhideWhenUsed="0" w:uiPriority="65" w:semiHidden="0" w:name="Medium List 1 Accent 3"/>
+    <w:lsdException w:unhideWhenUsed="0" w:uiPriority="66" w:semiHidden="0" w:name="Medium List 2 Accent 3"/>
+    <w:lsdException w:unhideWhenUsed="0" w:uiPriority="67" w:semiHidden="0" w:name="Medium Grid 1 Accent 3"/>
+    <w:lsdException w:unhideWhenUsed="0" w:uiPriority="68" w:semiHidden="0" w:name="Medium Grid 2 Accent 3"/>
+    <w:lsdException w:unhideWhenUsed="0" w:uiPriority="69" w:semiHidden="0" w:name="Medium Grid 3 Accent 3"/>
+    <w:lsdException w:unhideWhenUsed="0" w:uiPriority="70" w:semiHidden="0" w:name="Dark List Accent 3"/>
+    <w:lsdException w:unhideWhenUsed="0" w:uiPriority="71" w:semiHidden="0" w:name="Colorful Shading Accent 3"/>
+    <w:lsdException w:unhideWhenUsed="0" w:uiPriority="72" w:semiHidden="0" w:name="Colorful List Accent 3"/>
+    <w:lsdException w:unhideWhenUsed="0" w:uiPriority="73" w:semiHidden="0" w:name="Colorful Grid Accent 3"/>
+    <w:lsdException w:unhideWhenUsed="0" w:uiPriority="60" w:semiHidden="0" w:name="Light Shading Accent 4"/>
+    <w:lsdException w:unhideWhenUsed="0" w:uiPriority="61" w:semiHidden="0" w:name="Light List Accent 4"/>
+    <w:lsdException w:unhideWhenUsed="0" w:uiPriority="62" w:semiHidden="0" w:name="Light Grid Accent 4"/>
+    <w:lsdException w:unhideWhenUsed="0" w:uiPriority="63" w:semiHidden="0" w:name="Medium Shading 1 Accent 4"/>
+    <w:lsdException w:unhideWhenUsed="0" w:uiPriority="64" w:semiHidden="0" w:name="Medium Shading 2 Accent 4"/>
+    <w:lsdException w:unhideWhenUsed="0" w:uiPriority="65" w:semiHidden="0" w:name="Medium List 1 Accent 4"/>
+    <w:lsdException w:unhideWhenUsed="0" w:uiPriority="66" w:semiHidden="0" w:name="Medium List 2 Accent 4"/>
+    <w:lsdException w:unhideWhenUsed="0" w:uiPriority="67" w:semiHidden="0" w:name="Medium Grid 1 Accent 4"/>
+    <w:lsdException w:unhideWhenUsed="0" w:uiPriority="68" w:semiHidden="0" w:name="Medium Grid 2 Accent 4"/>
+    <w:lsdException w:unhideWhenUsed="0" w:uiPriority="69" w:semiHidden="0" w:name="Medium Grid 3 Accent 4"/>
+    <w:lsdException w:unhideWhenUsed="0" w:uiPriority="70" w:semiHidden="0" w:name="Dark List Accent 4"/>
+    <w:lsdException w:unhideWhenUsed="0" w:uiPriority="71" w:semiHidden="0" w:name="Colorful Shading Accent 4"/>
+    <w:lsdException w:unhideWhenUsed="0" w:uiPriority="72" w:semiHidden="0" w:name="Colorful List Accent 4"/>
+    <w:lsdException w:unhideWhenUsed="0" w:uiPriority="73" w:semiHidden="0" w:name="Colorful Grid Accent 4"/>
+    <w:lsdException w:unhideWhenUsed="0" w:uiPriority="60" w:semiHidden="0" w:name="Light Shading Accent 5"/>
+    <w:lsdException w:unhideWhenUsed="0" w:uiPriority="61" w:semiHidden="0" w:name="Light List Accent 5"/>
+    <w:lsdException w:unhideWhenUsed="0" w:uiPriority="62" w:semiHidden="0" w:name="Light Grid Accent 5"/>
+    <w:lsdException w:unhideWhenUsed="0" w:uiPriority="63" w:semiHidden="0" w:name="Medium Shading 1 Accent 5"/>
+    <w:lsdException w:unhideWhenUsed="0" w:uiPriority="64" w:semiHidden="0" w:name="Medium Shading 2 Accent 5"/>
+    <w:lsdException w:unhideWhenUsed="0" w:uiPriority="65" w:semiHidden="0" w:name="Medium List 1 Accent 5"/>
+    <w:lsdException w:unhideWhenUsed="0" w:uiPriority="66" w:semiHidden="0" w:name="Medium List 2 Accent 5"/>
+    <w:lsdException w:unhideWhenUsed="0" w:uiPriority="67" w:semiHidden="0" w:name="Medium Grid 1 Accent 5"/>
+    <w:lsdException w:unhideWhenUsed="0" w:uiPriority="68" w:semiHidden="0" w:name="Medium Grid 2 Accent 5"/>
+    <w:lsdException w:unhideWhenUsed="0" w:uiPriority="69" w:semiHidden="0" w:name="Medium Grid 3 Accent 5"/>
+    <w:lsdException w:unhideWhenUsed="0" w:uiPriority="70" w:semiHidden="0" w:name="Dark List Accent 5"/>
+    <w:lsdException w:unhideWhenUsed="0" w:uiPriority="71" w:semiHidden="0" w:name="Colorful Shading Accent 5"/>
+    <w:lsdException w:unhideWhenUsed="0" w:uiPriority="72" w:semiHidden="0" w:name="Colorful List Accent 5"/>
+    <w:lsdException w:unhideWhenUsed="0" w:uiPriority="73" w:semiHidden="0" w:name="Colorful Grid Accent 5"/>
+    <w:lsdException w:unhideWhenUsed="0" w:uiPriority="60" w:semiHidden="0" w:name="Light Shading Accent 6"/>
+    <w:lsdException w:unhideWhenUsed="0" w:uiPriority="61" w:semiHidden="0" w:name="Light List Accent 6"/>
+    <w:lsdException w:unhideWhenUsed="0" w:uiPriority="62" w:semiHidden="0" w:name="Light Grid Accent 6"/>
+    <w:lsdException w:unhideWhenUsed="0" w:uiPriority="63" w:semiHidden="0" w:name="Medium Shading 1 Accent 6"/>
+    <w:lsdException w:unhideWhenUsed="0" w:uiPriority="64" w:semiHidden="0" w:name="Medium Shading 2 Accent 6"/>
+    <w:lsdException w:unhideWhenUsed="0" w:uiPriority="65" w:semiHidden="0" w:name="Medium List 1 Accent 6"/>
+    <w:lsdException w:unhideWhenUsed="0" w:uiPriority="66" w:semiHidden="0" w:name="Medium List 2 Accent 6"/>
+    <w:lsdException w:unhideWhenUsed="0" w:uiPriority="67" w:semiHidden="0" w:name="Medium Grid 1 Accent 6"/>
+    <w:lsdException w:unhideWhenUsed="0" w:uiPriority="68" w:semiHidden="0" w:name="Medium Grid 2 Accent 6"/>
+    <w:lsdException w:unhideWhenUsed="0" w:uiPriority="69" w:semiHidden="0" w:name="Medium Grid 3 Accent 6"/>
+    <w:lsdException w:unhideWhenUsed="0" w:uiPriority="70" w:semiHidden="0" w:name="Dark List Accent 6"/>
+    <w:lsdException w:unhideWhenUsed="0" w:uiPriority="71" w:semiHidden="0" w:name="Colorful Shading Accent 6"/>
+    <w:lsdException w:unhideWhenUsed="0" w:uiPriority="72" w:semiHidden="0" w:name="Colorful List Accent 6"/>
+    <w:lsdException w:unhideWhenUsed="0" w:uiPriority="73" w:semiHidden="0" w:name="Colorful Grid Accent 6"/>
   </w:latentStyles>
-  <w:style w:type="paragraph" w:default="1" w:styleId="a">
+  <w:style w:type="paragraph" w:default="1" w:styleId="1">
     <w:name w:val="Normal"/>
     <w:qFormat/>
-    <w:rsid w:val="00122D47"/>
+    <w:uiPriority w:val="0"/>
     <w:pPr>
       <w:kinsoku w:val="0"/>
       <w:autoSpaceDE w:val="0"/>
@@ -5578,24 +5560,25 @@
       <w:textAlignment w:val="baseline"/>
     </w:pPr>
     <w:rPr>
-      <w:rFonts w:ascii="Arial" w:eastAsia="宋体" w:hAnsi="Arial" w:cs="Arial"/>
+      <w:rFonts w:ascii="Arial" w:hAnsi="Arial" w:eastAsia="宋体" w:cs="Arial"/>
       <w:snapToGrid w:val="0"/>
       <w:color w:val="000000"/>
       <w:sz w:val="21"/>
       <w:szCs w:val="21"/>
-      <w:lang w:eastAsia="en-US"/>
+      <w:lang w:val="en-US" w:eastAsia="en-US" w:bidi="ar-SA"/>
     </w:rPr>
   </w:style>
-  <w:style w:type="paragraph" w:styleId="1">
+  <w:style w:type="paragraph" w:styleId="2">
     <w:name w:val="heading 1"/>
-    <w:basedOn w:val="a"/>
-    <w:next w:val="a"/>
+    <w:basedOn w:val="1"/>
+    <w:next w:val="1"/>
     <w:qFormat/>
-    <w:rsid w:val="00122D47"/>
+    <w:uiPriority w:val="0"/>
     <w:pPr>
       <w:keepNext/>
       <w:keepLines/>
       <w:numPr>
+        <w:ilvl w:val="0"/>
         <w:numId w:val="1"/>
       </w:numPr>
       <w:spacing w:line="576" w:lineRule="auto"/>
@@ -5607,13 +5590,13 @@
       <w:sz w:val="44"/>
     </w:rPr>
   </w:style>
-  <w:style w:type="paragraph" w:styleId="2">
+  <w:style w:type="paragraph" w:styleId="3">
     <w:name w:val="heading 2"/>
-    <w:basedOn w:val="a"/>
-    <w:next w:val="a"/>
+    <w:basedOn w:val="1"/>
+    <w:next w:val="1"/>
     <w:unhideWhenUsed/>
     <w:qFormat/>
-    <w:rsid w:val="00122D47"/>
+    <w:uiPriority w:val="0"/>
     <w:pPr>
       <w:keepNext/>
       <w:keepLines/>
@@ -5630,14 +5613,14 @@
       <w:sz w:val="32"/>
     </w:rPr>
   </w:style>
-  <w:style w:type="paragraph" w:styleId="3">
+  <w:style w:type="paragraph" w:styleId="4">
     <w:name w:val="heading 3"/>
-    <w:basedOn w:val="a"/>
-    <w:next w:val="a"/>
+    <w:basedOn w:val="1"/>
+    <w:next w:val="1"/>
     <w:semiHidden/>
     <w:unhideWhenUsed/>
     <w:qFormat/>
-    <w:rsid w:val="00122D47"/>
+    <w:uiPriority w:val="0"/>
     <w:pPr>
       <w:keepNext/>
       <w:keepLines/>
@@ -5653,13 +5636,13 @@
       <w:sz w:val="32"/>
     </w:rPr>
   </w:style>
-  <w:style w:type="paragraph" w:styleId="4">
+  <w:style w:type="paragraph" w:styleId="5">
     <w:name w:val="heading 4"/>
-    <w:basedOn w:val="a"/>
-    <w:next w:val="a"/>
+    <w:basedOn w:val="1"/>
+    <w:next w:val="1"/>
     <w:unhideWhenUsed/>
     <w:qFormat/>
-    <w:rsid w:val="00122D47"/>
+    <w:uiPriority w:val="0"/>
     <w:pPr>
       <w:keepNext/>
       <w:keepLines/>
@@ -5676,14 +5659,14 @@
       <w:sz w:val="28"/>
     </w:rPr>
   </w:style>
-  <w:style w:type="paragraph" w:styleId="5">
+  <w:style w:type="paragraph" w:styleId="6">
     <w:name w:val="heading 5"/>
-    <w:basedOn w:val="a"/>
-    <w:next w:val="a"/>
+    <w:basedOn w:val="1"/>
+    <w:next w:val="1"/>
     <w:semiHidden/>
     <w:unhideWhenUsed/>
     <w:qFormat/>
-    <w:rsid w:val="00122D47"/>
+    <w:uiPriority w:val="0"/>
     <w:pPr>
       <w:keepNext/>
       <w:keepLines/>
@@ -5699,14 +5682,14 @@
       <w:sz w:val="28"/>
     </w:rPr>
   </w:style>
-  <w:style w:type="paragraph" w:styleId="6">
+  <w:style w:type="paragraph" w:styleId="7">
     <w:name w:val="heading 6"/>
-    <w:basedOn w:val="a"/>
-    <w:next w:val="a"/>
+    <w:basedOn w:val="1"/>
+    <w:next w:val="1"/>
     <w:semiHidden/>
     <w:unhideWhenUsed/>
     <w:qFormat/>
-    <w:rsid w:val="00122D47"/>
+    <w:uiPriority w:val="0"/>
     <w:pPr>
       <w:keepNext/>
       <w:keepLines/>
@@ -5723,14 +5706,14 @@
       <w:sz w:val="24"/>
     </w:rPr>
   </w:style>
-  <w:style w:type="paragraph" w:styleId="7">
+  <w:style w:type="paragraph" w:styleId="8">
     <w:name w:val="heading 7"/>
-    <w:basedOn w:val="a"/>
-    <w:next w:val="a"/>
+    <w:basedOn w:val="1"/>
+    <w:next w:val="1"/>
     <w:semiHidden/>
     <w:unhideWhenUsed/>
     <w:qFormat/>
-    <w:rsid w:val="00122D47"/>
+    <w:uiPriority w:val="0"/>
     <w:pPr>
       <w:keepNext/>
       <w:keepLines/>
@@ -5746,14 +5729,14 @@
       <w:sz w:val="24"/>
     </w:rPr>
   </w:style>
-  <w:style w:type="paragraph" w:styleId="8">
+  <w:style w:type="paragraph" w:styleId="9">
     <w:name w:val="heading 8"/>
-    <w:basedOn w:val="a"/>
-    <w:next w:val="a"/>
+    <w:basedOn w:val="1"/>
+    <w:next w:val="1"/>
     <w:semiHidden/>
     <w:unhideWhenUsed/>
     <w:qFormat/>
-    <w:rsid w:val="00122D47"/>
+    <w:uiPriority w:val="0"/>
     <w:pPr>
       <w:keepNext/>
       <w:keepLines/>
@@ -5769,14 +5752,14 @@
       <w:sz w:val="24"/>
     </w:rPr>
   </w:style>
-  <w:style w:type="paragraph" w:styleId="9">
+  <w:style w:type="paragraph" w:styleId="10">
     <w:name w:val="heading 9"/>
-    <w:basedOn w:val="a"/>
-    <w:next w:val="a"/>
+    <w:basedOn w:val="1"/>
+    <w:next w:val="1"/>
     <w:semiHidden/>
     <w:unhideWhenUsed/>
     <w:qFormat/>
-    <w:rsid w:val="00122D47"/>
+    <w:uiPriority w:val="0"/>
     <w:pPr>
       <w:keepNext/>
       <w:keepLines/>
@@ -5791,20 +5774,20 @@
       <w:rFonts w:eastAsia="黑体"/>
     </w:rPr>
   </w:style>
-  <w:style w:type="character" w:default="1" w:styleId="a0">
+  <w:style w:type="character" w:default="1" w:styleId="23">
     <w:name w:val="Default Paragraph Font"/>
-    <w:uiPriority w:val="1"/>
-    <w:semiHidden/>
-    <w:unhideWhenUsed/>
-  </w:style>
-  <w:style w:type="table" w:default="1" w:styleId="a1">
-    <w:name w:val="Normal Table"/>
-    <w:uiPriority w:val="99"/>
     <w:semiHidden/>
     <w:unhideWhenUsed/>
     <w:qFormat/>
+    <w:uiPriority w:val="1"/>
+  </w:style>
+  <w:style w:type="table" w:default="1" w:styleId="21">
+    <w:name w:val="Normal Table"/>
+    <w:semiHidden/>
+    <w:unhideWhenUsed/>
+    <w:qFormat/>
+    <w:uiPriority w:val="99"/>
     <w:tblPr>
-      <w:tblInd w:w="0" w:type="dxa"/>
       <w:tblCellMar>
         <w:top w:w="0" w:type="dxa"/>
         <w:left w:w="108" w:type="dxa"/>
@@ -5813,43 +5796,53 @@
       </w:tblCellMar>
     </w:tblPr>
   </w:style>
-  <w:style w:type="numbering" w:default="1" w:styleId="a2">
-    <w:name w:val="No List"/>
-    <w:uiPriority w:val="99"/>
-    <w:semiHidden/>
-    <w:unhideWhenUsed/>
+  <w:style w:type="paragraph" w:styleId="11">
+    <w:name w:val="annotation text"/>
+    <w:basedOn w:val="1"/>
+    <w:qFormat/>
+    <w:uiPriority w:val="0"/>
   </w:style>
-  <w:style w:type="paragraph" w:styleId="a3">
-    <w:name w:val="annotation text"/>
-    <w:basedOn w:val="a"/>
-    <w:qFormat/>
-    <w:rsid w:val="00122D47"/>
-  </w:style>
-  <w:style w:type="paragraph" w:styleId="a4">
+  <w:style w:type="paragraph" w:styleId="12">
     <w:name w:val="Body Text"/>
-    <w:basedOn w:val="a"/>
+    <w:basedOn w:val="1"/>
     <w:semiHidden/>
     <w:qFormat/>
-    <w:rsid w:val="00122D47"/>
+    <w:uiPriority w:val="0"/>
     <w:rPr>
       <w:rFonts w:eastAsia="Arial"/>
     </w:rPr>
   </w:style>
-  <w:style w:type="paragraph" w:styleId="30">
+  <w:style w:type="paragraph" w:styleId="13">
     <w:name w:val="toc 3"/>
-    <w:basedOn w:val="a"/>
-    <w:next w:val="a"/>
+    <w:basedOn w:val="1"/>
+    <w:next w:val="1"/>
     <w:qFormat/>
-    <w:rsid w:val="00122D47"/>
+    <w:uiPriority w:val="0"/>
     <w:pPr>
-      <w:ind w:leftChars="400" w:left="840"/>
+      <w:ind w:left="840" w:leftChars="400"/>
     </w:pPr>
   </w:style>
-  <w:style w:type="paragraph" w:styleId="a5">
+  <w:style w:type="paragraph" w:styleId="14">
+    <w:name w:val="Balloon Text"/>
+    <w:basedOn w:val="1"/>
+    <w:link w:val="45"/>
+    <w:semiHidden/>
+    <w:unhideWhenUsed/>
+    <w:qFormat/>
+    <w:uiPriority w:val="99"/>
+    <w:pPr>
+      <w:spacing w:line="240" w:lineRule="auto"/>
+    </w:pPr>
+    <w:rPr>
+      <w:sz w:val="18"/>
+      <w:szCs w:val="18"/>
+    </w:rPr>
+  </w:style>
+  <w:style w:type="paragraph" w:styleId="15">
     <w:name w:val="footer"/>
-    <w:basedOn w:val="a"/>
+    <w:basedOn w:val="1"/>
     <w:qFormat/>
-    <w:rsid w:val="00122D47"/>
+    <w:uiPriority w:val="0"/>
     <w:pPr>
       <w:tabs>
         <w:tab w:val="center" w:pos="4153"/>
@@ -5860,17 +5853,17 @@
       <w:sz w:val="18"/>
     </w:rPr>
   </w:style>
-  <w:style w:type="paragraph" w:styleId="a6">
+  <w:style w:type="paragraph" w:styleId="16">
     <w:name w:val="header"/>
-    <w:basedOn w:val="a"/>
+    <w:basedOn w:val="1"/>
     <w:qFormat/>
-    <w:rsid w:val="00122D47"/>
+    <w:uiPriority w:val="0"/>
     <w:pPr>
       <w:pBdr>
-        <w:top w:val="nil"/>
-        <w:left w:val="nil"/>
-        <w:bottom w:val="nil"/>
-        <w:right w:val="nil"/>
+        <w:top w:val="none" w:color="auto" w:sz="0" w:space="0"/>
+        <w:left w:val="none" w:color="auto" w:sz="0" w:space="0"/>
+        <w:bottom w:val="none" w:color="auto" w:sz="0" w:space="0"/>
+        <w:right w:val="none" w:color="auto" w:sz="0" w:space="0"/>
       </w:pBdr>
       <w:tabs>
         <w:tab w:val="center" w:pos="4153"/>
@@ -5883,41 +5876,41 @@
       <w:sz w:val="18"/>
     </w:rPr>
   </w:style>
-  <w:style w:type="paragraph" w:styleId="10">
+  <w:style w:type="paragraph" w:styleId="17">
     <w:name w:val="toc 1"/>
-    <w:basedOn w:val="a"/>
-    <w:next w:val="a"/>
+    <w:basedOn w:val="1"/>
+    <w:next w:val="1"/>
     <w:qFormat/>
-    <w:rsid w:val="00122D47"/>
+    <w:uiPriority w:val="0"/>
     <w:rPr>
       <w:rFonts w:eastAsia="Microsoft JhengHei"/>
       <w:sz w:val="24"/>
     </w:rPr>
   </w:style>
-  <w:style w:type="paragraph" w:styleId="20">
+  <w:style w:type="paragraph" w:styleId="18">
     <w:name w:val="toc 2"/>
-    <w:basedOn w:val="a"/>
-    <w:next w:val="a"/>
+    <w:basedOn w:val="1"/>
+    <w:next w:val="1"/>
     <w:qFormat/>
-    <w:rsid w:val="00122D47"/>
+    <w:uiPriority w:val="0"/>
     <w:pPr>
-      <w:ind w:leftChars="200" w:left="420"/>
+      <w:ind w:left="420" w:leftChars="200"/>
     </w:pPr>
   </w:style>
-  <w:style w:type="paragraph" w:styleId="a7">
+  <w:style w:type="paragraph" w:styleId="19">
     <w:name w:val="Normal (Web)"/>
-    <w:basedOn w:val="a"/>
+    <w:basedOn w:val="1"/>
     <w:qFormat/>
-    <w:rsid w:val="00122D47"/>
+    <w:uiPriority w:val="0"/>
     <w:rPr>
       <w:sz w:val="24"/>
     </w:rPr>
   </w:style>
-  <w:style w:type="paragraph" w:styleId="a8">
+  <w:style w:type="paragraph" w:styleId="20">
     <w:name w:val="Title"/>
-    <w:basedOn w:val="a"/>
+    <w:basedOn w:val="1"/>
     <w:qFormat/>
-    <w:rsid w:val="00122D47"/>
+    <w:uiPriority w:val="0"/>
     <w:pPr>
       <w:jc w:val="center"/>
       <w:outlineLvl w:val="0"/>
@@ -5927,24 +5920,23 @@
       <w:sz w:val="32"/>
     </w:rPr>
   </w:style>
-  <w:style w:type="table" w:styleId="a9">
+  <w:style w:type="table" w:styleId="22">
     <w:name w:val="Table Grid"/>
-    <w:basedOn w:val="a1"/>
+    <w:basedOn w:val="21"/>
     <w:qFormat/>
-    <w:rsid w:val="00122D47"/>
+    <w:uiPriority w:val="0"/>
     <w:pPr>
       <w:widowControl w:val="0"/>
       <w:jc w:val="both"/>
     </w:pPr>
     <w:tblPr>
-      <w:tblInd w:w="0" w:type="dxa"/>
       <w:tblBorders>
-        <w:top w:val="single" w:sz="4" w:space="0" w:color="auto"/>
-        <w:left w:val="single" w:sz="4" w:space="0" w:color="auto"/>
-        <w:bottom w:val="single" w:sz="4" w:space="0" w:color="auto"/>
-        <w:right w:val="single" w:sz="4" w:space="0" w:color="auto"/>
-        <w:insideH w:val="single" w:sz="4" w:space="0" w:color="auto"/>
-        <w:insideV w:val="single" w:sz="4" w:space="0" w:color="auto"/>
+        <w:top w:val="single" w:color="auto" w:sz="4" w:space="0"/>
+        <w:left w:val="single" w:color="auto" w:sz="4" w:space="0"/>
+        <w:bottom w:val="single" w:color="auto" w:sz="4" w:space="0"/>
+        <w:right w:val="single" w:color="auto" w:sz="4" w:space="0"/>
+        <w:insideH w:val="single" w:color="auto" w:sz="4" w:space="0"/>
+        <w:insideV w:val="single" w:color="auto" w:sz="4" w:space="0"/>
       </w:tblBorders>
       <w:tblCellMar>
         <w:top w:w="0" w:type="dxa"/>
@@ -5954,22 +5946,21 @@
       </w:tblCellMar>
     </w:tblPr>
   </w:style>
-  <w:style w:type="character" w:styleId="aa">
+  <w:style w:type="character" w:styleId="24">
     <w:name w:val="Strong"/>
-    <w:basedOn w:val="a0"/>
+    <w:basedOn w:val="23"/>
     <w:qFormat/>
-    <w:rsid w:val="00122D47"/>
+    <w:uiPriority w:val="0"/>
     <w:rPr>
       <w:b/>
     </w:rPr>
   </w:style>
-  <w:style w:type="table" w:customStyle="1" w:styleId="TableNormal0">
+  <w:style w:type="table" w:customStyle="1" w:styleId="25">
     <w:name w:val="Table Normal_0"/>
-    <w:uiPriority w:val="2"/>
     <w:semiHidden/>
     <w:unhideWhenUsed/>
     <w:qFormat/>
-    <w:rsid w:val="00122D47"/>
+    <w:uiPriority w:val="2"/>
     <w:tblPr>
       <w:tblCellMar>
         <w:top w:w="0" w:type="dxa"/>
@@ -5979,43 +5970,41 @@
       </w:tblCellMar>
     </w:tblPr>
   </w:style>
-  <w:style w:type="paragraph" w:styleId="ab">
+  <w:style w:type="paragraph" w:styleId="26">
     <w:name w:val="List Paragraph"/>
-    <w:basedOn w:val="a"/>
+    <w:basedOn w:val="1"/>
+    <w:qFormat/>
     <w:uiPriority w:val="1"/>
-    <w:qFormat/>
-    <w:rsid w:val="00122D47"/>
     <w:pPr>
       <w:ind w:left="634" w:hanging="241"/>
     </w:pPr>
   </w:style>
-  <w:style w:type="paragraph" w:customStyle="1" w:styleId="TableParagraph">
+  <w:style w:type="paragraph" w:customStyle="1" w:styleId="27">
     <w:name w:val="Table Paragraph"/>
-    <w:basedOn w:val="a"/>
+    <w:basedOn w:val="1"/>
+    <w:qFormat/>
     <w:uiPriority w:val="1"/>
-    <w:qFormat/>
-    <w:rsid w:val="00122D47"/>
     <w:pPr>
       <w:spacing w:before="121"/>
     </w:pPr>
   </w:style>
-  <w:style w:type="paragraph" w:customStyle="1" w:styleId="TableText">
+  <w:style w:type="paragraph" w:customStyle="1" w:styleId="28">
     <w:name w:val="Table Text"/>
-    <w:basedOn w:val="a"/>
+    <w:basedOn w:val="1"/>
     <w:semiHidden/>
     <w:qFormat/>
-    <w:rsid w:val="00122D47"/>
+    <w:uiPriority w:val="0"/>
     <w:rPr>
       <w:rFonts w:ascii="宋体" w:hAnsi="宋体" w:cs="宋体"/>
     </w:rPr>
   </w:style>
-  <w:style w:type="paragraph" w:customStyle="1" w:styleId="11">
+  <w:style w:type="paragraph" w:customStyle="1" w:styleId="29">
     <w:name w:val="柴_标题1"/>
-    <w:basedOn w:val="1"/>
-    <w:next w:val="ac"/>
-    <w:link w:val="1Char"/>
+    <w:basedOn w:val="2"/>
+    <w:next w:val="30"/>
+    <w:link w:val="41"/>
     <w:qFormat/>
-    <w:rsid w:val="00122D47"/>
+    <w:uiPriority w:val="0"/>
     <w:pPr>
       <w:spacing w:before="100" w:after="90" w:line="360" w:lineRule="auto"/>
     </w:pPr>
@@ -6023,14 +6012,14 @@
       <w:sz w:val="32"/>
     </w:rPr>
   </w:style>
-  <w:style w:type="paragraph" w:customStyle="1" w:styleId="ac">
+  <w:style w:type="paragraph" w:customStyle="1" w:styleId="30">
     <w:name w:val="柴_正文"/>
-    <w:basedOn w:val="a4"/>
-    <w:link w:val="Char"/>
+    <w:basedOn w:val="12"/>
+    <w:link w:val="44"/>
     <w:qFormat/>
-    <w:rsid w:val="00122D47"/>
+    <w:uiPriority w:val="0"/>
     <w:pPr>
-      <w:ind w:firstLineChars="200" w:firstLine="470"/>
+      <w:ind w:firstLine="470" w:firstLineChars="200"/>
     </w:pPr>
     <w:rPr>
       <w:rFonts w:eastAsia="宋体"/>
@@ -6038,12 +6027,12 @@
       <w:lang w:eastAsia="zh-CN"/>
     </w:rPr>
   </w:style>
-  <w:style w:type="paragraph" w:customStyle="1" w:styleId="21">
+  <w:style w:type="paragraph" w:customStyle="1" w:styleId="31">
     <w:name w:val="柴_标题2"/>
-    <w:basedOn w:val="2"/>
-    <w:next w:val="ac"/>
+    <w:basedOn w:val="3"/>
+    <w:next w:val="30"/>
     <w:qFormat/>
-    <w:rsid w:val="00122D47"/>
+    <w:uiPriority w:val="0"/>
     <w:pPr>
       <w:spacing w:line="360" w:lineRule="auto"/>
     </w:pPr>
@@ -6052,15 +6041,15 @@
       <w:sz w:val="28"/>
     </w:rPr>
   </w:style>
-  <w:style w:type="paragraph" w:customStyle="1" w:styleId="31">
+  <w:style w:type="paragraph" w:customStyle="1" w:styleId="32">
     <w:name w:val="柴_标题3"/>
-    <w:basedOn w:val="3"/>
-    <w:next w:val="ac"/>
+    <w:basedOn w:val="4"/>
+    <w:next w:val="30"/>
     <w:qFormat/>
-    <w:rsid w:val="00122D47"/>
+    <w:uiPriority w:val="0"/>
     <w:pPr>
       <w:spacing w:line="360" w:lineRule="auto"/>
-      <w:ind w:left="0" w:firstLineChars="200" w:firstLine="472"/>
+      <w:ind w:left="0" w:firstLine="472" w:firstLineChars="200"/>
     </w:pPr>
     <w:rPr>
       <w:rFonts w:ascii="宋体" w:hAnsi="宋体" w:cs="宋体"/>
@@ -6069,12 +6058,12 @@
       <w:szCs w:val="24"/>
     </w:rPr>
   </w:style>
-  <w:style w:type="paragraph" w:customStyle="1" w:styleId="ad">
+  <w:style w:type="paragraph" w:customStyle="1" w:styleId="33">
     <w:name w:val="柴_目录"/>
-    <w:basedOn w:val="a"/>
-    <w:next w:val="a4"/>
+    <w:basedOn w:val="1"/>
+    <w:next w:val="12"/>
     <w:qFormat/>
-    <w:rsid w:val="00122D47"/>
+    <w:uiPriority w:val="0"/>
     <w:pPr>
       <w:tabs>
         <w:tab w:val="right" w:leader="dot" w:pos="8442"/>
@@ -6085,83 +6074,86 @@
       <w:sz w:val="24"/>
     </w:rPr>
   </w:style>
-  <w:style w:type="paragraph" w:customStyle="1" w:styleId="ae">
+  <w:style w:type="paragraph" w:customStyle="1" w:styleId="34">
     <w:name w:val="柴_公司名"/>
-    <w:basedOn w:val="a8"/>
+    <w:basedOn w:val="20"/>
     <w:qFormat/>
-    <w:rsid w:val="00122D47"/>
+    <w:uiPriority w:val="0"/>
     <w:pPr>
       <w:spacing w:afterLines="600"/>
     </w:pPr>
     <w:rPr>
-      <w:rFonts w:ascii="宋体" w:hAnsi="宋体" w:cs="宋体" w:hint="eastAsia"/>
+      <w:rFonts w:hint="eastAsia" w:ascii="宋体" w:hAnsi="宋体" w:cs="宋体"/>
       <w:bCs/>
       <w:spacing w:val="-6"/>
       <w:sz w:val="52"/>
       <w:szCs w:val="52"/>
     </w:rPr>
   </w:style>
-  <w:style w:type="paragraph" w:customStyle="1" w:styleId="af">
+  <w:style w:type="paragraph" w:customStyle="1" w:styleId="35">
     <w:name w:val="柴_文档名"/>
-    <w:basedOn w:val="a8"/>
+    <w:basedOn w:val="20"/>
     <w:qFormat/>
-    <w:rsid w:val="00122D47"/>
+    <w:uiPriority w:val="0"/>
     <w:pPr>
       <w:spacing w:afterLines="900"/>
     </w:pPr>
     <w:rPr>
-      <w:rFonts w:ascii="黑体" w:eastAsia="黑体" w:hAnsi="黑体" w:cs="黑体"/>
+      <w:rFonts w:ascii="黑体" w:hAnsi="黑体" w:eastAsia="黑体" w:cs="黑体"/>
       <w:bCs/>
       <w:spacing w:val="-7"/>
       <w:sz w:val="52"/>
       <w:szCs w:val="52"/>
     </w:rPr>
   </w:style>
-  <w:style w:type="paragraph" w:customStyle="1" w:styleId="WPSOffice1">
+  <w:style w:type="paragraph" w:customStyle="1" w:styleId="36">
     <w:name w:val="WPSOffice手动目录 1"/>
     <w:qFormat/>
-    <w:rsid w:val="00122D47"/>
+    <w:uiPriority w:val="0"/>
     <w:rPr>
-      <w:rFonts w:ascii="Times New Roman" w:eastAsia="宋体" w:hAnsi="Times New Roman" w:cs="Times New Roman"/>
+      <w:rFonts w:ascii="Times New Roman" w:hAnsi="Times New Roman" w:eastAsia="宋体" w:cs="Times New Roman"/>
+      <w:lang w:val="en-US" w:eastAsia="zh-CN" w:bidi="ar-SA"/>
     </w:rPr>
   </w:style>
-  <w:style w:type="paragraph" w:customStyle="1" w:styleId="WPSOffice2">
+  <w:style w:type="paragraph" w:customStyle="1" w:styleId="37">
     <w:name w:val="WPSOffice手动目录 2"/>
     <w:qFormat/>
-    <w:rsid w:val="00122D47"/>
+    <w:uiPriority w:val="0"/>
     <w:pPr>
-      <w:ind w:leftChars="200" w:left="200"/>
+      <w:ind w:left="200" w:leftChars="200"/>
     </w:pPr>
     <w:rPr>
-      <w:rFonts w:ascii="Times New Roman" w:eastAsia="宋体" w:hAnsi="Times New Roman" w:cs="Times New Roman"/>
+      <w:rFonts w:ascii="Times New Roman" w:hAnsi="Times New Roman" w:eastAsia="宋体" w:cs="Times New Roman"/>
+      <w:lang w:val="en-US" w:eastAsia="zh-CN" w:bidi="ar-SA"/>
     </w:rPr>
   </w:style>
-  <w:style w:type="paragraph" w:customStyle="1" w:styleId="WPSOffice3">
+  <w:style w:type="paragraph" w:customStyle="1" w:styleId="38">
     <w:name w:val="WPSOffice手动目录 3"/>
     <w:qFormat/>
-    <w:rsid w:val="00122D47"/>
+    <w:uiPriority w:val="0"/>
     <w:pPr>
-      <w:ind w:leftChars="400" w:left="400"/>
+      <w:ind w:left="400" w:leftChars="400"/>
     </w:pPr>
     <w:rPr>
-      <w:rFonts w:ascii="Times New Roman" w:eastAsia="宋体" w:hAnsi="Times New Roman" w:cs="Times New Roman"/>
+      <w:rFonts w:ascii="Times New Roman" w:hAnsi="Times New Roman" w:eastAsia="宋体" w:cs="Times New Roman"/>
+      <w:lang w:val="en-US" w:eastAsia="zh-CN" w:bidi="ar-SA"/>
     </w:rPr>
   </w:style>
-  <w:style w:type="paragraph" w:customStyle="1" w:styleId="Compact">
+  <w:style w:type="paragraph" w:customStyle="1" w:styleId="39">
     <w:name w:val="Compact"/>
-    <w:basedOn w:val="a4"/>
+    <w:basedOn w:val="12"/>
     <w:qFormat/>
-    <w:rsid w:val="00122D47"/>
+    <w:uiPriority w:val="0"/>
     <w:pPr>
       <w:spacing w:before="36" w:after="36"/>
     </w:pPr>
   </w:style>
-  <w:style w:type="table" w:customStyle="1" w:styleId="Table">
+  <w:style w:type="table" w:customStyle="1" w:styleId="40">
     <w:name w:val="Table"/>
     <w:semiHidden/>
     <w:unhideWhenUsed/>
     <w:qFormat/>
-    <w:rsid w:val="00122D47"/>
+    <w:uiPriority w:val="0"/>
     <w:tblPr>
       <w:tblCellMar>
         <w:top w:w="0" w:type="dxa"/>
@@ -6171,89 +6163,72 @@
       </w:tblCellMar>
     </w:tblPr>
     <w:tblStylePr w:type="firstRow">
-      <w:tblPr/>
       <w:tcPr>
         <w:tcBorders>
-          <w:bottom w:val="single" w:sz="0" w:space="0" w:color="auto"/>
+          <w:bottom w:val="single" w:color="auto" w:sz="0" w:space="0"/>
         </w:tcBorders>
         <w:vAlign w:val="bottom"/>
       </w:tcPr>
     </w:tblStylePr>
   </w:style>
-  <w:style w:type="character" w:customStyle="1" w:styleId="1Char">
+  <w:style w:type="character" w:customStyle="1" w:styleId="41">
     <w:name w:val="柴_标题1 Char"/>
-    <w:link w:val="11"/>
+    <w:link w:val="29"/>
     <w:qFormat/>
-    <w:rsid w:val="00122D47"/>
+    <w:uiPriority w:val="0"/>
     <w:rPr>
-      <w:rFonts w:ascii="Arial" w:eastAsia="宋体" w:hAnsi="Arial"/>
+      <w:rFonts w:ascii="Arial" w:hAnsi="Arial" w:eastAsia="宋体"/>
       <w:sz w:val="32"/>
     </w:rPr>
   </w:style>
-  <w:style w:type="paragraph" w:customStyle="1" w:styleId="af0">
+  <w:style w:type="paragraph" w:customStyle="1" w:styleId="42">
     <w:name w:val="柴_正文_无缩进"/>
-    <w:basedOn w:val="a"/>
+    <w:basedOn w:val="1"/>
     <w:qFormat/>
-    <w:rsid w:val="00122D47"/>
+    <w:uiPriority w:val="0"/>
     <w:rPr>
       <w:sz w:val="24"/>
       <w:lang w:eastAsia="zh-CN"/>
     </w:rPr>
   </w:style>
-  <w:style w:type="paragraph" w:customStyle="1" w:styleId="40">
+  <w:style w:type="paragraph" w:customStyle="1" w:styleId="43">
     <w:name w:val="柴_标题4"/>
-    <w:basedOn w:val="4"/>
-    <w:next w:val="a"/>
+    <w:basedOn w:val="5"/>
+    <w:next w:val="1"/>
     <w:qFormat/>
-    <w:rsid w:val="00122D47"/>
+    <w:uiPriority w:val="0"/>
     <w:pPr>
       <w:widowControl w:val="0"/>
       <w:spacing w:before="160" w:line="360" w:lineRule="auto"/>
-      <w:ind w:leftChars="300" w:left="981" w:hanging="862"/>
+      <w:ind w:left="981" w:leftChars="300" w:hanging="862"/>
     </w:pPr>
     <w:rPr>
-      <w:rFonts w:ascii="Calibri" w:eastAsia="宋体" w:hAnsi="Calibri" w:cs="宋体" w:hint="eastAsia"/>
+      <w:rFonts w:hint="eastAsia" w:ascii="Calibri" w:hAnsi="Calibri" w:eastAsia="宋体" w:cs="宋体"/>
       <w:sz w:val="24"/>
       <w:szCs w:val="24"/>
       <w:lang w:eastAsia="zh-CN" w:bidi="zh-CN"/>
     </w:rPr>
   </w:style>
-  <w:style w:type="character" w:customStyle="1" w:styleId="Char">
+  <w:style w:type="character" w:customStyle="1" w:styleId="44">
     <w:name w:val="柴_正文 Char"/>
-    <w:link w:val="ac"/>
+    <w:link w:val="30"/>
     <w:qFormat/>
-    <w:rsid w:val="00122D47"/>
+    <w:uiPriority w:val="0"/>
     <w:rPr>
-      <w:rFonts w:ascii="Arial" w:eastAsia="宋体" w:hAnsi="Arial"/>
+      <w:rFonts w:ascii="Arial" w:hAnsi="Arial" w:eastAsia="宋体"/>
       <w:sz w:val="24"/>
       <w:lang w:eastAsia="zh-CN"/>
     </w:rPr>
   </w:style>
-  <w:style w:type="paragraph" w:styleId="af1">
-    <w:name w:val="Balloon Text"/>
-    <w:basedOn w:val="a"/>
-    <w:link w:val="Char0"/>
+  <w:style w:type="character" w:customStyle="1" w:styleId="45">
+    <w:name w:val="批注框文本 Char"/>
+    <w:basedOn w:val="23"/>
+    <w:link w:val="14"/>
+    <w:semiHidden/>
+    <w:qFormat/>
     <w:uiPriority w:val="99"/>
-    <w:semiHidden/>
-    <w:unhideWhenUsed/>
-    <w:rsid w:val="00026726"/>
-    <w:pPr>
-      <w:spacing w:line="240" w:lineRule="auto"/>
-    </w:pPr>
     <w:rPr>
-      <w:sz w:val="18"/>
-      <w:szCs w:val="18"/>
-    </w:rPr>
-  </w:style>
-  <w:style w:type="character" w:customStyle="1" w:styleId="Char0">
-    <w:name w:val="批注框文本 Char"/>
-    <w:basedOn w:val="a0"/>
-    <w:link w:val="af1"/>
-    <w:uiPriority w:val="99"/>
-    <w:semiHidden/>
-    <w:rsid w:val="00026726"/>
-    <w:rPr>
-      <w:rFonts w:ascii="Arial" w:eastAsia="宋体" w:hAnsi="Arial" w:cs="Arial"/>
+      <w:rFonts w:ascii="Arial" w:hAnsi="Arial" w:eastAsia="宋体" w:cs="Arial"/>
       <w:snapToGrid w:val="0"/>
       <w:color w:val="000000"/>
       <w:sz w:val="18"/>
@@ -6543,7 +6518,6 @@
     </a:fmtScheme>
   </a:themeElements>
   <a:objectDefaults/>
-  <a:extraClrSchemeLst/>
 </a:theme>
 </file>
 
@@ -6556,7 +6530,7 @@
     <customSectPr/>
   </customSectProps>
   <customShpExts>
-    <customShpInfo spid="_x0000_s1025"/>
+    <customShpInfo spid="_x0000_s1026"/>
   </customShpExts>
 </s:customData>
 </file>
